--- a/documentation/0681407_healeyCoteMarieAndree_ex1_laravel.docx
+++ b/documentation/0681407_healeyCoteMarieAndree_ex1_laravel.docx
@@ -6,7 +6,7 @@
       <w:pPr>
         <w:jc w:val="center"/>
         <w:rPr>
-          <w:rFonts w:asciiTheme="minorHAnsi" w:hAnsiTheme="minorHAnsi" w:cstheme="minorHAnsi"/>
+          <w:rFonts w:asciiTheme="majorHAnsi" w:hAnsiTheme="majorHAnsi" w:cstheme="majorHAnsi"/>
         </w:rPr>
       </w:pPr>
     </w:p>
@@ -14,7 +14,7 @@
       <w:sdtPr>
         <w:rPr>
           <w:rStyle w:val="Style5"/>
-          <w:rFonts w:asciiTheme="minorHAnsi" w:hAnsiTheme="minorHAnsi" w:cstheme="minorHAnsi"/>
+          <w:rFonts w:asciiTheme="majorHAnsi" w:hAnsiTheme="majorHAnsi" w:cstheme="majorHAnsi"/>
         </w:rPr>
         <w:alias w:val="PRÉNOM NOM"/>
         <w:tag w:val="PRÉNOM NOM"/>
@@ -35,13 +35,13 @@
             <w:jc w:val="center"/>
             <w:rPr>
               <w:rStyle w:val="Style5"/>
-              <w:rFonts w:asciiTheme="minorHAnsi" w:hAnsiTheme="minorHAnsi" w:cstheme="minorHAnsi"/>
+              <w:rFonts w:asciiTheme="majorHAnsi" w:hAnsiTheme="majorHAnsi" w:cstheme="majorHAnsi"/>
             </w:rPr>
           </w:pPr>
           <w:r>
             <w:rPr>
               <w:rStyle w:val="Style5"/>
-              <w:rFonts w:asciiTheme="minorHAnsi" w:hAnsiTheme="minorHAnsi" w:cstheme="minorHAnsi"/>
+              <w:rFonts w:asciiTheme="majorHAnsi" w:hAnsiTheme="majorHAnsi" w:cstheme="majorHAnsi"/>
             </w:rPr>
             <w:t xml:space="preserve">Marie-andrée healey-côté </w:t>
           </w:r>
@@ -50,7 +50,7 @@
           <w:pPr>
             <w:jc w:val="center"/>
             <w:rPr>
-              <w:rFonts w:asciiTheme="minorHAnsi" w:hAnsiTheme="minorHAnsi" w:cstheme="minorHAnsi"/>
+              <w:rFonts w:asciiTheme="majorHAnsi" w:hAnsiTheme="majorHAnsi" w:cstheme="majorHAnsi"/>
               <w:caps/>
             </w:rPr>
           </w:pPr>
@@ -61,13 +61,13 @@
       <w:pPr>
         <w:jc w:val="center"/>
         <w:rPr>
-          <w:rFonts w:asciiTheme="minorHAnsi" w:hAnsiTheme="minorHAnsi" w:cstheme="minorHAnsi"/>
+          <w:rFonts w:asciiTheme="majorHAnsi" w:hAnsiTheme="majorHAnsi" w:cstheme="majorHAnsi"/>
         </w:rPr>
       </w:pPr>
       <w:sdt>
         <w:sdtPr>
           <w:rPr>
-            <w:rFonts w:asciiTheme="minorHAnsi" w:hAnsiTheme="minorHAnsi" w:cstheme="minorHAnsi"/>
+            <w:rFonts w:asciiTheme="majorHAnsi" w:hAnsiTheme="majorHAnsi" w:cstheme="majorHAnsi"/>
           </w:rPr>
           <w:alias w:val="Titre du cours"/>
           <w:tag w:val="Titre du cours"/>
@@ -79,7 +79,7 @@
         <w:sdtContent>
           <w:r>
             <w:rPr>
-              <w:rFonts w:asciiTheme="minorHAnsi" w:hAnsiTheme="minorHAnsi" w:cstheme="minorHAnsi"/>
+              <w:rFonts w:asciiTheme="majorHAnsi" w:hAnsiTheme="majorHAnsi" w:cstheme="majorHAnsi"/>
             </w:rPr>
             <w:t>Cadriciel Web</w:t>
           </w:r>
@@ -90,19 +90,19 @@
       <w:pPr>
         <w:jc w:val="center"/>
         <w:rPr>
-          <w:rFonts w:asciiTheme="minorHAnsi" w:hAnsiTheme="minorHAnsi" w:cstheme="minorHAnsi"/>
-        </w:rPr>
-      </w:pPr>
-      <w:r>
-        <w:rPr>
-          <w:rFonts w:asciiTheme="minorHAnsi" w:hAnsiTheme="minorHAnsi" w:cstheme="minorHAnsi"/>
+          <w:rFonts w:asciiTheme="majorHAnsi" w:hAnsiTheme="majorHAnsi" w:cstheme="majorHAnsi"/>
+        </w:rPr>
+      </w:pPr>
+      <w:r>
+        <w:rPr>
+          <w:rFonts w:asciiTheme="majorHAnsi" w:hAnsiTheme="majorHAnsi" w:cstheme="majorHAnsi"/>
         </w:rPr>
         <w:t>582-41B-MA gr.</w:t>
       </w:r>
       <w:sdt>
         <w:sdtPr>
           <w:rPr>
-            <w:rFonts w:asciiTheme="minorHAnsi" w:hAnsiTheme="minorHAnsi" w:cstheme="minorHAnsi"/>
+            <w:rFonts w:asciiTheme="majorHAnsi" w:hAnsiTheme="majorHAnsi" w:cstheme="majorHAnsi"/>
           </w:rPr>
           <w:alias w:val="no du groupe"/>
           <w:tag w:val="no du groupe"/>
@@ -114,7 +114,7 @@
         <w:sdtContent>
           <w:r>
             <w:rPr>
-              <w:rFonts w:asciiTheme="minorHAnsi" w:hAnsiTheme="minorHAnsi" w:cstheme="minorHAnsi"/>
+              <w:rFonts w:asciiTheme="majorHAnsi" w:hAnsiTheme="majorHAnsi" w:cstheme="majorHAnsi"/>
             </w:rPr>
             <w:t>24610</w:t>
           </w:r>
@@ -125,7 +125,7 @@
       <w:pPr>
         <w:jc w:val="center"/>
         <w:rPr>
-          <w:rFonts w:asciiTheme="minorHAnsi" w:hAnsiTheme="minorHAnsi" w:cstheme="minorHAnsi"/>
+          <w:rFonts w:asciiTheme="majorHAnsi" w:hAnsiTheme="majorHAnsi" w:cstheme="majorHAnsi"/>
         </w:rPr>
       </w:pPr>
     </w:p>
@@ -133,7 +133,7 @@
       <w:pPr>
         <w:jc w:val="center"/>
         <w:rPr>
-          <w:rFonts w:asciiTheme="minorHAnsi" w:hAnsiTheme="minorHAnsi" w:cstheme="minorHAnsi"/>
+          <w:rFonts w:asciiTheme="majorHAnsi" w:hAnsiTheme="majorHAnsi" w:cstheme="majorHAnsi"/>
         </w:rPr>
       </w:pPr>
     </w:p>
@@ -141,7 +141,7 @@
       <w:pPr>
         <w:jc w:val="center"/>
         <w:rPr>
-          <w:rFonts w:asciiTheme="minorHAnsi" w:hAnsiTheme="minorHAnsi" w:cstheme="minorHAnsi"/>
+          <w:rFonts w:asciiTheme="majorHAnsi" w:hAnsiTheme="majorHAnsi" w:cstheme="majorHAnsi"/>
         </w:rPr>
       </w:pPr>
     </w:p>
@@ -149,7 +149,7 @@
       <w:pPr>
         <w:jc w:val="center"/>
         <w:rPr>
-          <w:rFonts w:asciiTheme="minorHAnsi" w:hAnsiTheme="minorHAnsi" w:cstheme="minorHAnsi"/>
+          <w:rFonts w:asciiTheme="majorHAnsi" w:hAnsiTheme="majorHAnsi" w:cstheme="majorHAnsi"/>
         </w:rPr>
       </w:pPr>
     </w:p>
@@ -157,7 +157,7 @@
       <w:pPr>
         <w:jc w:val="center"/>
         <w:rPr>
-          <w:rFonts w:asciiTheme="minorHAnsi" w:hAnsiTheme="minorHAnsi" w:cstheme="minorHAnsi"/>
+          <w:rFonts w:asciiTheme="majorHAnsi" w:hAnsiTheme="majorHAnsi" w:cstheme="majorHAnsi"/>
         </w:rPr>
       </w:pPr>
     </w:p>
@@ -165,7 +165,7 @@
       <w:pPr>
         <w:jc w:val="center"/>
         <w:rPr>
-          <w:rFonts w:asciiTheme="minorHAnsi" w:hAnsiTheme="minorHAnsi" w:cstheme="minorHAnsi"/>
+          <w:rFonts w:asciiTheme="majorHAnsi" w:hAnsiTheme="majorHAnsi" w:cstheme="majorHAnsi"/>
           <w:b/>
         </w:rPr>
       </w:pPr>
@@ -173,7 +173,7 @@
         <w:sdtPr>
           <w:rPr>
             <w:rStyle w:val="Style2"/>
-            <w:rFonts w:asciiTheme="minorHAnsi" w:hAnsiTheme="minorHAnsi" w:cstheme="minorHAnsi"/>
+            <w:rFonts w:cstheme="majorHAnsi"/>
           </w:rPr>
           <w:alias w:val="TITRE"/>
           <w:tag w:val="TITRE"/>
@@ -193,7 +193,7 @@
           <w:r>
             <w:rPr>
               <w:rStyle w:val="Style2"/>
-              <w:rFonts w:asciiTheme="minorHAnsi" w:hAnsiTheme="minorHAnsi" w:cstheme="minorHAnsi"/>
+              <w:rFonts w:cstheme="majorHAnsi"/>
             </w:rPr>
             <w:t>Exercice #1: Laravel</w:t>
           </w:r>
@@ -204,7 +204,7 @@
       <w:pPr>
         <w:jc w:val="center"/>
         <w:rPr>
-          <w:rFonts w:asciiTheme="minorHAnsi" w:hAnsiTheme="minorHAnsi" w:cstheme="minorHAnsi"/>
+          <w:rFonts w:asciiTheme="majorHAnsi" w:hAnsiTheme="majorHAnsi" w:cstheme="majorHAnsi"/>
           <w:b/>
         </w:rPr>
       </w:pPr>
@@ -213,7 +213,7 @@
       <w:pPr>
         <w:jc w:val="center"/>
         <w:rPr>
-          <w:rFonts w:asciiTheme="minorHAnsi" w:hAnsiTheme="minorHAnsi" w:cstheme="minorHAnsi"/>
+          <w:rFonts w:asciiTheme="majorHAnsi" w:hAnsiTheme="majorHAnsi" w:cstheme="majorHAnsi"/>
         </w:rPr>
       </w:pPr>
     </w:p>
@@ -221,7 +221,7 @@
       <w:pPr>
         <w:jc w:val="center"/>
         <w:rPr>
-          <w:rFonts w:asciiTheme="minorHAnsi" w:hAnsiTheme="minorHAnsi" w:cstheme="minorHAnsi"/>
+          <w:rFonts w:asciiTheme="majorHAnsi" w:hAnsiTheme="majorHAnsi" w:cstheme="majorHAnsi"/>
         </w:rPr>
       </w:pPr>
     </w:p>
@@ -229,7 +229,7 @@
       <w:pPr>
         <w:jc w:val="center"/>
         <w:rPr>
-          <w:rFonts w:asciiTheme="minorHAnsi" w:hAnsiTheme="minorHAnsi" w:cstheme="minorHAnsi"/>
+          <w:rFonts w:asciiTheme="majorHAnsi" w:hAnsiTheme="majorHAnsi" w:cstheme="majorHAnsi"/>
         </w:rPr>
       </w:pPr>
     </w:p>
@@ -237,7 +237,7 @@
       <w:pPr>
         <w:jc w:val="center"/>
         <w:rPr>
-          <w:rFonts w:asciiTheme="minorHAnsi" w:hAnsiTheme="minorHAnsi" w:cstheme="minorHAnsi"/>
+          <w:rFonts w:asciiTheme="majorHAnsi" w:hAnsiTheme="majorHAnsi" w:cstheme="majorHAnsi"/>
         </w:rPr>
       </w:pPr>
     </w:p>
@@ -245,7 +245,7 @@
       <w:pPr>
         <w:jc w:val="center"/>
         <w:rPr>
-          <w:rFonts w:asciiTheme="minorHAnsi" w:hAnsiTheme="minorHAnsi" w:cstheme="minorHAnsi"/>
+          <w:rFonts w:asciiTheme="majorHAnsi" w:hAnsiTheme="majorHAnsi" w:cstheme="majorHAnsi"/>
         </w:rPr>
       </w:pPr>
     </w:p>
@@ -253,12 +253,12 @@
       <w:pPr>
         <w:jc w:val="center"/>
         <w:rPr>
-          <w:rFonts w:asciiTheme="minorHAnsi" w:hAnsiTheme="minorHAnsi" w:cstheme="minorHAnsi"/>
-        </w:rPr>
-      </w:pPr>
-      <w:r>
-        <w:rPr>
-          <w:rFonts w:asciiTheme="minorHAnsi" w:hAnsiTheme="minorHAnsi" w:cstheme="minorHAnsi"/>
+          <w:rFonts w:asciiTheme="majorHAnsi" w:hAnsiTheme="majorHAnsi" w:cstheme="majorHAnsi"/>
+        </w:rPr>
+      </w:pPr>
+      <w:r>
+        <w:rPr>
+          <w:rFonts w:asciiTheme="majorHAnsi" w:hAnsiTheme="majorHAnsi" w:cstheme="majorHAnsi"/>
         </w:rPr>
         <w:t>Travail présenté à</w:t>
       </w:r>
@@ -267,13 +267,13 @@
       <w:pPr>
         <w:jc w:val="center"/>
         <w:rPr>
-          <w:rFonts w:asciiTheme="minorHAnsi" w:hAnsiTheme="minorHAnsi" w:cstheme="minorHAnsi"/>
+          <w:rFonts w:asciiTheme="majorHAnsi" w:hAnsiTheme="majorHAnsi" w:cstheme="majorHAnsi"/>
         </w:rPr>
       </w:pPr>
       <w:sdt>
         <w:sdtPr>
           <w:rPr>
-            <w:rFonts w:asciiTheme="minorHAnsi" w:hAnsiTheme="minorHAnsi" w:cstheme="minorHAnsi"/>
+            <w:rFonts w:asciiTheme="majorHAnsi" w:hAnsiTheme="majorHAnsi" w:cstheme="majorHAnsi"/>
           </w:rPr>
           <w:alias w:val="Mme M."/>
           <w:tag w:val="Mme M."/>
@@ -290,7 +290,7 @@
         <w:sdtContent>
           <w:r>
             <w:rPr>
-              <w:rFonts w:asciiTheme="minorHAnsi" w:hAnsiTheme="minorHAnsi" w:cstheme="minorHAnsi"/>
+              <w:rFonts w:asciiTheme="majorHAnsi" w:hAnsiTheme="majorHAnsi" w:cstheme="majorHAnsi"/>
             </w:rPr>
             <w:t>M.</w:t>
           </w:r>
@@ -298,14 +298,14 @@
       </w:sdt>
       <w:r>
         <w:rPr>
-          <w:rFonts w:asciiTheme="minorHAnsi" w:hAnsiTheme="minorHAnsi" w:cstheme="minorHAnsi"/>
+          <w:rFonts w:asciiTheme="majorHAnsi" w:hAnsiTheme="majorHAnsi" w:cstheme="majorHAnsi"/>
         </w:rPr>
         <w:t xml:space="preserve"> </w:t>
       </w:r>
       <w:sdt>
         <w:sdtPr>
           <w:rPr>
-            <w:rFonts w:asciiTheme="minorHAnsi" w:hAnsiTheme="minorHAnsi" w:cstheme="minorHAnsi"/>
+            <w:rFonts w:asciiTheme="majorHAnsi" w:hAnsiTheme="majorHAnsi" w:cstheme="majorHAnsi"/>
           </w:rPr>
           <w:alias w:val="Nom de l'enseignant"/>
           <w:tag w:val="Nom de l'enseignant"/>
@@ -317,7 +317,7 @@
         <w:sdtContent>
           <w:r>
             <w:rPr>
-              <w:rFonts w:asciiTheme="minorHAnsi" w:hAnsiTheme="minorHAnsi" w:cstheme="minorHAnsi"/>
+              <w:rFonts w:asciiTheme="majorHAnsi" w:hAnsiTheme="majorHAnsi" w:cstheme="majorHAnsi"/>
             </w:rPr>
             <w:t>Marcos Sanches</w:t>
           </w:r>
@@ -328,14 +328,14 @@
       <w:pPr>
         <w:jc w:val="center"/>
         <w:rPr>
-          <w:rFonts w:asciiTheme="minorHAnsi" w:hAnsiTheme="minorHAnsi" w:cstheme="minorHAnsi"/>
-        </w:rPr>
-      </w:pPr>
-    </w:p>
-    <w:p>
-      <w:pPr>
-        <w:rPr>
-          <w:rFonts w:asciiTheme="minorHAnsi" w:hAnsiTheme="minorHAnsi" w:cstheme="minorHAnsi"/>
+          <w:rFonts w:asciiTheme="majorHAnsi" w:hAnsiTheme="majorHAnsi" w:cstheme="majorHAnsi"/>
+        </w:rPr>
+      </w:pPr>
+    </w:p>
+    <w:p>
+      <w:pPr>
+        <w:rPr>
+          <w:rFonts w:asciiTheme="majorHAnsi" w:hAnsiTheme="majorHAnsi" w:cstheme="majorHAnsi"/>
         </w:rPr>
       </w:pPr>
     </w:p>
@@ -343,7 +343,7 @@
       <w:pPr>
         <w:jc w:val="center"/>
         <w:rPr>
-          <w:rFonts w:asciiTheme="minorHAnsi" w:hAnsiTheme="minorHAnsi" w:cstheme="minorHAnsi"/>
+          <w:rFonts w:asciiTheme="majorHAnsi" w:hAnsiTheme="majorHAnsi" w:cstheme="majorHAnsi"/>
         </w:rPr>
       </w:pPr>
     </w:p>
@@ -351,7 +351,7 @@
       <w:pPr>
         <w:jc w:val="center"/>
         <w:rPr>
-          <w:rFonts w:asciiTheme="minorHAnsi" w:hAnsiTheme="minorHAnsi" w:cstheme="minorHAnsi"/>
+          <w:rFonts w:asciiTheme="majorHAnsi" w:hAnsiTheme="majorHAnsi" w:cstheme="majorHAnsi"/>
         </w:rPr>
       </w:pPr>
     </w:p>
@@ -359,7 +359,7 @@
       <w:pPr>
         <w:jc w:val="center"/>
         <w:rPr>
-          <w:rFonts w:asciiTheme="minorHAnsi" w:hAnsiTheme="minorHAnsi" w:cstheme="minorHAnsi"/>
+          <w:rFonts w:asciiTheme="majorHAnsi" w:hAnsiTheme="majorHAnsi" w:cstheme="majorHAnsi"/>
         </w:rPr>
       </w:pPr>
     </w:p>
@@ -367,7 +367,7 @@
       <w:pPr>
         <w:jc w:val="center"/>
         <w:rPr>
-          <w:rFonts w:asciiTheme="minorHAnsi" w:hAnsiTheme="minorHAnsi" w:cstheme="minorHAnsi"/>
+          <w:rFonts w:asciiTheme="majorHAnsi" w:hAnsiTheme="majorHAnsi" w:cstheme="majorHAnsi"/>
         </w:rPr>
       </w:pPr>
     </w:p>
@@ -375,7 +375,7 @@
       <w:pPr>
         <w:jc w:val="center"/>
         <w:rPr>
-          <w:rFonts w:asciiTheme="minorHAnsi" w:hAnsiTheme="minorHAnsi" w:cstheme="minorHAnsi"/>
+          <w:rFonts w:asciiTheme="majorHAnsi" w:hAnsiTheme="majorHAnsi" w:cstheme="majorHAnsi"/>
         </w:rPr>
       </w:pPr>
     </w:p>
@@ -383,19 +383,19 @@
       <w:pPr>
         <w:jc w:val="center"/>
         <w:rPr>
-          <w:rFonts w:asciiTheme="minorHAnsi" w:hAnsiTheme="minorHAnsi" w:cstheme="minorHAnsi"/>
-        </w:rPr>
-      </w:pPr>
-      <w:r>
-        <w:rPr>
-          <w:rFonts w:asciiTheme="minorHAnsi" w:hAnsiTheme="minorHAnsi" w:cstheme="minorHAnsi"/>
+          <w:rFonts w:asciiTheme="majorHAnsi" w:hAnsiTheme="majorHAnsi" w:cstheme="majorHAnsi"/>
+        </w:rPr>
+      </w:pPr>
+      <w:r>
+        <w:rPr>
+          <w:rFonts w:asciiTheme="majorHAnsi" w:hAnsiTheme="majorHAnsi" w:cstheme="majorHAnsi"/>
         </w:rPr>
         <w:t xml:space="preserve">Département </w:t>
       </w:r>
       <w:sdt>
         <w:sdtPr>
           <w:rPr>
-            <w:rFonts w:asciiTheme="minorHAnsi" w:hAnsiTheme="minorHAnsi" w:cstheme="minorHAnsi"/>
+            <w:rFonts w:asciiTheme="majorHAnsi" w:hAnsiTheme="majorHAnsi" w:cstheme="majorHAnsi"/>
           </w:rPr>
           <w:alias w:val="de d'"/>
           <w:tag w:val="de d'"/>
@@ -412,7 +412,7 @@
         <w:sdtContent>
           <w:r>
             <w:rPr>
-              <w:rFonts w:asciiTheme="minorHAnsi" w:hAnsiTheme="minorHAnsi" w:cstheme="minorHAnsi"/>
+              <w:rFonts w:asciiTheme="majorHAnsi" w:hAnsiTheme="majorHAnsi" w:cstheme="majorHAnsi"/>
             </w:rPr>
             <w:t xml:space="preserve">de </w:t>
           </w:r>
@@ -421,7 +421,7 @@
       <w:sdt>
         <w:sdtPr>
           <w:rPr>
-            <w:rFonts w:asciiTheme="minorHAnsi" w:hAnsiTheme="minorHAnsi" w:cstheme="minorHAnsi"/>
+            <w:rFonts w:asciiTheme="majorHAnsi" w:hAnsiTheme="majorHAnsi" w:cstheme="majorHAnsi"/>
           </w:rPr>
           <w:alias w:val="nom du département"/>
           <w:tag w:val="nom du département"/>
@@ -433,7 +433,7 @@
         <w:sdtContent>
           <w:r>
             <w:rPr>
-              <w:rFonts w:asciiTheme="minorHAnsi" w:hAnsiTheme="minorHAnsi" w:cstheme="minorHAnsi"/>
+              <w:rFonts w:asciiTheme="majorHAnsi" w:hAnsiTheme="majorHAnsi" w:cstheme="majorHAnsi"/>
             </w:rPr>
             <w:t>Formation continue – Programme NWE.0F</w:t>
           </w:r>
@@ -444,12 +444,12 @@
       <w:pPr>
         <w:jc w:val="center"/>
         <w:rPr>
-          <w:rFonts w:asciiTheme="minorHAnsi" w:hAnsiTheme="minorHAnsi" w:cstheme="minorHAnsi"/>
-        </w:rPr>
-      </w:pPr>
-      <w:r>
-        <w:rPr>
-          <w:rFonts w:asciiTheme="minorHAnsi" w:hAnsiTheme="minorHAnsi" w:cstheme="minorHAnsi"/>
+          <w:rFonts w:asciiTheme="majorHAnsi" w:hAnsiTheme="majorHAnsi" w:cstheme="majorHAnsi"/>
+        </w:rPr>
+      </w:pPr>
+      <w:r>
+        <w:rPr>
+          <w:rFonts w:asciiTheme="majorHAnsi" w:hAnsiTheme="majorHAnsi" w:cstheme="majorHAnsi"/>
         </w:rPr>
         <w:t>Collège de Maisonneuve</w:t>
       </w:r>
@@ -458,25 +458,27 @@
       <w:pPr>
         <w:jc w:val="center"/>
         <w:rPr>
-          <w:rFonts w:asciiTheme="minorHAnsi" w:hAnsiTheme="minorHAnsi" w:cstheme="minorHAnsi"/>
+          <w:rFonts w:asciiTheme="majorHAnsi" w:hAnsiTheme="majorHAnsi" w:cstheme="majorHAnsi"/>
         </w:rPr>
         <w:sectPr>
+          <w:footerReference w:type="default" r:id="rId8"/>
           <w:pgSz w:w="12240" w:h="15840"/>
           <w:pgMar w:top="1440" w:right="1800" w:bottom="1440" w:left="1800" w:header="708" w:footer="708" w:gutter="0"/>
           <w:cols w:space="708"/>
+          <w:titlePg/>
           <w:docGrid w:linePitch="360"/>
         </w:sectPr>
       </w:pPr>
       <w:r>
         <w:rPr>
-          <w:rFonts w:asciiTheme="minorHAnsi" w:hAnsiTheme="minorHAnsi" w:cstheme="minorHAnsi"/>
+          <w:rFonts w:asciiTheme="majorHAnsi" w:hAnsiTheme="majorHAnsi" w:cstheme="majorHAnsi"/>
         </w:rPr>
         <w:t xml:space="preserve">Le </w:t>
       </w:r>
       <w:sdt>
         <w:sdtPr>
           <w:rPr>
-            <w:rFonts w:asciiTheme="minorHAnsi" w:hAnsiTheme="minorHAnsi" w:cstheme="minorHAnsi"/>
+            <w:rFonts w:asciiTheme="majorHAnsi" w:hAnsiTheme="majorHAnsi" w:cstheme="majorHAnsi"/>
           </w:rPr>
           <w:alias w:val="Date de la remise"/>
           <w:tag w:val="Date de la remise"/>
@@ -494,105 +496,1004 @@
         <w:sdtContent>
           <w:r>
             <w:rPr>
-              <w:rFonts w:asciiTheme="minorHAnsi" w:hAnsiTheme="minorHAnsi" w:cstheme="minorHAnsi"/>
+              <w:rFonts w:asciiTheme="majorHAnsi" w:hAnsiTheme="majorHAnsi" w:cstheme="majorHAnsi"/>
             </w:rPr>
             <w:t>27 janvier 2026</w:t>
           </w:r>
         </w:sdtContent>
       </w:sdt>
     </w:p>
-    <w:p>
-      <w:pPr>
-        <w:rPr>
-          <w:rFonts w:asciiTheme="minorHAnsi" w:hAnsiTheme="minorHAnsi" w:cstheme="minorHAnsi"/>
+    <w:sdt>
+      <w:sdtPr>
+        <w:rPr>
+          <w:rFonts w:cstheme="majorHAnsi"/>
+          <w:lang w:val="fr-FR"/>
+        </w:rPr>
+        <w:id w:val="338440019"/>
+        <w:docPartObj>
+          <w:docPartGallery w:val="Table of Contents"/>
+          <w:docPartUnique/>
+        </w:docPartObj>
+      </w:sdtPr>
+      <w:sdtEndPr>
+        <w:rPr>
+          <w:rFonts w:eastAsia="Times New Roman"/>
           <w:b/>
           <w:bCs/>
-        </w:rPr>
-      </w:pPr>
-      <w:r>
-        <w:rPr>
-          <w:rFonts w:asciiTheme="minorHAnsi" w:hAnsiTheme="minorHAnsi" w:cstheme="minorHAnsi"/>
-          <w:b/>
-          <w:bCs/>
+          <w:color w:val="auto"/>
+          <w:sz w:val="24"/>
+          <w:szCs w:val="24"/>
+        </w:rPr>
+      </w:sdtEndPr>
+      <w:sdtContent>
+        <w:p>
+          <w:pPr>
+            <w:pStyle w:val="En-ttedetabledesmatires"/>
+            <w:rPr>
+              <w:rFonts w:cstheme="majorHAnsi"/>
+            </w:rPr>
+          </w:pPr>
+          <w:r>
+            <w:rPr>
+              <w:rFonts w:cstheme="majorHAnsi"/>
+              <w:lang w:val="fr-FR"/>
+            </w:rPr>
+            <w:t>Table des matières</w:t>
+          </w:r>
+        </w:p>
+        <w:p>
+          <w:pPr>
+            <w:pStyle w:val="TM1"/>
+            <w:tabs>
+              <w:tab w:val="right" w:leader="dot" w:pos="9396"/>
+            </w:tabs>
+            <w:rPr>
+              <w:rFonts w:asciiTheme="majorHAnsi" w:eastAsiaTheme="minorEastAsia" w:hAnsiTheme="majorHAnsi" w:cstheme="majorHAnsi"/>
+              <w:noProof/>
+              <w:kern w:val="2"/>
+              <w14:ligatures w14:val="standardContextual"/>
+            </w:rPr>
+          </w:pPr>
+          <w:r>
+            <w:rPr>
+              <w:rFonts w:asciiTheme="majorHAnsi" w:hAnsiTheme="majorHAnsi" w:cstheme="majorHAnsi"/>
+            </w:rPr>
+            <w:fldChar w:fldCharType="begin"/>
+          </w:r>
+          <w:r>
+            <w:rPr>
+              <w:rFonts w:asciiTheme="majorHAnsi" w:hAnsiTheme="majorHAnsi" w:cstheme="majorHAnsi"/>
+            </w:rPr>
+            <w:instrText xml:space="preserve"> TOC \o "1-3" \h \z \u </w:instrText>
+          </w:r>
+          <w:r>
+            <w:rPr>
+              <w:rFonts w:asciiTheme="majorHAnsi" w:hAnsiTheme="majorHAnsi" w:cstheme="majorHAnsi"/>
+            </w:rPr>
+            <w:fldChar w:fldCharType="separate"/>
+          </w:r>
+          <w:hyperlink w:anchor="_Toc220444410" w:history="1">
+            <w:r>
+              <w:rPr>
+                <w:rStyle w:val="Lienhypertexte"/>
+                <w:rFonts w:asciiTheme="majorHAnsi" w:hAnsiTheme="majorHAnsi" w:cstheme="majorHAnsi"/>
+                <w:noProof/>
+              </w:rPr>
+              <w:t>Création du projet Laravel</w:t>
+            </w:r>
+            <w:r>
+              <w:rPr>
+                <w:rFonts w:asciiTheme="majorHAnsi" w:hAnsiTheme="majorHAnsi" w:cstheme="majorHAnsi"/>
+                <w:noProof/>
+                <w:webHidden/>
+              </w:rPr>
+              <w:tab/>
+            </w:r>
+            <w:r>
+              <w:rPr>
+                <w:rFonts w:asciiTheme="majorHAnsi" w:hAnsiTheme="majorHAnsi" w:cstheme="majorHAnsi"/>
+                <w:noProof/>
+                <w:webHidden/>
+              </w:rPr>
+              <w:fldChar w:fldCharType="begin"/>
+            </w:r>
+            <w:r>
+              <w:rPr>
+                <w:rFonts w:asciiTheme="majorHAnsi" w:hAnsiTheme="majorHAnsi" w:cstheme="majorHAnsi"/>
+                <w:noProof/>
+                <w:webHidden/>
+              </w:rPr>
+              <w:instrText xml:space="preserve"> PAGEREF _Toc220444410 \h </w:instrText>
+            </w:r>
+            <w:r>
+              <w:rPr>
+                <w:rFonts w:asciiTheme="majorHAnsi" w:hAnsiTheme="majorHAnsi" w:cstheme="majorHAnsi"/>
+                <w:noProof/>
+                <w:webHidden/>
+              </w:rPr>
+            </w:r>
+            <w:r>
+              <w:rPr>
+                <w:rFonts w:asciiTheme="majorHAnsi" w:hAnsiTheme="majorHAnsi" w:cstheme="majorHAnsi"/>
+                <w:noProof/>
+                <w:webHidden/>
+              </w:rPr>
+              <w:fldChar w:fldCharType="separate"/>
+            </w:r>
+            <w:r>
+              <w:rPr>
+                <w:rFonts w:asciiTheme="majorHAnsi" w:hAnsiTheme="majorHAnsi" w:cstheme="majorHAnsi"/>
+                <w:noProof/>
+                <w:webHidden/>
+              </w:rPr>
+              <w:t>3</w:t>
+            </w:r>
+            <w:r>
+              <w:rPr>
+                <w:rFonts w:asciiTheme="majorHAnsi" w:hAnsiTheme="majorHAnsi" w:cstheme="majorHAnsi"/>
+                <w:noProof/>
+                <w:webHidden/>
+              </w:rPr>
+              <w:fldChar w:fldCharType="end"/>
+            </w:r>
+          </w:hyperlink>
+        </w:p>
+        <w:p>
+          <w:pPr>
+            <w:pStyle w:val="TM1"/>
+            <w:tabs>
+              <w:tab w:val="right" w:leader="dot" w:pos="9396"/>
+            </w:tabs>
+            <w:rPr>
+              <w:rFonts w:asciiTheme="majorHAnsi" w:eastAsiaTheme="minorEastAsia" w:hAnsiTheme="majorHAnsi" w:cstheme="majorHAnsi"/>
+              <w:noProof/>
+              <w:kern w:val="2"/>
+              <w14:ligatures w14:val="standardContextual"/>
+            </w:rPr>
+          </w:pPr>
+          <w:hyperlink w:anchor="_Toc220444411" w:history="1">
+            <w:r>
+              <w:rPr>
+                <w:rStyle w:val="Lienhypertexte"/>
+                <w:rFonts w:asciiTheme="majorHAnsi" w:hAnsiTheme="majorHAnsi" w:cstheme="majorHAnsi"/>
+                <w:noProof/>
+              </w:rPr>
+              <w:t>Création du fichier CSS</w:t>
+            </w:r>
+            <w:r>
+              <w:rPr>
+                <w:rFonts w:asciiTheme="majorHAnsi" w:hAnsiTheme="majorHAnsi" w:cstheme="majorHAnsi"/>
+                <w:noProof/>
+                <w:webHidden/>
+              </w:rPr>
+              <w:tab/>
+            </w:r>
+            <w:r>
+              <w:rPr>
+                <w:rFonts w:asciiTheme="majorHAnsi" w:hAnsiTheme="majorHAnsi" w:cstheme="majorHAnsi"/>
+                <w:noProof/>
+                <w:webHidden/>
+              </w:rPr>
+              <w:fldChar w:fldCharType="begin"/>
+            </w:r>
+            <w:r>
+              <w:rPr>
+                <w:rFonts w:asciiTheme="majorHAnsi" w:hAnsiTheme="majorHAnsi" w:cstheme="majorHAnsi"/>
+                <w:noProof/>
+                <w:webHidden/>
+              </w:rPr>
+              <w:instrText xml:space="preserve"> PAGEREF _Toc220444411 \h </w:instrText>
+            </w:r>
+            <w:r>
+              <w:rPr>
+                <w:rFonts w:asciiTheme="majorHAnsi" w:hAnsiTheme="majorHAnsi" w:cstheme="majorHAnsi"/>
+                <w:noProof/>
+                <w:webHidden/>
+              </w:rPr>
+            </w:r>
+            <w:r>
+              <w:rPr>
+                <w:rFonts w:asciiTheme="majorHAnsi" w:hAnsiTheme="majorHAnsi" w:cstheme="majorHAnsi"/>
+                <w:noProof/>
+                <w:webHidden/>
+              </w:rPr>
+              <w:fldChar w:fldCharType="separate"/>
+            </w:r>
+            <w:r>
+              <w:rPr>
+                <w:rFonts w:asciiTheme="majorHAnsi" w:hAnsiTheme="majorHAnsi" w:cstheme="majorHAnsi"/>
+                <w:noProof/>
+                <w:webHidden/>
+              </w:rPr>
+              <w:t>3</w:t>
+            </w:r>
+            <w:r>
+              <w:rPr>
+                <w:rFonts w:asciiTheme="majorHAnsi" w:hAnsiTheme="majorHAnsi" w:cstheme="majorHAnsi"/>
+                <w:noProof/>
+                <w:webHidden/>
+              </w:rPr>
+              <w:fldChar w:fldCharType="end"/>
+            </w:r>
+          </w:hyperlink>
+        </w:p>
+        <w:p>
+          <w:pPr>
+            <w:pStyle w:val="TM1"/>
+            <w:tabs>
+              <w:tab w:val="right" w:leader="dot" w:pos="9396"/>
+            </w:tabs>
+            <w:rPr>
+              <w:rFonts w:asciiTheme="majorHAnsi" w:eastAsiaTheme="minorEastAsia" w:hAnsiTheme="majorHAnsi" w:cstheme="majorHAnsi"/>
+              <w:noProof/>
+              <w:kern w:val="2"/>
+              <w14:ligatures w14:val="standardContextual"/>
+            </w:rPr>
+          </w:pPr>
+          <w:hyperlink w:anchor="_Toc220444412" w:history="1">
+            <w:r>
+              <w:rPr>
+                <w:rStyle w:val="Lienhypertexte"/>
+                <w:rFonts w:asciiTheme="majorHAnsi" w:hAnsiTheme="majorHAnsi" w:cstheme="majorHAnsi"/>
+                <w:noProof/>
+              </w:rPr>
+              <w:t>Ajuster le contenu selon vos données</w:t>
+            </w:r>
+            <w:r>
+              <w:rPr>
+                <w:rFonts w:asciiTheme="majorHAnsi" w:hAnsiTheme="majorHAnsi" w:cstheme="majorHAnsi"/>
+                <w:noProof/>
+                <w:webHidden/>
+              </w:rPr>
+              <w:tab/>
+            </w:r>
+            <w:r>
+              <w:rPr>
+                <w:rFonts w:asciiTheme="majorHAnsi" w:hAnsiTheme="majorHAnsi" w:cstheme="majorHAnsi"/>
+                <w:noProof/>
+                <w:webHidden/>
+              </w:rPr>
+              <w:fldChar w:fldCharType="begin"/>
+            </w:r>
+            <w:r>
+              <w:rPr>
+                <w:rFonts w:asciiTheme="majorHAnsi" w:hAnsiTheme="majorHAnsi" w:cstheme="majorHAnsi"/>
+                <w:noProof/>
+                <w:webHidden/>
+              </w:rPr>
+              <w:instrText xml:space="preserve"> PAGEREF _Toc220444412 \h </w:instrText>
+            </w:r>
+            <w:r>
+              <w:rPr>
+                <w:rFonts w:asciiTheme="majorHAnsi" w:hAnsiTheme="majorHAnsi" w:cstheme="majorHAnsi"/>
+                <w:noProof/>
+                <w:webHidden/>
+              </w:rPr>
+            </w:r>
+            <w:r>
+              <w:rPr>
+                <w:rFonts w:asciiTheme="majorHAnsi" w:hAnsiTheme="majorHAnsi" w:cstheme="majorHAnsi"/>
+                <w:noProof/>
+                <w:webHidden/>
+              </w:rPr>
+              <w:fldChar w:fldCharType="separate"/>
+            </w:r>
+            <w:r>
+              <w:rPr>
+                <w:rFonts w:asciiTheme="majorHAnsi" w:hAnsiTheme="majorHAnsi" w:cstheme="majorHAnsi"/>
+                <w:noProof/>
+                <w:webHidden/>
+              </w:rPr>
+              <w:t>4</w:t>
+            </w:r>
+            <w:r>
+              <w:rPr>
+                <w:rFonts w:asciiTheme="majorHAnsi" w:hAnsiTheme="majorHAnsi" w:cstheme="majorHAnsi"/>
+                <w:noProof/>
+                <w:webHidden/>
+              </w:rPr>
+              <w:fldChar w:fldCharType="end"/>
+            </w:r>
+          </w:hyperlink>
+        </w:p>
+        <w:p>
+          <w:pPr>
+            <w:pStyle w:val="TM1"/>
+            <w:tabs>
+              <w:tab w:val="right" w:leader="dot" w:pos="9396"/>
+            </w:tabs>
+            <w:rPr>
+              <w:rFonts w:asciiTheme="majorHAnsi" w:eastAsiaTheme="minorEastAsia" w:hAnsiTheme="majorHAnsi" w:cstheme="majorHAnsi"/>
+              <w:noProof/>
+              <w:kern w:val="2"/>
+              <w14:ligatures w14:val="standardContextual"/>
+            </w:rPr>
+          </w:pPr>
+          <w:hyperlink w:anchor="_Toc220444413" w:history="1">
+            <w:r>
+              <w:rPr>
+                <w:rStyle w:val="Lienhypertexte"/>
+                <w:rFonts w:asciiTheme="majorHAnsi" w:hAnsiTheme="majorHAnsi" w:cstheme="majorHAnsi"/>
+                <w:noProof/>
+              </w:rPr>
+              <w:t>Création du contrôleur</w:t>
+            </w:r>
+            <w:r>
+              <w:rPr>
+                <w:rFonts w:asciiTheme="majorHAnsi" w:hAnsiTheme="majorHAnsi" w:cstheme="majorHAnsi"/>
+                <w:noProof/>
+                <w:webHidden/>
+              </w:rPr>
+              <w:tab/>
+            </w:r>
+            <w:r>
+              <w:rPr>
+                <w:rFonts w:asciiTheme="majorHAnsi" w:hAnsiTheme="majorHAnsi" w:cstheme="majorHAnsi"/>
+                <w:noProof/>
+                <w:webHidden/>
+              </w:rPr>
+              <w:fldChar w:fldCharType="begin"/>
+            </w:r>
+            <w:r>
+              <w:rPr>
+                <w:rFonts w:asciiTheme="majorHAnsi" w:hAnsiTheme="majorHAnsi" w:cstheme="majorHAnsi"/>
+                <w:noProof/>
+                <w:webHidden/>
+              </w:rPr>
+              <w:instrText xml:space="preserve"> PAGEREF _Toc220444413 \h </w:instrText>
+            </w:r>
+            <w:r>
+              <w:rPr>
+                <w:rFonts w:asciiTheme="majorHAnsi" w:hAnsiTheme="majorHAnsi" w:cstheme="majorHAnsi"/>
+                <w:noProof/>
+                <w:webHidden/>
+              </w:rPr>
+            </w:r>
+            <w:r>
+              <w:rPr>
+                <w:rFonts w:asciiTheme="majorHAnsi" w:hAnsiTheme="majorHAnsi" w:cstheme="majorHAnsi"/>
+                <w:noProof/>
+                <w:webHidden/>
+              </w:rPr>
+              <w:fldChar w:fldCharType="separate"/>
+            </w:r>
+            <w:r>
+              <w:rPr>
+                <w:rFonts w:asciiTheme="majorHAnsi" w:hAnsiTheme="majorHAnsi" w:cstheme="majorHAnsi"/>
+                <w:noProof/>
+                <w:webHidden/>
+              </w:rPr>
+              <w:t>4</w:t>
+            </w:r>
+            <w:r>
+              <w:rPr>
+                <w:rFonts w:asciiTheme="majorHAnsi" w:hAnsiTheme="majorHAnsi" w:cstheme="majorHAnsi"/>
+                <w:noProof/>
+                <w:webHidden/>
+              </w:rPr>
+              <w:fldChar w:fldCharType="end"/>
+            </w:r>
+          </w:hyperlink>
+        </w:p>
+        <w:p>
+          <w:pPr>
+            <w:pStyle w:val="TM1"/>
+            <w:tabs>
+              <w:tab w:val="right" w:leader="dot" w:pos="9396"/>
+            </w:tabs>
+            <w:rPr>
+              <w:rFonts w:asciiTheme="majorHAnsi" w:eastAsiaTheme="minorEastAsia" w:hAnsiTheme="majorHAnsi" w:cstheme="majorHAnsi"/>
+              <w:noProof/>
+              <w:kern w:val="2"/>
+              <w14:ligatures w14:val="standardContextual"/>
+            </w:rPr>
+          </w:pPr>
+          <w:hyperlink w:anchor="_Toc220444414" w:history="1">
+            <w:r>
+              <w:rPr>
+                <w:rStyle w:val="Lienhypertexte"/>
+                <w:rFonts w:asciiTheme="majorHAnsi" w:hAnsiTheme="majorHAnsi" w:cstheme="majorHAnsi"/>
+                <w:noProof/>
+              </w:rPr>
+              <w:t>Définition des routes</w:t>
+            </w:r>
+            <w:r>
+              <w:rPr>
+                <w:rFonts w:asciiTheme="majorHAnsi" w:hAnsiTheme="majorHAnsi" w:cstheme="majorHAnsi"/>
+                <w:noProof/>
+                <w:webHidden/>
+              </w:rPr>
+              <w:tab/>
+            </w:r>
+            <w:r>
+              <w:rPr>
+                <w:rFonts w:asciiTheme="majorHAnsi" w:hAnsiTheme="majorHAnsi" w:cstheme="majorHAnsi"/>
+                <w:noProof/>
+                <w:webHidden/>
+              </w:rPr>
+              <w:fldChar w:fldCharType="begin"/>
+            </w:r>
+            <w:r>
+              <w:rPr>
+                <w:rFonts w:asciiTheme="majorHAnsi" w:hAnsiTheme="majorHAnsi" w:cstheme="majorHAnsi"/>
+                <w:noProof/>
+                <w:webHidden/>
+              </w:rPr>
+              <w:instrText xml:space="preserve"> PAGEREF _Toc220444414 \h </w:instrText>
+            </w:r>
+            <w:r>
+              <w:rPr>
+                <w:rFonts w:asciiTheme="majorHAnsi" w:hAnsiTheme="majorHAnsi" w:cstheme="majorHAnsi"/>
+                <w:noProof/>
+                <w:webHidden/>
+              </w:rPr>
+            </w:r>
+            <w:r>
+              <w:rPr>
+                <w:rFonts w:asciiTheme="majorHAnsi" w:hAnsiTheme="majorHAnsi" w:cstheme="majorHAnsi"/>
+                <w:noProof/>
+                <w:webHidden/>
+              </w:rPr>
+              <w:fldChar w:fldCharType="separate"/>
+            </w:r>
+            <w:r>
+              <w:rPr>
+                <w:rFonts w:asciiTheme="majorHAnsi" w:hAnsiTheme="majorHAnsi" w:cstheme="majorHAnsi"/>
+                <w:noProof/>
+                <w:webHidden/>
+              </w:rPr>
+              <w:t>4</w:t>
+            </w:r>
+            <w:r>
+              <w:rPr>
+                <w:rFonts w:asciiTheme="majorHAnsi" w:hAnsiTheme="majorHAnsi" w:cstheme="majorHAnsi"/>
+                <w:noProof/>
+                <w:webHidden/>
+              </w:rPr>
+              <w:fldChar w:fldCharType="end"/>
+            </w:r>
+          </w:hyperlink>
+        </w:p>
+        <w:p>
+          <w:pPr>
+            <w:pStyle w:val="TM1"/>
+            <w:tabs>
+              <w:tab w:val="right" w:leader="dot" w:pos="9396"/>
+            </w:tabs>
+            <w:rPr>
+              <w:rFonts w:asciiTheme="majorHAnsi" w:eastAsiaTheme="minorEastAsia" w:hAnsiTheme="majorHAnsi" w:cstheme="majorHAnsi"/>
+              <w:noProof/>
+              <w:kern w:val="2"/>
+              <w14:ligatures w14:val="standardContextual"/>
+            </w:rPr>
+          </w:pPr>
+          <w:hyperlink w:anchor="_Toc220444415" w:history="1">
+            <w:r>
+              <w:rPr>
+                <w:rStyle w:val="Lienhypertexte"/>
+                <w:rFonts w:asciiTheme="majorHAnsi" w:hAnsiTheme="majorHAnsi" w:cstheme="majorHAnsi"/>
+                <w:noProof/>
+              </w:rPr>
+              <w:t>Utilisation d’un formulaire</w:t>
+            </w:r>
+            <w:r>
+              <w:rPr>
+                <w:rFonts w:asciiTheme="majorHAnsi" w:hAnsiTheme="majorHAnsi" w:cstheme="majorHAnsi"/>
+                <w:noProof/>
+                <w:webHidden/>
+              </w:rPr>
+              <w:tab/>
+            </w:r>
+            <w:r>
+              <w:rPr>
+                <w:rFonts w:asciiTheme="majorHAnsi" w:hAnsiTheme="majorHAnsi" w:cstheme="majorHAnsi"/>
+                <w:noProof/>
+                <w:webHidden/>
+              </w:rPr>
+              <w:fldChar w:fldCharType="begin"/>
+            </w:r>
+            <w:r>
+              <w:rPr>
+                <w:rFonts w:asciiTheme="majorHAnsi" w:hAnsiTheme="majorHAnsi" w:cstheme="majorHAnsi"/>
+                <w:noProof/>
+                <w:webHidden/>
+              </w:rPr>
+              <w:instrText xml:space="preserve"> PAGEREF _Toc220444415 \h </w:instrText>
+            </w:r>
+            <w:r>
+              <w:rPr>
+                <w:rFonts w:asciiTheme="majorHAnsi" w:hAnsiTheme="majorHAnsi" w:cstheme="majorHAnsi"/>
+                <w:noProof/>
+                <w:webHidden/>
+              </w:rPr>
+            </w:r>
+            <w:r>
+              <w:rPr>
+                <w:rFonts w:asciiTheme="majorHAnsi" w:hAnsiTheme="majorHAnsi" w:cstheme="majorHAnsi"/>
+                <w:noProof/>
+                <w:webHidden/>
+              </w:rPr>
+              <w:fldChar w:fldCharType="separate"/>
+            </w:r>
+            <w:r>
+              <w:rPr>
+                <w:rFonts w:asciiTheme="majorHAnsi" w:hAnsiTheme="majorHAnsi" w:cstheme="majorHAnsi"/>
+                <w:noProof/>
+                <w:webHidden/>
+              </w:rPr>
+              <w:t>6</w:t>
+            </w:r>
+            <w:r>
+              <w:rPr>
+                <w:rFonts w:asciiTheme="majorHAnsi" w:hAnsiTheme="majorHAnsi" w:cstheme="majorHAnsi"/>
+                <w:noProof/>
+                <w:webHidden/>
+              </w:rPr>
+              <w:fldChar w:fldCharType="end"/>
+            </w:r>
+          </w:hyperlink>
+        </w:p>
+        <w:p>
+          <w:pPr>
+            <w:pStyle w:val="TM1"/>
+            <w:tabs>
+              <w:tab w:val="right" w:leader="dot" w:pos="9396"/>
+            </w:tabs>
+            <w:rPr>
+              <w:rFonts w:asciiTheme="majorHAnsi" w:eastAsiaTheme="minorEastAsia" w:hAnsiTheme="majorHAnsi" w:cstheme="majorHAnsi"/>
+              <w:noProof/>
+              <w:kern w:val="2"/>
+              <w14:ligatures w14:val="standardContextual"/>
+            </w:rPr>
+          </w:pPr>
+          <w:hyperlink w:anchor="_Toc220444416" w:history="1">
+            <w:r>
+              <w:rPr>
+                <w:rStyle w:val="Lienhypertexte"/>
+                <w:rFonts w:asciiTheme="majorHAnsi" w:hAnsiTheme="majorHAnsi" w:cstheme="majorHAnsi"/>
+                <w:noProof/>
+              </w:rPr>
+              <w:t>Traitement des données reçues</w:t>
+            </w:r>
+            <w:r>
+              <w:rPr>
+                <w:rFonts w:asciiTheme="majorHAnsi" w:hAnsiTheme="majorHAnsi" w:cstheme="majorHAnsi"/>
+                <w:noProof/>
+                <w:webHidden/>
+              </w:rPr>
+              <w:tab/>
+            </w:r>
+            <w:r>
+              <w:rPr>
+                <w:rFonts w:asciiTheme="majorHAnsi" w:hAnsiTheme="majorHAnsi" w:cstheme="majorHAnsi"/>
+                <w:noProof/>
+                <w:webHidden/>
+              </w:rPr>
+              <w:fldChar w:fldCharType="begin"/>
+            </w:r>
+            <w:r>
+              <w:rPr>
+                <w:rFonts w:asciiTheme="majorHAnsi" w:hAnsiTheme="majorHAnsi" w:cstheme="majorHAnsi"/>
+                <w:noProof/>
+                <w:webHidden/>
+              </w:rPr>
+              <w:instrText xml:space="preserve"> PAGEREF _Toc220444416 \h </w:instrText>
+            </w:r>
+            <w:r>
+              <w:rPr>
+                <w:rFonts w:asciiTheme="majorHAnsi" w:hAnsiTheme="majorHAnsi" w:cstheme="majorHAnsi"/>
+                <w:noProof/>
+                <w:webHidden/>
+              </w:rPr>
+            </w:r>
+            <w:r>
+              <w:rPr>
+                <w:rFonts w:asciiTheme="majorHAnsi" w:hAnsiTheme="majorHAnsi" w:cstheme="majorHAnsi"/>
+                <w:noProof/>
+                <w:webHidden/>
+              </w:rPr>
+              <w:fldChar w:fldCharType="separate"/>
+            </w:r>
+            <w:r>
+              <w:rPr>
+                <w:rFonts w:asciiTheme="majorHAnsi" w:hAnsiTheme="majorHAnsi" w:cstheme="majorHAnsi"/>
+                <w:noProof/>
+                <w:webHidden/>
+              </w:rPr>
+              <w:t>7</w:t>
+            </w:r>
+            <w:r>
+              <w:rPr>
+                <w:rFonts w:asciiTheme="majorHAnsi" w:hAnsiTheme="majorHAnsi" w:cstheme="majorHAnsi"/>
+                <w:noProof/>
+                <w:webHidden/>
+              </w:rPr>
+              <w:fldChar w:fldCharType="end"/>
+            </w:r>
+          </w:hyperlink>
+        </w:p>
+        <w:p>
+          <w:pPr>
+            <w:pStyle w:val="TM1"/>
+            <w:tabs>
+              <w:tab w:val="right" w:leader="dot" w:pos="9396"/>
+            </w:tabs>
+            <w:rPr>
+              <w:rFonts w:asciiTheme="majorHAnsi" w:eastAsiaTheme="minorEastAsia" w:hAnsiTheme="majorHAnsi" w:cstheme="majorHAnsi"/>
+              <w:noProof/>
+              <w:kern w:val="2"/>
+              <w14:ligatures w14:val="standardContextual"/>
+            </w:rPr>
+          </w:pPr>
+          <w:hyperlink w:anchor="_Toc220444417" w:history="1">
+            <w:r>
+              <w:rPr>
+                <w:rStyle w:val="Lienhypertexte"/>
+                <w:rFonts w:asciiTheme="majorHAnsi" w:hAnsiTheme="majorHAnsi" w:cstheme="majorHAnsi"/>
+                <w:noProof/>
+              </w:rPr>
+              <w:t>Utilisation de fichiers Blade</w:t>
+            </w:r>
+            <w:r>
+              <w:rPr>
+                <w:rFonts w:asciiTheme="majorHAnsi" w:hAnsiTheme="majorHAnsi" w:cstheme="majorHAnsi"/>
+                <w:noProof/>
+                <w:webHidden/>
+              </w:rPr>
+              <w:tab/>
+            </w:r>
+            <w:r>
+              <w:rPr>
+                <w:rFonts w:asciiTheme="majorHAnsi" w:hAnsiTheme="majorHAnsi" w:cstheme="majorHAnsi"/>
+                <w:noProof/>
+                <w:webHidden/>
+              </w:rPr>
+              <w:fldChar w:fldCharType="begin"/>
+            </w:r>
+            <w:r>
+              <w:rPr>
+                <w:rFonts w:asciiTheme="majorHAnsi" w:hAnsiTheme="majorHAnsi" w:cstheme="majorHAnsi"/>
+                <w:noProof/>
+                <w:webHidden/>
+              </w:rPr>
+              <w:instrText xml:space="preserve"> PAGEREF _Toc220444417 \h </w:instrText>
+            </w:r>
+            <w:r>
+              <w:rPr>
+                <w:rFonts w:asciiTheme="majorHAnsi" w:hAnsiTheme="majorHAnsi" w:cstheme="majorHAnsi"/>
+                <w:noProof/>
+                <w:webHidden/>
+              </w:rPr>
+            </w:r>
+            <w:r>
+              <w:rPr>
+                <w:rFonts w:asciiTheme="majorHAnsi" w:hAnsiTheme="majorHAnsi" w:cstheme="majorHAnsi"/>
+                <w:noProof/>
+                <w:webHidden/>
+              </w:rPr>
+              <w:fldChar w:fldCharType="separate"/>
+            </w:r>
+            <w:r>
+              <w:rPr>
+                <w:rFonts w:asciiTheme="majorHAnsi" w:hAnsiTheme="majorHAnsi" w:cstheme="majorHAnsi"/>
+                <w:noProof/>
+                <w:webHidden/>
+              </w:rPr>
+              <w:t>8</w:t>
+            </w:r>
+            <w:r>
+              <w:rPr>
+                <w:rFonts w:asciiTheme="majorHAnsi" w:hAnsiTheme="majorHAnsi" w:cstheme="majorHAnsi"/>
+                <w:noProof/>
+                <w:webHidden/>
+              </w:rPr>
+              <w:fldChar w:fldCharType="end"/>
+            </w:r>
+          </w:hyperlink>
+        </w:p>
+        <w:p>
+          <w:pPr>
+            <w:pStyle w:val="TM1"/>
+            <w:tabs>
+              <w:tab w:val="right" w:leader="dot" w:pos="9396"/>
+            </w:tabs>
+            <w:rPr>
+              <w:rFonts w:asciiTheme="majorHAnsi" w:eastAsiaTheme="minorEastAsia" w:hAnsiTheme="majorHAnsi" w:cstheme="majorHAnsi"/>
+              <w:noProof/>
+              <w:kern w:val="2"/>
+              <w14:ligatures w14:val="standardContextual"/>
+            </w:rPr>
+          </w:pPr>
+          <w:hyperlink w:anchor="_Toc220444418" w:history="1">
+            <w:r>
+              <w:rPr>
+                <w:rStyle w:val="Lienhypertexte"/>
+                <w:rFonts w:asciiTheme="majorHAnsi" w:hAnsiTheme="majorHAnsi" w:cstheme="majorHAnsi"/>
+                <w:noProof/>
+              </w:rPr>
+              <w:t>Publication sur GitHub</w:t>
+            </w:r>
+            <w:r>
+              <w:rPr>
+                <w:rFonts w:asciiTheme="majorHAnsi" w:hAnsiTheme="majorHAnsi" w:cstheme="majorHAnsi"/>
+                <w:noProof/>
+                <w:webHidden/>
+              </w:rPr>
+              <w:tab/>
+            </w:r>
+            <w:r>
+              <w:rPr>
+                <w:rFonts w:asciiTheme="majorHAnsi" w:hAnsiTheme="majorHAnsi" w:cstheme="majorHAnsi"/>
+                <w:noProof/>
+                <w:webHidden/>
+              </w:rPr>
+              <w:fldChar w:fldCharType="begin"/>
+            </w:r>
+            <w:r>
+              <w:rPr>
+                <w:rFonts w:asciiTheme="majorHAnsi" w:hAnsiTheme="majorHAnsi" w:cstheme="majorHAnsi"/>
+                <w:noProof/>
+                <w:webHidden/>
+              </w:rPr>
+              <w:instrText xml:space="preserve"> PAGEREF _Toc220444418 \h </w:instrText>
+            </w:r>
+            <w:r>
+              <w:rPr>
+                <w:rFonts w:asciiTheme="majorHAnsi" w:hAnsiTheme="majorHAnsi" w:cstheme="majorHAnsi"/>
+                <w:noProof/>
+                <w:webHidden/>
+              </w:rPr>
+            </w:r>
+            <w:r>
+              <w:rPr>
+                <w:rFonts w:asciiTheme="majorHAnsi" w:hAnsiTheme="majorHAnsi" w:cstheme="majorHAnsi"/>
+                <w:noProof/>
+                <w:webHidden/>
+              </w:rPr>
+              <w:fldChar w:fldCharType="separate"/>
+            </w:r>
+            <w:r>
+              <w:rPr>
+                <w:rFonts w:asciiTheme="majorHAnsi" w:hAnsiTheme="majorHAnsi" w:cstheme="majorHAnsi"/>
+                <w:noProof/>
+                <w:webHidden/>
+              </w:rPr>
+              <w:t>8</w:t>
+            </w:r>
+            <w:r>
+              <w:rPr>
+                <w:rFonts w:asciiTheme="majorHAnsi" w:hAnsiTheme="majorHAnsi" w:cstheme="majorHAnsi"/>
+                <w:noProof/>
+                <w:webHidden/>
+              </w:rPr>
+              <w:fldChar w:fldCharType="end"/>
+            </w:r>
+          </w:hyperlink>
+        </w:p>
+        <w:p>
+          <w:pPr>
+            <w:rPr>
+              <w:rFonts w:asciiTheme="majorHAnsi" w:hAnsiTheme="majorHAnsi" w:cstheme="majorHAnsi"/>
+            </w:rPr>
+          </w:pPr>
+          <w:r>
+            <w:rPr>
+              <w:rFonts w:asciiTheme="majorHAnsi" w:hAnsiTheme="majorHAnsi" w:cstheme="majorHAnsi"/>
+              <w:b/>
+              <w:bCs/>
+              <w:lang w:val="fr-FR"/>
+            </w:rPr>
+            <w:fldChar w:fldCharType="end"/>
+          </w:r>
+        </w:p>
+      </w:sdtContent>
+    </w:sdt>
+    <w:p>
+      <w:pPr>
+        <w:spacing w:after="160" w:line="259" w:lineRule="auto"/>
+        <w:rPr>
+          <w:rFonts w:asciiTheme="majorHAnsi" w:eastAsiaTheme="majorEastAsia" w:hAnsiTheme="majorHAnsi" w:cstheme="majorHAnsi"/>
+          <w:color w:val="2F5496" w:themeColor="accent1" w:themeShade="BF"/>
+          <w:kern w:val="2"/>
+          <w:sz w:val="40"/>
+          <w:szCs w:val="40"/>
+          <w:lang w:eastAsia="en-US"/>
+          <w14:ligatures w14:val="standardContextual"/>
+        </w:rPr>
+      </w:pPr>
+      <w:r>
+        <w:rPr>
+          <w:rFonts w:asciiTheme="majorHAnsi" w:hAnsiTheme="majorHAnsi" w:cstheme="majorHAnsi"/>
+        </w:rPr>
+        <w:br w:type="page"/>
+      </w:r>
+    </w:p>
+    <w:p>
+      <w:pPr>
+        <w:pStyle w:val="Titre1"/>
+        <w:rPr>
+          <w:rFonts w:cstheme="majorHAnsi"/>
+        </w:rPr>
+      </w:pPr>
+      <w:bookmarkStart w:id="0" w:name="_Toc220444410"/>
+      <w:r>
+        <w:rPr>
+          <w:rFonts w:cstheme="majorHAnsi"/>
         </w:rPr>
         <w:lastRenderedPageBreak/>
-        <w:t>Vous devez créer un site web statique avec Laravel, cela peut être la présentation d’un produit, un résumé, etc.</w:t>
-      </w:r>
-    </w:p>
-    <w:p>
-      <w:pPr>
-        <w:rPr>
-          <w:rFonts w:asciiTheme="minorHAnsi" w:hAnsiTheme="minorHAnsi" w:cstheme="minorHAnsi"/>
-          <w:b/>
-          <w:bCs/>
-        </w:rPr>
-      </w:pPr>
-    </w:p>
-    <w:p>
-      <w:pPr>
-        <w:rPr>
-          <w:rFonts w:asciiTheme="minorHAnsi" w:hAnsiTheme="minorHAnsi" w:cstheme="minorHAnsi"/>
-        </w:rPr>
-      </w:pPr>
-      <w:r>
-        <w:rPr>
-          <w:rFonts w:asciiTheme="minorHAnsi" w:hAnsiTheme="minorHAnsi" w:cstheme="minorHAnsi"/>
-        </w:rPr>
-        <w:t>Voici les instructions réécrites pour l'exercice :</w:t>
-      </w:r>
-    </w:p>
-    <w:p>
-      <w:pPr>
-        <w:rPr>
-          <w:rFonts w:asciiTheme="minorHAnsi" w:hAnsiTheme="minorHAnsi" w:cstheme="minorHAnsi"/>
-        </w:rPr>
-      </w:pPr>
-    </w:p>
-    <w:p>
-      <w:pPr>
-        <w:rPr>
-          <w:rFonts w:asciiTheme="minorHAnsi" w:hAnsiTheme="minorHAnsi" w:cstheme="minorHAnsi"/>
-        </w:rPr>
-      </w:pPr>
-      <w:r>
-        <w:rPr>
-          <w:rFonts w:asciiTheme="minorHAnsi" w:hAnsiTheme="minorHAnsi" w:cstheme="minorHAnsi"/>
-        </w:rPr>
-        <w:t>1. Création du projet Laravel : (2pts)</w:t>
-      </w:r>
-    </w:p>
-    <w:p>
-      <w:pPr>
-        <w:pStyle w:val="Paragraphedeliste"/>
-        <w:numPr>
-          <w:ilvl w:val="0"/>
-          <w:numId w:val="1"/>
-        </w:numPr>
-        <w:rPr>
-          <w:rFonts w:cstheme="minorHAnsi"/>
-        </w:rPr>
-      </w:pPr>
-      <w:r>
-        <w:rPr>
-          <w:rFonts w:cstheme="minorHAnsi"/>
-        </w:rPr>
-        <w:t>Utilisez la ligne de commande pour créer un nouveau projet Laravel.</w:t>
-      </w:r>
-    </w:p>
-    <w:p>
-      <w:pPr>
-        <w:pStyle w:val="Paragraphedeliste"/>
-        <w:rPr>
-          <w:rFonts w:cstheme="minorHAnsi"/>
-        </w:rPr>
-      </w:pPr>
-      <w:r>
-        <w:rPr>
-          <w:rFonts w:cstheme="minorHAnsi"/>
+        <w:t xml:space="preserve">Création du projet </w:t>
+      </w:r>
+      <w:proofErr w:type="spellStart"/>
+      <w:r>
+        <w:rPr>
+          <w:rFonts w:cstheme="majorHAnsi"/>
+        </w:rPr>
+        <w:t>Laravel</w:t>
+      </w:r>
+      <w:bookmarkEnd w:id="0"/>
+      <w:proofErr w:type="spellEnd"/>
+      <w:r>
+        <w:rPr>
+          <w:rFonts w:cstheme="majorHAnsi"/>
+        </w:rPr>
+        <w:t xml:space="preserve"> </w:t>
+      </w:r>
+    </w:p>
+    <w:p>
+      <w:pPr>
+        <w:spacing w:after="160" w:line="259" w:lineRule="auto"/>
+        <w:rPr>
+          <w:rFonts w:asciiTheme="majorHAnsi" w:hAnsiTheme="majorHAnsi" w:cstheme="majorHAnsi"/>
+        </w:rPr>
+      </w:pPr>
+      <w:r>
+        <w:rPr>
+          <w:rFonts w:asciiTheme="majorHAnsi" w:hAnsiTheme="majorHAnsi" w:cstheme="majorHAnsi"/>
+        </w:rPr>
+        <w:t xml:space="preserve">Pour créer un projet </w:t>
+      </w:r>
+      <w:proofErr w:type="spellStart"/>
+      <w:r>
+        <w:rPr>
+          <w:rFonts w:asciiTheme="majorHAnsi" w:hAnsiTheme="majorHAnsi" w:cstheme="majorHAnsi"/>
+        </w:rPr>
+        <w:t>Laravel</w:t>
+      </w:r>
+      <w:proofErr w:type="spellEnd"/>
+      <w:r>
+        <w:rPr>
+          <w:rFonts w:asciiTheme="majorHAnsi" w:hAnsiTheme="majorHAnsi" w:cstheme="majorHAnsi"/>
+        </w:rPr>
+        <w:t xml:space="preserve"> nommé </w:t>
+      </w:r>
+      <w:proofErr w:type="spellStart"/>
+      <w:r>
+        <w:rPr>
+          <w:rFonts w:asciiTheme="majorHAnsi" w:eastAsiaTheme="majorEastAsia" w:hAnsiTheme="majorHAnsi" w:cstheme="majorHAnsi"/>
+        </w:rPr>
+        <w:t>monSite</w:t>
+      </w:r>
+      <w:proofErr w:type="spellEnd"/>
+      <w:r>
+        <w:rPr>
+          <w:rFonts w:asciiTheme="majorHAnsi" w:hAnsiTheme="majorHAnsi" w:cstheme="majorHAnsi"/>
+        </w:rPr>
+        <w:t>, ouvrez le terminal et tapez :</w:t>
+      </w:r>
+    </w:p>
+    <w:p>
+      <w:pPr>
+        <w:ind w:firstLine="708"/>
+        <w:rPr>
+          <w:rFonts w:asciiTheme="majorHAnsi" w:hAnsiTheme="majorHAnsi" w:cstheme="majorHAnsi"/>
+        </w:rPr>
+      </w:pPr>
+      <w:proofErr w:type="gramStart"/>
+      <w:r>
+        <w:rPr>
+          <w:rFonts w:asciiTheme="majorHAnsi" w:eastAsiaTheme="majorEastAsia" w:hAnsiTheme="majorHAnsi" w:cstheme="majorHAnsi"/>
+        </w:rPr>
+        <w:t>composer</w:t>
+      </w:r>
+      <w:proofErr w:type="gramEnd"/>
+      <w:r>
+        <w:rPr>
+          <w:rFonts w:asciiTheme="majorHAnsi" w:eastAsiaTheme="majorEastAsia" w:hAnsiTheme="majorHAnsi" w:cstheme="majorHAnsi"/>
+        </w:rPr>
+        <w:t xml:space="preserve"> </w:t>
+      </w:r>
+      <w:proofErr w:type="spellStart"/>
+      <w:r>
+        <w:rPr>
+          <w:rFonts w:asciiTheme="majorHAnsi" w:eastAsiaTheme="majorEastAsia" w:hAnsiTheme="majorHAnsi" w:cstheme="majorHAnsi"/>
+        </w:rPr>
+        <w:t>create-project</w:t>
+      </w:r>
+      <w:proofErr w:type="spellEnd"/>
+      <w:r>
+        <w:rPr>
+          <w:rFonts w:asciiTheme="majorHAnsi" w:eastAsiaTheme="majorEastAsia" w:hAnsiTheme="majorHAnsi" w:cstheme="majorHAnsi"/>
+        </w:rPr>
+        <w:t xml:space="preserve"> </w:t>
+      </w:r>
+      <w:r>
+        <w:rPr>
+          <w:rFonts w:asciiTheme="majorHAnsi" w:hAnsiTheme="majorHAnsi" w:cstheme="majorHAnsi"/>
+        </w:rPr>
+        <w:t>--</w:t>
+      </w:r>
+      <w:proofErr w:type="spellStart"/>
+      <w:r>
+        <w:rPr>
+          <w:rFonts w:asciiTheme="majorHAnsi" w:hAnsiTheme="majorHAnsi" w:cstheme="majorHAnsi"/>
+        </w:rPr>
+        <w:t>prefer-dist</w:t>
+      </w:r>
+      <w:proofErr w:type="spellEnd"/>
+      <w:r>
+        <w:rPr>
+          <w:rFonts w:asciiTheme="majorHAnsi" w:hAnsiTheme="majorHAnsi" w:cstheme="majorHAnsi"/>
+        </w:rPr>
+        <w:t xml:space="preserve"> </w:t>
+      </w:r>
+      <w:proofErr w:type="spellStart"/>
+      <w:r>
+        <w:rPr>
+          <w:rFonts w:asciiTheme="majorHAnsi" w:eastAsiaTheme="majorEastAsia" w:hAnsiTheme="majorHAnsi" w:cstheme="majorHAnsi"/>
+        </w:rPr>
+        <w:t>laravel</w:t>
+      </w:r>
+      <w:proofErr w:type="spellEnd"/>
+      <w:r>
+        <w:rPr>
+          <w:rFonts w:asciiTheme="majorHAnsi" w:eastAsiaTheme="majorEastAsia" w:hAnsiTheme="majorHAnsi" w:cstheme="majorHAnsi"/>
+        </w:rPr>
+        <w:t>/</w:t>
+      </w:r>
+      <w:proofErr w:type="spellStart"/>
+      <w:r>
+        <w:rPr>
+          <w:rFonts w:asciiTheme="majorHAnsi" w:eastAsiaTheme="majorEastAsia" w:hAnsiTheme="majorHAnsi" w:cstheme="majorHAnsi"/>
+        </w:rPr>
+        <w:t>laravel</w:t>
+      </w:r>
+      <w:proofErr w:type="spellEnd"/>
+      <w:r>
+        <w:rPr>
+          <w:rFonts w:asciiTheme="majorHAnsi" w:eastAsiaTheme="majorEastAsia" w:hAnsiTheme="majorHAnsi" w:cstheme="majorHAnsi"/>
+        </w:rPr>
+        <w:t xml:space="preserve"> </w:t>
+      </w:r>
+      <w:r>
+        <w:rPr>
+          <w:rFonts w:asciiTheme="majorHAnsi" w:hAnsiTheme="majorHAnsi" w:cstheme="majorHAnsi"/>
+        </w:rPr>
+        <w:t>exercice-</w:t>
+      </w:r>
+      <w:proofErr w:type="spellStart"/>
+      <w:r>
+        <w:rPr>
+          <w:rFonts w:asciiTheme="majorHAnsi" w:hAnsiTheme="majorHAnsi" w:cstheme="majorHAnsi"/>
+        </w:rPr>
+        <w:t>laravel</w:t>
+      </w:r>
+      <w:proofErr w:type="spellEnd"/>
+    </w:p>
+    <w:p>
+      <w:pPr>
+        <w:spacing w:after="160" w:line="259" w:lineRule="auto"/>
+        <w:ind w:firstLine="708"/>
+        <w:rPr>
+          <w:rFonts w:asciiTheme="majorHAnsi" w:eastAsiaTheme="majorEastAsia" w:hAnsiTheme="majorHAnsi" w:cstheme="majorHAnsi"/>
+        </w:rPr>
+      </w:pPr>
+      <w:r>
+        <w:rPr>
+          <w:rFonts w:asciiTheme="majorHAnsi" w:hAnsiTheme="majorHAnsi" w:cstheme="majorHAnsi"/>
           <w:noProof/>
         </w:rPr>
         <w:drawing>
-          <wp:inline distT="0" distB="0" distL="0" distR="0" wp14:anchorId="110EC6AD" wp14:editId="7EE8A805">
+          <wp:inline distT="0" distB="0" distL="0" distR="0" wp14:anchorId="5E790DDE" wp14:editId="6515E952">
             <wp:extent cx="5075360" cy="320068"/>
             <wp:effectExtent l="0" t="0" r="0" b="3810"/>
             <wp:docPr id="1618256976" name="Image 1"/>
@@ -607,7 +1508,7 @@
                     <pic:cNvPicPr/>
                   </pic:nvPicPr>
                   <pic:blipFill>
-                    <a:blip r:embed="rId5"/>
+                    <a:blip r:embed="rId9"/>
                     <a:stretch>
                       <a:fillRect/>
                     </a:stretch>
@@ -630,15 +1531,16 @@
     </w:p>
     <w:p>
       <w:pPr>
-        <w:rPr>
-          <w:rFonts w:asciiTheme="minorHAnsi" w:hAnsiTheme="minorHAnsi" w:cstheme="minorHAnsi"/>
-        </w:rPr>
-      </w:pPr>
-      <w:r>
-        <w:rPr>
-          <w:rFonts w:asciiTheme="minorHAnsi" w:hAnsiTheme="minorHAnsi" w:cstheme="minorHAnsi"/>
-        </w:rPr>
-        <w:t>2. Création du fichier CSS : (2pts)</w:t>
+        <w:spacing w:after="160" w:line="259" w:lineRule="auto"/>
+        <w:rPr>
+          <w:rFonts w:asciiTheme="majorHAnsi" w:hAnsiTheme="majorHAnsi" w:cstheme="majorHAnsi"/>
+        </w:rPr>
+      </w:pPr>
+      <w:r>
+        <w:rPr>
+          <w:rFonts w:asciiTheme="majorHAnsi" w:hAnsiTheme="majorHAnsi" w:cstheme="majorHAnsi"/>
+        </w:rPr>
+        <w:t>Explications :</w:t>
       </w:r>
     </w:p>
     <w:p>
@@ -646,32 +1548,519 @@
         <w:pStyle w:val="Paragraphedeliste"/>
         <w:numPr>
           <w:ilvl w:val="0"/>
-          <w:numId w:val="1"/>
+          <w:numId w:val="4"/>
         </w:numPr>
         <w:rPr>
-          <w:rFonts w:cstheme="minorHAnsi"/>
-        </w:rPr>
-      </w:pPr>
-      <w:r>
-        <w:rPr>
-          <w:rFonts w:cstheme="minorHAnsi"/>
-        </w:rPr>
-        <w:t>Créez un fichier CSS pour le design du site et enregistrez-le dans le dossier public.</w:t>
-      </w:r>
-    </w:p>
-    <w:p>
-      <w:pPr>
-        <w:pStyle w:val="Paragraphedeliste"/>
-        <w:rPr>
-          <w:rFonts w:cstheme="minorHAnsi"/>
-        </w:rPr>
-      </w:pPr>
-      <w:r>
-        <w:rPr>
-          <w:rFonts w:cstheme="minorHAnsi"/>
+          <w:rFonts w:asciiTheme="majorHAnsi" w:hAnsiTheme="majorHAnsi" w:cstheme="majorHAnsi"/>
+        </w:rPr>
+      </w:pPr>
+      <w:proofErr w:type="gramStart"/>
+      <w:r>
+        <w:rPr>
+          <w:rFonts w:asciiTheme="majorHAnsi" w:hAnsiTheme="majorHAnsi" w:cstheme="majorHAnsi"/>
+        </w:rPr>
+        <w:t>composer</w:t>
+      </w:r>
+      <w:proofErr w:type="gramEnd"/>
+      <w:r>
+        <w:rPr>
+          <w:rFonts w:asciiTheme="majorHAnsi" w:hAnsiTheme="majorHAnsi" w:cstheme="majorHAnsi"/>
+        </w:rPr>
+        <w:t xml:space="preserve"> </w:t>
+      </w:r>
+      <w:proofErr w:type="spellStart"/>
+      <w:r>
+        <w:rPr>
+          <w:rFonts w:asciiTheme="majorHAnsi" w:hAnsiTheme="majorHAnsi" w:cstheme="majorHAnsi"/>
+        </w:rPr>
+        <w:t>create-project</w:t>
+      </w:r>
+      <w:proofErr w:type="spellEnd"/>
+      <w:r>
+        <w:rPr>
+          <w:rFonts w:asciiTheme="majorHAnsi" w:hAnsiTheme="majorHAnsi" w:cstheme="majorHAnsi"/>
+        </w:rPr>
+        <w:t xml:space="preserve"> --</w:t>
+      </w:r>
+      <w:proofErr w:type="spellStart"/>
+      <w:r>
+        <w:rPr>
+          <w:rFonts w:asciiTheme="majorHAnsi" w:hAnsiTheme="majorHAnsi" w:cstheme="majorHAnsi"/>
+        </w:rPr>
+        <w:t>prefer-dist</w:t>
+      </w:r>
+      <w:proofErr w:type="spellEnd"/>
+      <w:r>
+        <w:rPr>
+          <w:rFonts w:asciiTheme="majorHAnsi" w:hAnsiTheme="majorHAnsi" w:cstheme="majorHAnsi"/>
+        </w:rPr>
+        <w:t xml:space="preserve"> </w:t>
+      </w:r>
+      <w:proofErr w:type="spellStart"/>
+      <w:r>
+        <w:rPr>
+          <w:rFonts w:asciiTheme="majorHAnsi" w:hAnsiTheme="majorHAnsi" w:cstheme="majorHAnsi"/>
+        </w:rPr>
+        <w:t>laravel</w:t>
+      </w:r>
+      <w:proofErr w:type="spellEnd"/>
+      <w:r>
+        <w:rPr>
+          <w:rFonts w:asciiTheme="majorHAnsi" w:hAnsiTheme="majorHAnsi" w:cstheme="majorHAnsi"/>
+        </w:rPr>
+        <w:t>/</w:t>
+      </w:r>
+      <w:proofErr w:type="spellStart"/>
+      <w:r>
+        <w:rPr>
+          <w:rFonts w:asciiTheme="majorHAnsi" w:hAnsiTheme="majorHAnsi" w:cstheme="majorHAnsi"/>
+        </w:rPr>
+        <w:t>laravel</w:t>
+      </w:r>
+      <w:proofErr w:type="spellEnd"/>
+      <w:r>
+        <w:rPr>
+          <w:rFonts w:asciiTheme="majorHAnsi" w:hAnsiTheme="majorHAnsi" w:cstheme="majorHAnsi"/>
+        </w:rPr>
+        <w:t xml:space="preserve"> exercice-</w:t>
+      </w:r>
+      <w:proofErr w:type="spellStart"/>
+      <w:r>
+        <w:rPr>
+          <w:rFonts w:asciiTheme="majorHAnsi" w:hAnsiTheme="majorHAnsi" w:cstheme="majorHAnsi"/>
+        </w:rPr>
+        <w:t>laravel</w:t>
+      </w:r>
+      <w:proofErr w:type="spellEnd"/>
+      <w:r>
+        <w:rPr>
+          <w:rFonts w:asciiTheme="majorHAnsi" w:hAnsiTheme="majorHAnsi" w:cstheme="majorHAnsi"/>
+        </w:rPr>
+        <w:t xml:space="preserve"> : télécharge </w:t>
+      </w:r>
+      <w:proofErr w:type="spellStart"/>
+      <w:r>
+        <w:rPr>
+          <w:rFonts w:asciiTheme="majorHAnsi" w:hAnsiTheme="majorHAnsi" w:cstheme="majorHAnsi"/>
+        </w:rPr>
+        <w:t>Laravel</w:t>
+      </w:r>
+      <w:proofErr w:type="spellEnd"/>
+      <w:r>
+        <w:rPr>
+          <w:rFonts w:asciiTheme="majorHAnsi" w:hAnsiTheme="majorHAnsi" w:cstheme="majorHAnsi"/>
+        </w:rPr>
+        <w:t xml:space="preserve"> et crée le projet.</w:t>
+      </w:r>
+    </w:p>
+    <w:p>
+      <w:pPr>
+        <w:numPr>
+          <w:ilvl w:val="0"/>
+          <w:numId w:val="4"/>
+        </w:numPr>
+        <w:spacing w:after="160" w:line="259" w:lineRule="auto"/>
+        <w:rPr>
+          <w:rFonts w:asciiTheme="majorHAnsi" w:hAnsiTheme="majorHAnsi" w:cstheme="majorHAnsi"/>
+        </w:rPr>
+      </w:pPr>
+      <w:r>
+        <w:rPr>
+          <w:rFonts w:asciiTheme="majorHAnsi" w:hAnsiTheme="majorHAnsi" w:cstheme="majorHAnsi"/>
+        </w:rPr>
+        <w:t xml:space="preserve">Le dossier contiendra tous les fichiers de base </w:t>
+      </w:r>
+      <w:proofErr w:type="spellStart"/>
+      <w:r>
+        <w:rPr>
+          <w:rFonts w:asciiTheme="majorHAnsi" w:hAnsiTheme="majorHAnsi" w:cstheme="majorHAnsi"/>
+        </w:rPr>
+        <w:t>Laravel</w:t>
+      </w:r>
+      <w:proofErr w:type="spellEnd"/>
+      <w:r>
+        <w:rPr>
+          <w:rFonts w:asciiTheme="majorHAnsi" w:hAnsiTheme="majorHAnsi" w:cstheme="majorHAnsi"/>
+        </w:rPr>
+        <w:t>.</w:t>
+      </w:r>
+    </w:p>
+    <w:p>
+      <w:pPr>
+        <w:spacing w:after="160" w:line="259" w:lineRule="auto"/>
+        <w:rPr>
+          <w:rFonts w:asciiTheme="majorHAnsi" w:hAnsiTheme="majorHAnsi" w:cstheme="majorHAnsi"/>
+        </w:rPr>
+      </w:pPr>
+      <w:r>
+        <w:rPr>
+          <w:rFonts w:asciiTheme="majorHAnsi" w:hAnsiTheme="majorHAnsi" w:cstheme="majorHAnsi"/>
+        </w:rPr>
+        <w:t xml:space="preserve">Pour vérifier que le projet fonctionne, lancez le serveur local </w:t>
+      </w:r>
+      <w:proofErr w:type="spellStart"/>
+      <w:r>
+        <w:rPr>
+          <w:rFonts w:asciiTheme="majorHAnsi" w:hAnsiTheme="majorHAnsi" w:cstheme="majorHAnsi"/>
+        </w:rPr>
+        <w:t>Laravel</w:t>
+      </w:r>
+      <w:proofErr w:type="spellEnd"/>
+      <w:r>
+        <w:rPr>
+          <w:rFonts w:asciiTheme="majorHAnsi" w:hAnsiTheme="majorHAnsi" w:cstheme="majorHAnsi"/>
+        </w:rPr>
+        <w:t xml:space="preserve"> :</w:t>
+      </w:r>
+    </w:p>
+    <w:p>
+      <w:pPr>
+        <w:spacing w:after="160" w:line="259" w:lineRule="auto"/>
+        <w:ind w:firstLine="708"/>
+        <w:rPr>
+          <w:rFonts w:asciiTheme="majorHAnsi" w:eastAsiaTheme="majorEastAsia" w:hAnsiTheme="majorHAnsi" w:cstheme="majorHAnsi"/>
+        </w:rPr>
+      </w:pPr>
+      <w:proofErr w:type="gramStart"/>
+      <w:r>
+        <w:rPr>
+          <w:rFonts w:asciiTheme="majorHAnsi" w:eastAsiaTheme="majorEastAsia" w:hAnsiTheme="majorHAnsi" w:cstheme="majorHAnsi"/>
+        </w:rPr>
+        <w:t>cd</w:t>
+      </w:r>
+      <w:proofErr w:type="gramEnd"/>
+      <w:r>
+        <w:rPr>
+          <w:rFonts w:asciiTheme="majorHAnsi" w:eastAsiaTheme="majorEastAsia" w:hAnsiTheme="majorHAnsi" w:cstheme="majorHAnsi"/>
+        </w:rPr>
+        <w:t xml:space="preserve"> </w:t>
+      </w:r>
+      <w:r>
+        <w:rPr>
+          <w:rFonts w:asciiTheme="majorHAnsi" w:hAnsiTheme="majorHAnsi" w:cstheme="majorHAnsi"/>
+        </w:rPr>
+        <w:t>exercice-</w:t>
+      </w:r>
+      <w:proofErr w:type="spellStart"/>
+      <w:r>
+        <w:rPr>
+          <w:rFonts w:asciiTheme="majorHAnsi" w:hAnsiTheme="majorHAnsi" w:cstheme="majorHAnsi"/>
+        </w:rPr>
+        <w:t>laravel</w:t>
+      </w:r>
+      <w:proofErr w:type="spellEnd"/>
+    </w:p>
+    <w:p>
+      <w:pPr>
+        <w:spacing w:after="160" w:line="259" w:lineRule="auto"/>
+        <w:ind w:firstLine="708"/>
+        <w:rPr>
+          <w:rFonts w:asciiTheme="majorHAnsi" w:eastAsiaTheme="majorEastAsia" w:hAnsiTheme="majorHAnsi" w:cstheme="majorHAnsi"/>
+        </w:rPr>
+      </w:pPr>
+      <w:proofErr w:type="spellStart"/>
+      <w:proofErr w:type="gramStart"/>
+      <w:r>
+        <w:rPr>
+          <w:rFonts w:asciiTheme="majorHAnsi" w:eastAsiaTheme="majorEastAsia" w:hAnsiTheme="majorHAnsi" w:cstheme="majorHAnsi"/>
+        </w:rPr>
+        <w:t>php</w:t>
+      </w:r>
+      <w:proofErr w:type="spellEnd"/>
+      <w:proofErr w:type="gramEnd"/>
+      <w:r>
+        <w:rPr>
+          <w:rFonts w:asciiTheme="majorHAnsi" w:eastAsiaTheme="majorEastAsia" w:hAnsiTheme="majorHAnsi" w:cstheme="majorHAnsi"/>
+        </w:rPr>
+        <w:t xml:space="preserve"> artisan serve</w:t>
+      </w:r>
+    </w:p>
+    <w:p>
+      <w:pPr>
+        <w:numPr>
+          <w:ilvl w:val="0"/>
+          <w:numId w:val="5"/>
+        </w:numPr>
+        <w:spacing w:after="160" w:line="259" w:lineRule="auto"/>
+        <w:rPr>
+          <w:rFonts w:asciiTheme="majorHAnsi" w:hAnsiTheme="majorHAnsi" w:cstheme="majorHAnsi"/>
+        </w:rPr>
+      </w:pPr>
+      <w:proofErr w:type="gramStart"/>
+      <w:r>
+        <w:rPr>
+          <w:rFonts w:asciiTheme="majorHAnsi" w:eastAsiaTheme="majorEastAsia" w:hAnsiTheme="majorHAnsi" w:cstheme="majorHAnsi"/>
+        </w:rPr>
+        <w:t>cd</w:t>
+      </w:r>
+      <w:proofErr w:type="gramEnd"/>
+      <w:r>
+        <w:rPr>
+          <w:rFonts w:asciiTheme="majorHAnsi" w:eastAsiaTheme="majorEastAsia" w:hAnsiTheme="majorHAnsi" w:cstheme="majorHAnsi"/>
+        </w:rPr>
+        <w:t xml:space="preserve"> </w:t>
+      </w:r>
+      <w:r>
+        <w:rPr>
+          <w:rFonts w:asciiTheme="majorHAnsi" w:hAnsiTheme="majorHAnsi" w:cstheme="majorHAnsi"/>
+        </w:rPr>
+        <w:t>exercice-</w:t>
+      </w:r>
+      <w:proofErr w:type="spellStart"/>
+      <w:r>
+        <w:rPr>
+          <w:rFonts w:asciiTheme="majorHAnsi" w:hAnsiTheme="majorHAnsi" w:cstheme="majorHAnsi"/>
+        </w:rPr>
+        <w:t>laravel</w:t>
+      </w:r>
+      <w:proofErr w:type="spellEnd"/>
+      <w:r>
+        <w:rPr>
+          <w:rFonts w:asciiTheme="majorHAnsi" w:hAnsiTheme="majorHAnsi" w:cstheme="majorHAnsi"/>
+        </w:rPr>
+        <w:t xml:space="preserve"> : se déplace dans le dossier du projet.</w:t>
+      </w:r>
+    </w:p>
+    <w:p>
+      <w:pPr>
+        <w:numPr>
+          <w:ilvl w:val="0"/>
+          <w:numId w:val="5"/>
+        </w:numPr>
+        <w:spacing w:after="160" w:line="259" w:lineRule="auto"/>
+        <w:rPr>
+          <w:rFonts w:asciiTheme="majorHAnsi" w:hAnsiTheme="majorHAnsi" w:cstheme="majorHAnsi"/>
+        </w:rPr>
+      </w:pPr>
+      <w:proofErr w:type="spellStart"/>
+      <w:proofErr w:type="gramStart"/>
+      <w:r>
+        <w:rPr>
+          <w:rFonts w:asciiTheme="majorHAnsi" w:eastAsiaTheme="majorEastAsia" w:hAnsiTheme="majorHAnsi" w:cstheme="majorHAnsi"/>
+        </w:rPr>
+        <w:t>php</w:t>
+      </w:r>
+      <w:proofErr w:type="spellEnd"/>
+      <w:proofErr w:type="gramEnd"/>
+      <w:r>
+        <w:rPr>
+          <w:rFonts w:asciiTheme="majorHAnsi" w:eastAsiaTheme="majorEastAsia" w:hAnsiTheme="majorHAnsi" w:cstheme="majorHAnsi"/>
+        </w:rPr>
+        <w:t xml:space="preserve"> artisan serve</w:t>
+      </w:r>
+      <w:r>
+        <w:rPr>
+          <w:rFonts w:asciiTheme="majorHAnsi" w:hAnsiTheme="majorHAnsi" w:cstheme="majorHAnsi"/>
+        </w:rPr>
+        <w:t xml:space="preserve"> : démarre le serveur de développement sur </w:t>
+      </w:r>
+      <w:hyperlink r:id="rId10" w:history="1">
+        <w:r>
+          <w:rPr>
+            <w:rStyle w:val="Lienhypertexte"/>
+            <w:rFonts w:asciiTheme="majorHAnsi" w:eastAsiaTheme="majorEastAsia" w:hAnsiTheme="majorHAnsi" w:cstheme="majorHAnsi"/>
+          </w:rPr>
+          <w:t>http://127.0.0.1:8000</w:t>
+        </w:r>
+      </w:hyperlink>
+      <w:r>
+        <w:rPr>
+          <w:rFonts w:asciiTheme="majorHAnsi" w:hAnsiTheme="majorHAnsi" w:cstheme="majorHAnsi"/>
+        </w:rPr>
+        <w:t>.</w:t>
+      </w:r>
+    </w:p>
+    <w:p>
+      <w:pPr>
+        <w:pStyle w:val="Titre1"/>
+        <w:rPr>
+          <w:rFonts w:cstheme="majorHAnsi"/>
+        </w:rPr>
+      </w:pPr>
+      <w:bookmarkStart w:id="1" w:name="_Toc220444411"/>
+      <w:r>
+        <w:rPr>
+          <w:rFonts w:cstheme="majorHAnsi"/>
+        </w:rPr>
+        <w:t>Création du fichier CSS</w:t>
+      </w:r>
+      <w:bookmarkEnd w:id="1"/>
+      <w:r>
+        <w:rPr>
+          <w:rFonts w:cstheme="majorHAnsi"/>
+        </w:rPr>
+        <w:t xml:space="preserve"> </w:t>
+      </w:r>
+    </w:p>
+    <w:p>
+      <w:pPr>
+        <w:spacing w:after="160" w:line="259" w:lineRule="auto"/>
+        <w:rPr>
+          <w:rFonts w:asciiTheme="majorHAnsi" w:hAnsiTheme="majorHAnsi" w:cstheme="majorHAnsi"/>
+        </w:rPr>
+      </w:pPr>
+      <w:r>
+        <w:rPr>
+          <w:rFonts w:asciiTheme="majorHAnsi" w:hAnsiTheme="majorHAnsi" w:cstheme="majorHAnsi"/>
+        </w:rPr>
+        <w:t>Pour créer un fichier CSS personnalisé :</w:t>
+      </w:r>
+    </w:p>
+    <w:p>
+      <w:pPr>
+        <w:numPr>
+          <w:ilvl w:val="0"/>
+          <w:numId w:val="6"/>
+        </w:numPr>
+        <w:spacing w:after="160" w:line="259" w:lineRule="auto"/>
+        <w:rPr>
+          <w:rFonts w:asciiTheme="majorHAnsi" w:hAnsiTheme="majorHAnsi" w:cstheme="majorHAnsi"/>
+        </w:rPr>
+      </w:pPr>
+      <w:r>
+        <w:rPr>
+          <w:rFonts w:asciiTheme="majorHAnsi" w:hAnsiTheme="majorHAnsi" w:cstheme="majorHAnsi"/>
+        </w:rPr>
+        <w:t xml:space="preserve">Créez un dossier </w:t>
+      </w:r>
+      <w:proofErr w:type="spellStart"/>
+      <w:r>
+        <w:rPr>
+          <w:rFonts w:asciiTheme="majorHAnsi" w:eastAsiaTheme="majorEastAsia" w:hAnsiTheme="majorHAnsi" w:cstheme="majorHAnsi"/>
+        </w:rPr>
+        <w:t>css</w:t>
+      </w:r>
+      <w:proofErr w:type="spellEnd"/>
+      <w:r>
+        <w:rPr>
+          <w:rFonts w:asciiTheme="majorHAnsi" w:hAnsiTheme="majorHAnsi" w:cstheme="majorHAnsi"/>
+        </w:rPr>
+        <w:t xml:space="preserve"> dans le répertoire </w:t>
+      </w:r>
+      <w:r>
+        <w:rPr>
+          <w:rFonts w:asciiTheme="majorHAnsi" w:eastAsiaTheme="majorEastAsia" w:hAnsiTheme="majorHAnsi" w:cstheme="majorHAnsi"/>
+        </w:rPr>
+        <w:t>public</w:t>
+      </w:r>
+      <w:r>
+        <w:rPr>
+          <w:rFonts w:asciiTheme="majorHAnsi" w:hAnsiTheme="majorHAnsi" w:cstheme="majorHAnsi"/>
+        </w:rPr>
+        <w:t xml:space="preserve"> (si nécessaire) :</w:t>
+      </w:r>
+    </w:p>
+    <w:p>
+      <w:pPr>
+        <w:spacing w:after="160" w:line="259" w:lineRule="auto"/>
+        <w:ind w:firstLine="708"/>
+        <w:rPr>
+          <w:rFonts w:asciiTheme="majorHAnsi" w:eastAsiaTheme="majorEastAsia" w:hAnsiTheme="majorHAnsi" w:cstheme="majorHAnsi"/>
+        </w:rPr>
+      </w:pPr>
+      <w:proofErr w:type="spellStart"/>
+      <w:proofErr w:type="gramStart"/>
+      <w:r>
+        <w:rPr>
+          <w:rFonts w:asciiTheme="majorHAnsi" w:eastAsiaTheme="majorEastAsia" w:hAnsiTheme="majorHAnsi" w:cstheme="majorHAnsi"/>
+        </w:rPr>
+        <w:t>mkdir</w:t>
+      </w:r>
+      <w:proofErr w:type="spellEnd"/>
+      <w:proofErr w:type="gramEnd"/>
+      <w:r>
+        <w:rPr>
+          <w:rFonts w:asciiTheme="majorHAnsi" w:eastAsiaTheme="majorEastAsia" w:hAnsiTheme="majorHAnsi" w:cstheme="majorHAnsi"/>
+        </w:rPr>
+        <w:t xml:space="preserve"> public/</w:t>
+      </w:r>
+      <w:proofErr w:type="spellStart"/>
+      <w:r>
+        <w:rPr>
+          <w:rFonts w:asciiTheme="majorHAnsi" w:eastAsiaTheme="majorEastAsia" w:hAnsiTheme="majorHAnsi" w:cstheme="majorHAnsi"/>
+        </w:rPr>
+        <w:t>css</w:t>
+      </w:r>
+      <w:proofErr w:type="spellEnd"/>
+    </w:p>
+    <w:p>
+      <w:pPr>
+        <w:numPr>
+          <w:ilvl w:val="0"/>
+          <w:numId w:val="7"/>
+        </w:numPr>
+        <w:spacing w:after="160" w:line="259" w:lineRule="auto"/>
+        <w:rPr>
+          <w:rFonts w:asciiTheme="majorHAnsi" w:hAnsiTheme="majorHAnsi" w:cstheme="majorHAnsi"/>
+        </w:rPr>
+      </w:pPr>
+      <w:r>
+        <w:rPr>
+          <w:rFonts w:asciiTheme="majorHAnsi" w:hAnsiTheme="majorHAnsi" w:cstheme="majorHAnsi"/>
+        </w:rPr>
+        <w:t xml:space="preserve">Créez le fichier </w:t>
+      </w:r>
+      <w:r>
+        <w:rPr>
+          <w:rFonts w:asciiTheme="majorHAnsi" w:eastAsiaTheme="majorEastAsia" w:hAnsiTheme="majorHAnsi" w:cstheme="majorHAnsi"/>
+        </w:rPr>
+        <w:t>style.css</w:t>
+      </w:r>
+      <w:r>
+        <w:rPr>
+          <w:rFonts w:asciiTheme="majorHAnsi" w:hAnsiTheme="majorHAnsi" w:cstheme="majorHAnsi"/>
+        </w:rPr>
+        <w:t xml:space="preserve"> :</w:t>
+      </w:r>
+    </w:p>
+    <w:p>
+      <w:pPr>
+        <w:ind w:firstLine="708"/>
+        <w:rPr>
+          <w:rFonts w:asciiTheme="majorHAnsi" w:hAnsiTheme="majorHAnsi" w:cstheme="majorHAnsi"/>
+          <w:lang w:val="en-CA"/>
+        </w:rPr>
+      </w:pPr>
+      <w:r>
+        <w:rPr>
+          <w:rFonts w:asciiTheme="majorHAnsi" w:eastAsiaTheme="majorEastAsia" w:hAnsiTheme="majorHAnsi" w:cstheme="majorHAnsi"/>
+          <w:lang w:val="en-CA"/>
+        </w:rPr>
+        <w:t>touch public/</w:t>
+      </w:r>
+      <w:proofErr w:type="spellStart"/>
+      <w:r>
+        <w:rPr>
+          <w:rFonts w:asciiTheme="majorHAnsi" w:eastAsiaTheme="majorEastAsia" w:hAnsiTheme="majorHAnsi" w:cstheme="majorHAnsi"/>
+          <w:lang w:val="en-CA"/>
+        </w:rPr>
+        <w:t>css</w:t>
+      </w:r>
+      <w:proofErr w:type="spellEnd"/>
+      <w:r>
+        <w:rPr>
+          <w:rFonts w:asciiTheme="majorHAnsi" w:eastAsiaTheme="majorEastAsia" w:hAnsiTheme="majorHAnsi" w:cstheme="majorHAnsi"/>
+          <w:lang w:val="en-CA"/>
+        </w:rPr>
+        <w:t>/style.css</w:t>
+      </w:r>
+    </w:p>
+    <w:p>
+      <w:pPr>
+        <w:spacing w:after="160" w:line="259" w:lineRule="auto"/>
+        <w:ind w:firstLine="708"/>
+        <w:rPr>
+          <w:rFonts w:asciiTheme="majorHAnsi" w:eastAsiaTheme="majorEastAsia" w:hAnsiTheme="majorHAnsi" w:cstheme="majorHAnsi"/>
+          <w:lang w:val="en-CA"/>
+        </w:rPr>
+      </w:pPr>
+      <w:r>
+        <w:rPr>
+          <w:rFonts w:asciiTheme="majorHAnsi" w:hAnsiTheme="majorHAnsi" w:cstheme="majorHAnsi"/>
+          <w:noProof/>
         </w:rPr>
         <w:drawing>
-          <wp:inline distT="0" distB="0" distL="0" distR="0" wp14:anchorId="72C2488D" wp14:editId="22664EE6">
+          <wp:inline distT="0" distB="0" distL="0" distR="0" wp14:anchorId="14A4C94E" wp14:editId="10CB7900">
             <wp:extent cx="3787468" cy="571550"/>
             <wp:effectExtent l="0" t="0" r="3810" b="0"/>
             <wp:docPr id="882951135" name="Image 1"/>
@@ -686,7 +2075,7 @@
                     <pic:cNvPicPr/>
                   </pic:nvPicPr>
                   <pic:blipFill>
-                    <a:blip r:embed="rId6"/>
+                    <a:blip r:embed="rId11"/>
                     <a:stretch>
                       <a:fillRect/>
                     </a:stretch>
@@ -709,173 +2098,357 @@
     </w:p>
     <w:p>
       <w:pPr>
-        <w:pStyle w:val="Paragraphedeliste"/>
-        <w:rPr>
-          <w:rFonts w:cstheme="minorHAnsi"/>
-        </w:rPr>
-      </w:pPr>
-      <w:r>
-        <w:rPr>
-          <w:rFonts w:cstheme="minorHAnsi"/>
-        </w:rPr>
-        <w:drawing>
-          <wp:inline distT="0" distB="0" distL="0" distR="0" wp14:anchorId="508F8F63" wp14:editId="2E7CAD98">
-            <wp:extent cx="4701947" cy="1943268"/>
-            <wp:effectExtent l="0" t="0" r="3810" b="0"/>
-            <wp:docPr id="2088062293" name="Image 1"/>
-            <wp:cNvGraphicFramePr>
-              <a:graphicFrameLocks xmlns:a="http://schemas.openxmlformats.org/drawingml/2006/main" noChangeAspect="1"/>
-            </wp:cNvGraphicFramePr>
-            <a:graphic xmlns:a="http://schemas.openxmlformats.org/drawingml/2006/main">
-              <a:graphicData uri="http://schemas.openxmlformats.org/drawingml/2006/picture">
-                <pic:pic xmlns:pic="http://schemas.openxmlformats.org/drawingml/2006/picture">
-                  <pic:nvPicPr>
-                    <pic:cNvPr id="2088062293" name=""/>
-                    <pic:cNvPicPr/>
-                  </pic:nvPicPr>
-                  <pic:blipFill>
-                    <a:blip r:embed="rId7"/>
-                    <a:stretch>
-                      <a:fillRect/>
-                    </a:stretch>
-                  </pic:blipFill>
-                  <pic:spPr>
-                    <a:xfrm>
-                      <a:off x="0" y="0"/>
-                      <a:ext cx="4701947" cy="1943268"/>
-                    </a:xfrm>
-                    <a:prstGeom prst="rect">
-                      <a:avLst/>
-                    </a:prstGeom>
-                  </pic:spPr>
-                </pic:pic>
-              </a:graphicData>
-            </a:graphic>
-          </wp:inline>
-        </w:drawing>
-      </w:r>
-    </w:p>
-    <w:p>
-      <w:pPr>
-        <w:pStyle w:val="Paragraphedeliste"/>
         <w:numPr>
           <w:ilvl w:val="0"/>
-          <w:numId w:val="1"/>
+          <w:numId w:val="8"/>
         </w:numPr>
-        <w:rPr>
-          <w:rFonts w:cstheme="minorHAnsi"/>
-        </w:rPr>
-      </w:pPr>
-      <w:r>
-        <w:rPr>
-          <w:rFonts w:cstheme="minorHAnsi"/>
-        </w:rPr>
-        <w:t>Vous pouvez utiliser un thème existant, mais assurez-vous d'inclure le lien et les références dans la documentation.</w:t>
-      </w:r>
-    </w:p>
-    <w:p>
-      <w:pPr>
-        <w:keepNext/>
-        <w:rPr>
-          <w:rFonts w:asciiTheme="minorHAnsi" w:hAnsiTheme="minorHAnsi" w:cstheme="minorHAnsi"/>
-        </w:rPr>
-      </w:pPr>
-      <w:r>
-        <w:rPr>
-          <w:rFonts w:asciiTheme="minorHAnsi" w:hAnsiTheme="minorHAnsi" w:cstheme="minorHAnsi"/>
-        </w:rPr>
-        <w:lastRenderedPageBreak/>
-        <w:t>3. Ajuster le contenu selon vos données :</w:t>
-      </w:r>
-    </w:p>
-    <w:p>
-      <w:pPr>
-        <w:pStyle w:val="Paragraphedeliste"/>
-        <w:keepNext/>
+        <w:spacing w:after="160" w:line="259" w:lineRule="auto"/>
+        <w:rPr>
+          <w:rFonts w:asciiTheme="majorHAnsi" w:hAnsiTheme="majorHAnsi" w:cstheme="majorHAnsi"/>
+        </w:rPr>
+      </w:pPr>
+      <w:r>
+        <w:rPr>
+          <w:rFonts w:asciiTheme="majorHAnsi" w:hAnsiTheme="majorHAnsi" w:cstheme="majorHAnsi"/>
+        </w:rPr>
+        <w:t>Utilisation</w:t>
+      </w:r>
+      <w:r>
+        <w:rPr>
+          <w:rFonts w:asciiTheme="majorHAnsi" w:hAnsiTheme="majorHAnsi" w:cstheme="majorHAnsi"/>
+        </w:rPr>
+        <w:t xml:space="preserve"> </w:t>
+      </w:r>
+      <w:r>
+        <w:rPr>
+          <w:rFonts w:asciiTheme="majorHAnsi" w:hAnsiTheme="majorHAnsi" w:cstheme="majorHAnsi"/>
+        </w:rPr>
+        <w:t xml:space="preserve">d’un </w:t>
+      </w:r>
+      <w:r>
+        <w:rPr>
+          <w:rFonts w:asciiTheme="majorHAnsi" w:hAnsiTheme="majorHAnsi" w:cstheme="majorHAnsi"/>
+        </w:rPr>
+        <w:t xml:space="preserve">CDN pour l’utilisation du CSS de Bootstrap </w:t>
+      </w:r>
+      <w:r>
+        <w:rPr>
+          <w:rFonts w:asciiTheme="majorHAnsi" w:hAnsiTheme="majorHAnsi" w:cstheme="majorHAnsi"/>
+        </w:rPr>
+        <w:t>:</w:t>
+      </w:r>
+    </w:p>
+    <w:p>
+      <w:pPr>
+        <w:spacing w:after="160" w:line="259" w:lineRule="auto"/>
+        <w:rPr>
+          <w:rFonts w:asciiTheme="majorHAnsi" w:eastAsiaTheme="majorEastAsia" w:hAnsiTheme="majorHAnsi" w:cstheme="majorHAnsi"/>
+          <w:lang w:val="en-CA"/>
+        </w:rPr>
+      </w:pPr>
+      <w:r>
+        <w:rPr>
+          <w:rFonts w:asciiTheme="majorHAnsi" w:eastAsiaTheme="majorEastAsia" w:hAnsiTheme="majorHAnsi" w:cstheme="majorHAnsi"/>
+          <w:lang w:val="en-CA"/>
+        </w:rPr>
+        <w:t>&lt;</w:t>
+      </w:r>
+      <w:r>
+        <w:rPr>
+          <w:rFonts w:asciiTheme="majorHAnsi" w:hAnsiTheme="majorHAnsi" w:cstheme="majorHAnsi"/>
+          <w:lang w:val="en-CA"/>
+        </w:rPr>
+        <w:t>link</w:t>
+      </w:r>
+      <w:r>
+        <w:rPr>
+          <w:rFonts w:asciiTheme="majorHAnsi" w:eastAsiaTheme="majorEastAsia" w:hAnsiTheme="majorHAnsi" w:cstheme="majorHAnsi"/>
+          <w:lang w:val="en-CA"/>
+        </w:rPr>
+        <w:t xml:space="preserve"> </w:t>
+      </w:r>
+      <w:proofErr w:type="spellStart"/>
+      <w:r>
+        <w:rPr>
+          <w:rFonts w:asciiTheme="majorHAnsi" w:eastAsiaTheme="majorEastAsia" w:hAnsiTheme="majorHAnsi" w:cstheme="majorHAnsi"/>
+          <w:lang w:val="en-CA"/>
+        </w:rPr>
+        <w:t>rel</w:t>
+      </w:r>
+      <w:proofErr w:type="spellEnd"/>
+      <w:r>
+        <w:rPr>
+          <w:rFonts w:asciiTheme="majorHAnsi" w:eastAsiaTheme="majorEastAsia" w:hAnsiTheme="majorHAnsi" w:cstheme="majorHAnsi"/>
+          <w:lang w:val="en-CA"/>
+        </w:rPr>
+        <w:t>=</w:t>
+      </w:r>
+      <w:r>
+        <w:rPr>
+          <w:rFonts w:asciiTheme="majorHAnsi" w:hAnsiTheme="majorHAnsi" w:cstheme="majorHAnsi"/>
+          <w:lang w:val="en-CA"/>
+        </w:rPr>
+        <w:t>"stylesheet"</w:t>
+      </w:r>
+      <w:r>
+        <w:rPr>
+          <w:rFonts w:asciiTheme="majorHAnsi" w:eastAsiaTheme="majorEastAsia" w:hAnsiTheme="majorHAnsi" w:cstheme="majorHAnsi"/>
+          <w:lang w:val="en-CA"/>
+        </w:rPr>
+        <w:t xml:space="preserve"> href=</w:t>
+      </w:r>
+      <w:r>
+        <w:rPr>
+          <w:rFonts w:asciiTheme="majorHAnsi" w:hAnsiTheme="majorHAnsi" w:cstheme="majorHAnsi"/>
+          <w:lang w:val="en-CA"/>
+        </w:rPr>
+        <w:t>"https://cdn.jsdelivr.net/npm/bootstrap@5.3.0/dist/css/bootstrap.min.css"</w:t>
+      </w:r>
+      <w:r>
+        <w:rPr>
+          <w:rFonts w:asciiTheme="majorHAnsi" w:eastAsiaTheme="majorEastAsia" w:hAnsiTheme="majorHAnsi" w:cstheme="majorHAnsi"/>
+          <w:lang w:val="en-CA"/>
+        </w:rPr>
+        <w:t>&gt;</w:t>
+      </w:r>
+    </w:p>
+    <w:p>
+      <w:pPr>
         <w:numPr>
           <w:ilvl w:val="0"/>
-          <w:numId w:val="2"/>
+          <w:numId w:val="9"/>
         </w:numPr>
-        <w:ind w:left="714" w:hanging="357"/>
-        <w:rPr>
-          <w:rFonts w:cstheme="minorHAnsi"/>
-        </w:rPr>
-      </w:pPr>
-      <w:r>
-        <w:rPr>
-          <w:rFonts w:cstheme="minorHAnsi"/>
-        </w:rPr>
-        <w:t xml:space="preserve">Si vous avez utilisé des </w:t>
-      </w:r>
-      <w:r>
-        <w:rPr>
-          <w:rFonts w:cstheme="minorHAnsi"/>
-        </w:rPr>
-        <w:t>« </w:t>
-      </w:r>
-      <w:r>
-        <w:rPr>
-          <w:rFonts w:cstheme="minorHAnsi"/>
-        </w:rPr>
-        <w:t>templates</w:t>
-      </w:r>
-      <w:r>
-        <w:rPr>
-          <w:rFonts w:cstheme="minorHAnsi"/>
-        </w:rPr>
-        <w:t> »</w:t>
-      </w:r>
-      <w:r>
-        <w:rPr>
-          <w:rFonts w:cstheme="minorHAnsi"/>
-        </w:rPr>
-        <w:t xml:space="preserve">, vous devez ajuster leur contenu avec vos propres données. Les </w:t>
-      </w:r>
-      <w:r>
-        <w:rPr>
-          <w:rFonts w:cstheme="minorHAnsi"/>
-        </w:rPr>
-        <w:t>« </w:t>
-      </w:r>
-      <w:r>
-        <w:rPr>
-          <w:rFonts w:cstheme="minorHAnsi"/>
-        </w:rPr>
-        <w:t>templates</w:t>
-      </w:r>
-      <w:r>
-        <w:rPr>
-          <w:rFonts w:cstheme="minorHAnsi"/>
-        </w:rPr>
-        <w:t> »</w:t>
-      </w:r>
-      <w:r>
-        <w:rPr>
-          <w:rFonts w:cstheme="minorHAnsi"/>
-        </w:rPr>
-        <w:t xml:space="preserve"> sans modification du contenu ne seront pas acceptés et entraîneront l'attribution d'une note zéro</w:t>
-      </w:r>
-      <w:r>
-        <w:rPr>
-          <w:rFonts w:cstheme="minorHAnsi"/>
-        </w:rPr>
-        <w:t>.</w:t>
-      </w:r>
-    </w:p>
-    <w:p>
-      <w:pPr>
-        <w:pStyle w:val="Paragraphedeliste"/>
-        <w:keepNext/>
-        <w:rPr>
-          <w:rFonts w:cstheme="minorHAnsi"/>
-        </w:rPr>
-      </w:pPr>
-      <w:r>
-        <w:rPr>
-          <w:rFonts w:cstheme="minorHAnsi"/>
+        <w:spacing w:after="160" w:line="259" w:lineRule="auto"/>
+        <w:rPr>
+          <w:rFonts w:asciiTheme="majorHAnsi" w:hAnsiTheme="majorHAnsi" w:cstheme="majorHAnsi"/>
+        </w:rPr>
+      </w:pPr>
+      <w:r>
+        <w:rPr>
+          <w:rFonts w:asciiTheme="majorHAnsi" w:hAnsiTheme="majorHAnsi" w:cstheme="majorHAnsi"/>
+        </w:rPr>
+        <w:t>Vérifiez que le fichier CSS est bien accessible depuis le navigateur en l’incluant dans votre Blade principal :</w:t>
+      </w:r>
+    </w:p>
+    <w:p>
+      <w:pPr>
+        <w:rPr>
+          <w:rFonts w:asciiTheme="majorHAnsi" w:hAnsiTheme="majorHAnsi" w:cstheme="majorHAnsi"/>
+          <w:lang w:val="en-CA"/>
+        </w:rPr>
+      </w:pPr>
+      <w:r>
+        <w:rPr>
+          <w:rFonts w:asciiTheme="majorHAnsi" w:eastAsiaTheme="majorEastAsia" w:hAnsiTheme="majorHAnsi" w:cstheme="majorHAnsi"/>
+          <w:lang w:val="en-CA"/>
+        </w:rPr>
+        <w:t>&lt;</w:t>
+      </w:r>
+      <w:r>
+        <w:rPr>
+          <w:rFonts w:asciiTheme="majorHAnsi" w:hAnsiTheme="majorHAnsi" w:cstheme="majorHAnsi"/>
+          <w:lang w:val="en-CA"/>
+        </w:rPr>
+        <w:t>link</w:t>
+      </w:r>
+      <w:r>
+        <w:rPr>
+          <w:rFonts w:asciiTheme="majorHAnsi" w:eastAsiaTheme="majorEastAsia" w:hAnsiTheme="majorHAnsi" w:cstheme="majorHAnsi"/>
+          <w:lang w:val="en-CA"/>
+        </w:rPr>
+        <w:t xml:space="preserve"> </w:t>
+      </w:r>
+      <w:proofErr w:type="spellStart"/>
+      <w:r>
+        <w:rPr>
+          <w:rFonts w:asciiTheme="majorHAnsi" w:eastAsiaTheme="majorEastAsia" w:hAnsiTheme="majorHAnsi" w:cstheme="majorHAnsi"/>
+          <w:lang w:val="en-CA"/>
+        </w:rPr>
+        <w:t>rel</w:t>
+      </w:r>
+      <w:proofErr w:type="spellEnd"/>
+      <w:r>
+        <w:rPr>
+          <w:rFonts w:asciiTheme="majorHAnsi" w:eastAsiaTheme="majorEastAsia" w:hAnsiTheme="majorHAnsi" w:cstheme="majorHAnsi"/>
+          <w:lang w:val="en-CA"/>
+        </w:rPr>
+        <w:t>=</w:t>
+      </w:r>
+      <w:r>
+        <w:rPr>
+          <w:rFonts w:asciiTheme="majorHAnsi" w:hAnsiTheme="majorHAnsi" w:cstheme="majorHAnsi"/>
+          <w:lang w:val="en-CA"/>
+        </w:rPr>
+        <w:t>"stylesheet"</w:t>
+      </w:r>
+      <w:r>
+        <w:rPr>
+          <w:rFonts w:asciiTheme="majorHAnsi" w:eastAsiaTheme="majorEastAsia" w:hAnsiTheme="majorHAnsi" w:cstheme="majorHAnsi"/>
+          <w:lang w:val="en-CA"/>
+        </w:rPr>
+        <w:t xml:space="preserve"> </w:t>
+      </w:r>
+      <w:proofErr w:type="spellStart"/>
+      <w:r>
+        <w:rPr>
+          <w:rFonts w:asciiTheme="majorHAnsi" w:eastAsiaTheme="majorEastAsia" w:hAnsiTheme="majorHAnsi" w:cstheme="majorHAnsi"/>
+          <w:lang w:val="en-CA"/>
+        </w:rPr>
+        <w:t>href</w:t>
+      </w:r>
+      <w:proofErr w:type="spellEnd"/>
+      <w:r>
+        <w:rPr>
+          <w:rFonts w:asciiTheme="majorHAnsi" w:eastAsiaTheme="majorEastAsia" w:hAnsiTheme="majorHAnsi" w:cstheme="majorHAnsi"/>
+          <w:lang w:val="en-CA"/>
+        </w:rPr>
+        <w:t>=</w:t>
+      </w:r>
+      <w:r>
+        <w:rPr>
+          <w:rFonts w:asciiTheme="majorHAnsi" w:hAnsiTheme="majorHAnsi" w:cstheme="majorHAnsi"/>
+          <w:lang w:val="en-CA"/>
+        </w:rPr>
+        <w:t>"</w:t>
+      </w:r>
+      <w:proofErr w:type="gramStart"/>
+      <w:r>
+        <w:rPr>
+          <w:rFonts w:asciiTheme="majorHAnsi" w:hAnsiTheme="majorHAnsi" w:cstheme="majorHAnsi"/>
+          <w:lang w:val="en-CA"/>
+        </w:rPr>
+        <w:t>{{ asset</w:t>
+      </w:r>
+      <w:r>
+        <w:rPr>
+          <w:rFonts w:asciiTheme="majorHAnsi" w:hAnsiTheme="majorHAnsi" w:cstheme="majorHAnsi"/>
+          <w:lang w:val="en-CA"/>
+        </w:rPr>
+        <w:t>s</w:t>
+      </w:r>
+      <w:proofErr w:type="gramEnd"/>
+      <w:r>
+        <w:rPr>
+          <w:rFonts w:asciiTheme="majorHAnsi" w:hAnsiTheme="majorHAnsi" w:cstheme="majorHAnsi"/>
+          <w:lang w:val="en-CA"/>
+        </w:rPr>
+        <w:t>('</w:t>
+      </w:r>
+      <w:proofErr w:type="spellStart"/>
+      <w:r>
+        <w:rPr>
+          <w:rFonts w:asciiTheme="majorHAnsi" w:hAnsiTheme="majorHAnsi" w:cstheme="majorHAnsi"/>
+          <w:lang w:val="en-CA"/>
+        </w:rPr>
+        <w:t>css</w:t>
+      </w:r>
+      <w:proofErr w:type="spellEnd"/>
+      <w:r>
+        <w:rPr>
+          <w:rFonts w:asciiTheme="majorHAnsi" w:hAnsiTheme="majorHAnsi" w:cstheme="majorHAnsi"/>
+          <w:lang w:val="en-CA"/>
+        </w:rPr>
+        <w:t>/style.css'</w:t>
+      </w:r>
+      <w:proofErr w:type="gramStart"/>
+      <w:r>
+        <w:rPr>
+          <w:rFonts w:asciiTheme="majorHAnsi" w:hAnsiTheme="majorHAnsi" w:cstheme="majorHAnsi"/>
+          <w:lang w:val="en-CA"/>
+        </w:rPr>
+        <w:t>) }}"</w:t>
+      </w:r>
+      <w:proofErr w:type="gramEnd"/>
+      <w:r>
+        <w:rPr>
+          <w:rFonts w:asciiTheme="majorHAnsi" w:eastAsiaTheme="majorEastAsia" w:hAnsiTheme="majorHAnsi" w:cstheme="majorHAnsi"/>
+          <w:lang w:val="en-CA"/>
+        </w:rPr>
+        <w:t>&gt;</w:t>
+      </w:r>
+    </w:p>
+    <w:p>
+      <w:pPr>
+        <w:pStyle w:val="Titre1"/>
+        <w:rPr>
+          <w:rFonts w:cstheme="majorHAnsi"/>
+        </w:rPr>
+      </w:pPr>
+      <w:bookmarkStart w:id="2" w:name="_Toc220444412"/>
+      <w:r>
+        <w:rPr>
+          <w:rFonts w:cstheme="majorHAnsi"/>
+        </w:rPr>
+        <w:lastRenderedPageBreak/>
+        <w:t>Ajuster le contenu selon vos données</w:t>
+      </w:r>
+      <w:bookmarkEnd w:id="2"/>
+    </w:p>
+    <w:p>
+      <w:pPr>
+        <w:spacing w:after="160" w:line="259" w:lineRule="auto"/>
+        <w:rPr>
+          <w:rFonts w:asciiTheme="majorHAnsi" w:hAnsiTheme="majorHAnsi" w:cstheme="majorHAnsi"/>
+        </w:rPr>
+      </w:pPr>
+      <w:r>
+        <w:rPr>
+          <w:rFonts w:asciiTheme="majorHAnsi" w:hAnsiTheme="majorHAnsi" w:cstheme="majorHAnsi"/>
+        </w:rPr>
+        <w:t>Cette étape ne nécessite pas de commande en terminal, mais voici les actions que vous faites sur les fichiers :</w:t>
+      </w:r>
+    </w:p>
+    <w:p>
+      <w:pPr>
+        <w:numPr>
+          <w:ilvl w:val="0"/>
+          <w:numId w:val="10"/>
+        </w:numPr>
+        <w:spacing w:after="160" w:line="259" w:lineRule="auto"/>
+        <w:rPr>
+          <w:rFonts w:asciiTheme="majorHAnsi" w:hAnsiTheme="majorHAnsi" w:cstheme="majorHAnsi"/>
+        </w:rPr>
+      </w:pPr>
+      <w:r>
+        <w:rPr>
+          <w:rFonts w:asciiTheme="majorHAnsi" w:hAnsiTheme="majorHAnsi" w:cstheme="majorHAnsi"/>
+        </w:rPr>
+        <w:t>Modifier les pages HTML ou Blade pour remplacer le contenu générique par vos données :</w:t>
+      </w:r>
+    </w:p>
+    <w:p>
+      <w:pPr>
+        <w:numPr>
+          <w:ilvl w:val="1"/>
+          <w:numId w:val="10"/>
+        </w:numPr>
+        <w:spacing w:after="160" w:line="259" w:lineRule="auto"/>
+        <w:rPr>
+          <w:rFonts w:asciiTheme="majorHAnsi" w:hAnsiTheme="majorHAnsi" w:cstheme="majorHAnsi"/>
+        </w:rPr>
+      </w:pPr>
+      <w:r>
+        <w:rPr>
+          <w:rFonts w:asciiTheme="majorHAnsi" w:hAnsiTheme="majorHAnsi" w:cstheme="majorHAnsi"/>
+        </w:rPr>
+        <w:t>Exemple : titres, descriptions, images, etc.</w:t>
+      </w:r>
+    </w:p>
+    <w:p>
+      <w:pPr>
+        <w:spacing w:after="160" w:line="259" w:lineRule="auto"/>
+        <w:ind w:left="1080"/>
+        <w:rPr>
+          <w:rFonts w:asciiTheme="majorHAnsi" w:hAnsiTheme="majorHAnsi" w:cstheme="majorHAnsi"/>
+        </w:rPr>
+      </w:pPr>
+      <w:r>
+        <w:rPr>
+          <w:rFonts w:asciiTheme="majorHAnsi" w:hAnsiTheme="majorHAnsi" w:cstheme="majorHAnsi"/>
+          <w:noProof/>
         </w:rPr>
         <w:drawing>
-          <wp:inline distT="0" distB="0" distL="0" distR="0" wp14:anchorId="296CF83D" wp14:editId="547BF3D5">
+          <wp:inline distT="0" distB="0" distL="0" distR="0" wp14:anchorId="68EDA94C" wp14:editId="0084C093">
             <wp:extent cx="3406435" cy="960203"/>
             <wp:effectExtent l="0" t="0" r="3810" b="0"/>
             <wp:docPr id="1207443481" name="Image 1"/>
@@ -890,7 +2463,7 @@
                     <pic:cNvPicPr/>
                   </pic:nvPicPr>
                   <pic:blipFill>
-                    <a:blip r:embed="rId8"/>
+                    <a:blip r:embed="rId12"/>
                     <a:stretch>
                       <a:fillRect/>
                     </a:stretch>
@@ -913,106 +2486,132 @@
     </w:p>
     <w:p>
       <w:pPr>
-        <w:pStyle w:val="Paragraphedeliste"/>
-        <w:keepNext/>
-        <w:rPr>
-          <w:rFonts w:cstheme="minorHAnsi"/>
-        </w:rPr>
-      </w:pPr>
-      <w:r>
-        <w:rPr>
-          <w:rFonts w:cstheme="minorHAnsi"/>
+        <w:pStyle w:val="Titre1"/>
+        <w:rPr>
+          <w:rFonts w:cstheme="majorHAnsi"/>
+        </w:rPr>
+      </w:pPr>
+      <w:bookmarkStart w:id="3" w:name="_Toc220444413"/>
+      <w:r>
+        <w:rPr>
+          <w:rFonts w:cstheme="majorHAnsi"/>
+        </w:rPr>
+        <w:t>Création du contrôleur</w:t>
+      </w:r>
+      <w:bookmarkEnd w:id="3"/>
+      <w:r>
+        <w:rPr>
+          <w:rFonts w:cstheme="majorHAnsi"/>
+        </w:rPr>
+        <w:t xml:space="preserve"> </w:t>
+      </w:r>
+    </w:p>
+    <w:p>
+      <w:pPr>
+        <w:spacing w:after="160" w:line="259" w:lineRule="auto"/>
+        <w:rPr>
+          <w:rFonts w:asciiTheme="majorHAnsi" w:hAnsiTheme="majorHAnsi" w:cstheme="majorHAnsi"/>
+        </w:rPr>
+      </w:pPr>
+      <w:r>
+        <w:rPr>
+          <w:rFonts w:asciiTheme="majorHAnsi" w:hAnsiTheme="majorHAnsi" w:cstheme="majorHAnsi"/>
+        </w:rPr>
+        <w:t xml:space="preserve">Pour créer un contrôleur nommé </w:t>
+      </w:r>
+      <w:proofErr w:type="spellStart"/>
+      <w:r>
+        <w:rPr>
+          <w:rFonts w:asciiTheme="majorHAnsi" w:hAnsiTheme="majorHAnsi" w:cstheme="majorHAnsi"/>
+        </w:rPr>
+        <w:t>Home</w:t>
+      </w:r>
+      <w:r>
+        <w:rPr>
+          <w:rFonts w:asciiTheme="majorHAnsi" w:eastAsiaTheme="majorEastAsia" w:hAnsiTheme="majorHAnsi" w:cstheme="majorHAnsi"/>
+        </w:rPr>
+        <w:t>Controller</w:t>
+      </w:r>
+      <w:proofErr w:type="spellEnd"/>
+      <w:r>
+        <w:rPr>
+          <w:rFonts w:asciiTheme="majorHAnsi" w:hAnsiTheme="majorHAnsi" w:cstheme="majorHAnsi"/>
+        </w:rPr>
+        <w:t xml:space="preserve"> :</w:t>
+      </w:r>
+    </w:p>
+    <w:p>
+      <w:pPr>
+        <w:rPr>
+          <w:rFonts w:asciiTheme="majorHAnsi" w:hAnsiTheme="majorHAnsi" w:cstheme="majorHAnsi"/>
+          <w:lang w:val="en-CA"/>
+        </w:rPr>
+      </w:pPr>
+      <w:proofErr w:type="spellStart"/>
+      <w:r>
+        <w:rPr>
+          <w:rFonts w:asciiTheme="majorHAnsi" w:eastAsiaTheme="majorEastAsia" w:hAnsiTheme="majorHAnsi" w:cstheme="majorHAnsi"/>
+          <w:lang w:val="en-CA"/>
+        </w:rPr>
+        <w:t>php</w:t>
+      </w:r>
+      <w:proofErr w:type="spellEnd"/>
+      <w:r>
+        <w:rPr>
+          <w:rFonts w:asciiTheme="majorHAnsi" w:eastAsiaTheme="majorEastAsia" w:hAnsiTheme="majorHAnsi" w:cstheme="majorHAnsi"/>
+          <w:lang w:val="en-CA"/>
+        </w:rPr>
+        <w:t xml:space="preserve"> artisan </w:t>
+      </w:r>
+      <w:proofErr w:type="spellStart"/>
+      <w:proofErr w:type="gramStart"/>
+      <w:r>
+        <w:rPr>
+          <w:rFonts w:asciiTheme="majorHAnsi" w:eastAsiaTheme="majorEastAsia" w:hAnsiTheme="majorHAnsi" w:cstheme="majorHAnsi"/>
+          <w:lang w:val="en-CA"/>
+        </w:rPr>
+        <w:t>make:controller</w:t>
+      </w:r>
+      <w:proofErr w:type="spellEnd"/>
+      <w:proofErr w:type="gramEnd"/>
+      <w:r>
+        <w:rPr>
+          <w:rFonts w:asciiTheme="majorHAnsi" w:eastAsiaTheme="majorEastAsia" w:hAnsiTheme="majorHAnsi" w:cstheme="majorHAnsi"/>
+          <w:lang w:val="en-CA"/>
+        </w:rPr>
+        <w:t xml:space="preserve"> </w:t>
+      </w:r>
+      <w:proofErr w:type="spellStart"/>
+      <w:r>
+        <w:rPr>
+          <w:rFonts w:asciiTheme="majorHAnsi" w:eastAsiaTheme="majorEastAsia" w:hAnsiTheme="majorHAnsi" w:cstheme="majorHAnsi"/>
+          <w:lang w:val="en-CA"/>
+        </w:rPr>
+        <w:t>Home</w:t>
+      </w:r>
+      <w:r>
+        <w:rPr>
+          <w:rFonts w:asciiTheme="majorHAnsi" w:eastAsiaTheme="majorEastAsia" w:hAnsiTheme="majorHAnsi" w:cstheme="majorHAnsi"/>
+          <w:lang w:val="en-CA"/>
+        </w:rPr>
+        <w:t>Controller</w:t>
+      </w:r>
+      <w:proofErr w:type="spellEnd"/>
+    </w:p>
+    <w:p>
+      <w:pPr>
+        <w:spacing w:after="160" w:line="259" w:lineRule="auto"/>
+        <w:rPr>
+          <w:rFonts w:asciiTheme="majorHAnsi" w:eastAsiaTheme="majorEastAsia" w:hAnsiTheme="majorHAnsi" w:cstheme="majorHAnsi"/>
+        </w:rPr>
+      </w:pPr>
+      <w:r>
+        <w:rPr>
+          <w:rFonts w:asciiTheme="majorHAnsi" w:hAnsiTheme="majorHAnsi" w:cstheme="majorHAnsi"/>
+          <w:noProof/>
         </w:rPr>
         <w:drawing>
-          <wp:inline distT="0" distB="0" distL="0" distR="0" wp14:anchorId="6E68EE86" wp14:editId="23CEFC8B">
-            <wp:extent cx="5699760" cy="1722120"/>
-            <wp:effectExtent l="0" t="0" r="0" b="0"/>
-            <wp:docPr id="374265411" name="Image 1"/>
-            <wp:cNvGraphicFramePr>
-              <a:graphicFrameLocks xmlns:a="http://schemas.openxmlformats.org/drawingml/2006/main" noChangeAspect="1"/>
-            </wp:cNvGraphicFramePr>
-            <a:graphic xmlns:a="http://schemas.openxmlformats.org/drawingml/2006/main">
-              <a:graphicData uri="http://schemas.openxmlformats.org/drawingml/2006/picture">
-                <pic:pic xmlns:pic="http://schemas.openxmlformats.org/drawingml/2006/picture">
-                  <pic:nvPicPr>
-                    <pic:cNvPr id="374265411" name=""/>
-                    <pic:cNvPicPr/>
-                  </pic:nvPicPr>
-                  <pic:blipFill rotWithShape="1">
-                    <a:blip r:embed="rId9"/>
-                    <a:srcRect r="4571"/>
-                    <a:stretch>
-                      <a:fillRect/>
-                    </a:stretch>
-                  </pic:blipFill>
-                  <pic:spPr bwMode="auto">
-                    <a:xfrm>
-                      <a:off x="0" y="0"/>
-                      <a:ext cx="5699760" cy="1722120"/>
-                    </a:xfrm>
-                    <a:prstGeom prst="rect">
-                      <a:avLst/>
-                    </a:prstGeom>
-                    <a:ln>
-                      <a:noFill/>
-                    </a:ln>
-                    <a:extLst>
-                      <a:ext uri="{53640926-AAD7-44D8-BBD7-CCE9431645EC}">
-                        <a14:shadowObscured xmlns:a14="http://schemas.microsoft.com/office/drawing/2010/main"/>
-                      </a:ext>
-                    </a:extLst>
-                  </pic:spPr>
-                </pic:pic>
-              </a:graphicData>
-            </a:graphic>
-          </wp:inline>
-        </w:drawing>
-      </w:r>
-    </w:p>
-    <w:p>
-      <w:pPr>
-        <w:rPr>
-          <w:rFonts w:asciiTheme="minorHAnsi" w:hAnsiTheme="minorHAnsi" w:cstheme="minorHAnsi"/>
-        </w:rPr>
-      </w:pPr>
-      <w:r>
-        <w:rPr>
-          <w:rFonts w:asciiTheme="minorHAnsi" w:hAnsiTheme="minorHAnsi" w:cstheme="minorHAnsi"/>
-        </w:rPr>
-        <w:t>4. Création du contrôleur : (2pts)</w:t>
-      </w:r>
-    </w:p>
-    <w:p>
-      <w:pPr>
-        <w:pStyle w:val="Paragraphedeliste"/>
-        <w:numPr>
-          <w:ilvl w:val="0"/>
-          <w:numId w:val="2"/>
-        </w:numPr>
-        <w:rPr>
-          <w:rFonts w:cstheme="minorHAnsi"/>
-        </w:rPr>
-      </w:pPr>
-      <w:r>
-        <w:rPr>
-          <w:rFonts w:cstheme="minorHAnsi"/>
-        </w:rPr>
-        <w:t>Utilisez la ligne de commande pour créer un contrôleur pour le projet.</w:t>
-      </w:r>
-    </w:p>
-    <w:p>
-      <w:pPr>
-        <w:pStyle w:val="Paragraphedeliste"/>
-        <w:rPr>
-          <w:rFonts w:cstheme="minorHAnsi"/>
-        </w:rPr>
-      </w:pPr>
-      <w:r>
-        <w:rPr>
-          <w:rFonts w:cstheme="minorHAnsi"/>
-        </w:rPr>
-        <w:drawing>
-          <wp:inline distT="0" distB="0" distL="0" distR="0" wp14:anchorId="224E42B9" wp14:editId="2F627AFD">
+          <wp:inline distT="0" distB="0" distL="0" distR="0" wp14:anchorId="7FDC7375" wp14:editId="47464837">
             <wp:extent cx="5243014" cy="396274"/>
             <wp:effectExtent l="0" t="0" r="0" b="3810"/>
             <wp:docPr id="757840360" name="Image 1"/>
@@ -1027,7 +2626,7 @@
                     <pic:cNvPicPr/>
                   </pic:nvPicPr>
                   <pic:blipFill>
-                    <a:blip r:embed="rId10"/>
+                    <a:blip r:embed="rId13"/>
                     <a:stretch>
                       <a:fillRect/>
                     </a:stretch>
@@ -1050,48 +2649,192 @@
     </w:p>
     <w:p>
       <w:pPr>
-        <w:rPr>
-          <w:rFonts w:asciiTheme="minorHAnsi" w:hAnsiTheme="minorHAnsi" w:cstheme="minorHAnsi"/>
-        </w:rPr>
-      </w:pPr>
-      <w:r>
-        <w:rPr>
-          <w:rFonts w:asciiTheme="minorHAnsi" w:hAnsiTheme="minorHAnsi" w:cstheme="minorHAnsi"/>
-        </w:rPr>
-        <w:t>5. Définition des routes : (2pts)</w:t>
-      </w:r>
-    </w:p>
-    <w:p>
-      <w:pPr>
-        <w:pStyle w:val="Paragraphedeliste"/>
+        <w:spacing w:after="160" w:line="259" w:lineRule="auto"/>
+        <w:rPr>
+          <w:rFonts w:asciiTheme="majorHAnsi" w:hAnsiTheme="majorHAnsi" w:cstheme="majorHAnsi"/>
+        </w:rPr>
+      </w:pPr>
+      <w:r>
+        <w:rPr>
+          <w:rFonts w:asciiTheme="majorHAnsi" w:hAnsiTheme="majorHAnsi" w:cstheme="majorHAnsi"/>
+        </w:rPr>
+        <w:t>Explication :</w:t>
+      </w:r>
+    </w:p>
+    <w:p>
+      <w:pPr>
         <w:numPr>
           <w:ilvl w:val="0"/>
-          <w:numId w:val="2"/>
+          <w:numId w:val="11"/>
         </w:numPr>
-        <w:rPr>
-          <w:rFonts w:cstheme="minorHAnsi"/>
-        </w:rPr>
-      </w:pPr>
-      <w:r>
-        <w:rPr>
-          <w:rFonts w:cstheme="minorHAnsi"/>
-        </w:rPr>
-        <w:t>Configurez au moins 4 routes pointant vers le contrôleur créé précédemment.</w:t>
-      </w:r>
-    </w:p>
-    <w:p>
-      <w:pPr>
-        <w:pStyle w:val="Paragraphedeliste"/>
-        <w:rPr>
-          <w:rFonts w:cstheme="minorHAnsi"/>
-        </w:rPr>
-      </w:pPr>
-      <w:r>
-        <w:rPr>
-          <w:rFonts w:cstheme="minorHAnsi"/>
+        <w:spacing w:after="160" w:line="259" w:lineRule="auto"/>
+        <w:rPr>
+          <w:rFonts w:asciiTheme="majorHAnsi" w:hAnsiTheme="majorHAnsi" w:cstheme="majorHAnsi"/>
+        </w:rPr>
+      </w:pPr>
+      <w:proofErr w:type="spellStart"/>
+      <w:proofErr w:type="gramStart"/>
+      <w:r>
+        <w:rPr>
+          <w:rFonts w:asciiTheme="majorHAnsi" w:eastAsiaTheme="majorEastAsia" w:hAnsiTheme="majorHAnsi" w:cstheme="majorHAnsi"/>
+        </w:rPr>
+        <w:t>make:controller</w:t>
+      </w:r>
+      <w:proofErr w:type="spellEnd"/>
+      <w:proofErr w:type="gramEnd"/>
+      <w:r>
+        <w:rPr>
+          <w:rFonts w:asciiTheme="majorHAnsi" w:hAnsiTheme="majorHAnsi" w:cstheme="majorHAnsi"/>
+        </w:rPr>
+        <w:t xml:space="preserve"> : commande artisan pour créer un contrôleur.</w:t>
+      </w:r>
+    </w:p>
+    <w:p>
+      <w:pPr>
+        <w:numPr>
+          <w:ilvl w:val="0"/>
+          <w:numId w:val="11"/>
+        </w:numPr>
+        <w:spacing w:after="160" w:line="259" w:lineRule="auto"/>
+        <w:rPr>
+          <w:rFonts w:asciiTheme="majorHAnsi" w:hAnsiTheme="majorHAnsi" w:cstheme="majorHAnsi"/>
+        </w:rPr>
+      </w:pPr>
+      <w:r>
+        <w:rPr>
+          <w:rFonts w:asciiTheme="majorHAnsi" w:hAnsiTheme="majorHAnsi" w:cstheme="majorHAnsi"/>
+        </w:rPr>
+        <w:t xml:space="preserve">Le fichier </w:t>
+      </w:r>
+      <w:proofErr w:type="spellStart"/>
+      <w:r>
+        <w:rPr>
+          <w:rFonts w:asciiTheme="majorHAnsi" w:hAnsiTheme="majorHAnsi" w:cstheme="majorHAnsi"/>
+        </w:rPr>
+        <w:t>Home</w:t>
+      </w:r>
+      <w:r>
+        <w:rPr>
+          <w:rFonts w:asciiTheme="majorHAnsi" w:eastAsiaTheme="majorEastAsia" w:hAnsiTheme="majorHAnsi" w:cstheme="majorHAnsi"/>
+        </w:rPr>
+        <w:t>Controller.php</w:t>
+      </w:r>
+      <w:proofErr w:type="spellEnd"/>
+      <w:r>
+        <w:rPr>
+          <w:rFonts w:asciiTheme="majorHAnsi" w:hAnsiTheme="majorHAnsi" w:cstheme="majorHAnsi"/>
+        </w:rPr>
+        <w:t xml:space="preserve"> sera créé dans </w:t>
+      </w:r>
+      <w:r>
+        <w:rPr>
+          <w:rFonts w:asciiTheme="majorHAnsi" w:eastAsiaTheme="majorEastAsia" w:hAnsiTheme="majorHAnsi" w:cstheme="majorHAnsi"/>
+        </w:rPr>
+        <w:t>app/Http/</w:t>
+      </w:r>
+      <w:proofErr w:type="spellStart"/>
+      <w:r>
+        <w:rPr>
+          <w:rFonts w:asciiTheme="majorHAnsi" w:eastAsiaTheme="majorEastAsia" w:hAnsiTheme="majorHAnsi" w:cstheme="majorHAnsi"/>
+        </w:rPr>
+        <w:t>Controllers</w:t>
+      </w:r>
+      <w:proofErr w:type="spellEnd"/>
+      <w:r>
+        <w:rPr>
+          <w:rFonts w:asciiTheme="majorHAnsi" w:hAnsiTheme="majorHAnsi" w:cstheme="majorHAnsi"/>
+        </w:rPr>
+        <w:t>.</w:t>
+      </w:r>
+    </w:p>
+    <w:p>
+      <w:pPr>
+        <w:pStyle w:val="Titre1"/>
+        <w:rPr>
+          <w:rFonts w:cstheme="majorHAnsi"/>
+        </w:rPr>
+      </w:pPr>
+      <w:bookmarkStart w:id="4" w:name="_Toc220444414"/>
+      <w:r>
+        <w:rPr>
+          <w:rFonts w:cstheme="majorHAnsi"/>
+        </w:rPr>
+        <w:t>Définition des routes</w:t>
+      </w:r>
+      <w:bookmarkEnd w:id="4"/>
+      <w:r>
+        <w:rPr>
+          <w:rFonts w:cstheme="majorHAnsi"/>
+        </w:rPr>
+        <w:t xml:space="preserve"> </w:t>
+      </w:r>
+    </w:p>
+    <w:p>
+      <w:pPr>
+        <w:rPr>
+          <w:rFonts w:asciiTheme="majorHAnsi" w:hAnsiTheme="majorHAnsi" w:cstheme="majorHAnsi"/>
+        </w:rPr>
+      </w:pPr>
+      <w:r>
+        <w:rPr>
+          <w:rFonts w:asciiTheme="majorHAnsi" w:hAnsiTheme="majorHAnsi" w:cstheme="majorHAnsi"/>
+        </w:rPr>
+        <w:t xml:space="preserve">Pour définir les routes, éditez le fichier </w:t>
+      </w:r>
+      <w:r>
+        <w:rPr>
+          <w:rFonts w:asciiTheme="majorHAnsi" w:eastAsiaTheme="majorEastAsia" w:hAnsiTheme="majorHAnsi" w:cstheme="majorHAnsi"/>
+        </w:rPr>
+        <w:t>routes/</w:t>
+      </w:r>
+      <w:proofErr w:type="spellStart"/>
+      <w:r>
+        <w:rPr>
+          <w:rFonts w:asciiTheme="majorHAnsi" w:eastAsiaTheme="majorEastAsia" w:hAnsiTheme="majorHAnsi" w:cstheme="majorHAnsi"/>
+        </w:rPr>
+        <w:t>web.php</w:t>
+      </w:r>
+      <w:proofErr w:type="spellEnd"/>
+      <w:r>
+        <w:rPr>
+          <w:rFonts w:asciiTheme="majorHAnsi" w:hAnsiTheme="majorHAnsi" w:cstheme="majorHAnsi"/>
+        </w:rPr>
+        <w:t>. Les commandes en terminal ne sont pas nécessaires</w:t>
+      </w:r>
+      <w:r>
+        <w:rPr>
+          <w:rFonts w:asciiTheme="majorHAnsi" w:hAnsiTheme="majorHAnsi" w:cstheme="majorHAnsi"/>
+        </w:rPr>
+        <w:t xml:space="preserve">. </w:t>
+      </w:r>
+    </w:p>
+    <w:p>
+      <w:pPr>
+        <w:spacing w:after="160" w:line="259" w:lineRule="auto"/>
+        <w:rPr>
+          <w:rFonts w:asciiTheme="majorHAnsi" w:hAnsiTheme="majorHAnsi" w:cstheme="majorHAnsi"/>
+        </w:rPr>
+      </w:pPr>
+      <w:r>
+        <w:rPr>
+          <w:rFonts w:asciiTheme="majorHAnsi" w:hAnsiTheme="majorHAnsi" w:cstheme="majorHAnsi"/>
+        </w:rPr>
+        <w:t>Voici les routes :</w:t>
+      </w:r>
+    </w:p>
+    <w:p>
+      <w:pPr>
+        <w:rPr>
+          <w:rFonts w:asciiTheme="majorHAnsi" w:hAnsiTheme="majorHAnsi" w:cstheme="majorHAnsi"/>
+        </w:rPr>
+      </w:pPr>
+      <w:r>
+        <w:rPr>
+          <w:rFonts w:asciiTheme="majorHAnsi" w:hAnsiTheme="majorHAnsi" w:cstheme="majorHAnsi"/>
+          <w:noProof/>
         </w:rPr>
         <w:drawing>
-          <wp:inline distT="0" distB="0" distL="0" distR="0" wp14:anchorId="360B7967" wp14:editId="36124A18">
+          <wp:inline distT="0" distB="0" distL="0" distR="0" wp14:anchorId="6E4D3CF8" wp14:editId="2428F1E1">
             <wp:extent cx="5972810" cy="1317625"/>
             <wp:effectExtent l="0" t="0" r="8890" b="0"/>
             <wp:docPr id="236442651" name="Image 1"/>
@@ -1106,7 +2849,7 @@
                     <pic:cNvPicPr/>
                   </pic:nvPicPr>
                   <pic:blipFill>
-                    <a:blip r:embed="rId11"/>
+                    <a:blip r:embed="rId14"/>
                     <a:stretch>
                       <a:fillRect/>
                     </a:stretch>
@@ -1129,52 +2872,749 @@
     </w:p>
     <w:p>
       <w:pPr>
-        <w:keepNext/>
-        <w:rPr>
-          <w:rFonts w:asciiTheme="minorHAnsi" w:hAnsiTheme="minorHAnsi" w:cstheme="minorHAnsi"/>
-        </w:rPr>
-      </w:pPr>
-      <w:r>
-        <w:rPr>
-          <w:rFonts w:asciiTheme="minorHAnsi" w:hAnsiTheme="minorHAnsi" w:cstheme="minorHAnsi"/>
+        <w:pStyle w:val="Titre1"/>
+        <w:rPr>
+          <w:rFonts w:cstheme="majorHAnsi"/>
+        </w:rPr>
+      </w:pPr>
+      <w:bookmarkStart w:id="5" w:name="_Toc220444415"/>
+      <w:r>
+        <w:rPr>
+          <w:rFonts w:cstheme="majorHAnsi"/>
         </w:rPr>
         <w:lastRenderedPageBreak/>
-        <w:t>6. Utilisation d'un formulaire : (2pts)</w:t>
-      </w:r>
-    </w:p>
-    <w:p>
-      <w:pPr>
-        <w:pStyle w:val="Paragraphedeliste"/>
-        <w:keepNext/>
-        <w:numPr>
-          <w:ilvl w:val="0"/>
-          <w:numId w:val="2"/>
-        </w:numPr>
-        <w:rPr>
-          <w:rFonts w:cstheme="minorHAnsi"/>
-        </w:rPr>
-      </w:pPr>
-      <w:r>
-        <w:rPr>
-          <w:rFonts w:cstheme="minorHAnsi"/>
-        </w:rPr>
-        <w:t>Intégrez un formulaire dans votre site et utilisez la méthode POST pour soumettre les données.</w:t>
-      </w:r>
-    </w:p>
-    <w:p>
-      <w:pPr>
-        <w:pStyle w:val="Paragraphedeliste"/>
-        <w:keepNext/>
-        <w:rPr>
-          <w:rFonts w:cstheme="minorHAnsi"/>
-        </w:rPr>
-      </w:pPr>
-      <w:r>
-        <w:rPr>
-          <w:rFonts w:cstheme="minorHAnsi"/>
+        <w:t>Utilisation d’un formulaire</w:t>
+      </w:r>
+      <w:bookmarkEnd w:id="5"/>
+      <w:r>
+        <w:rPr>
+          <w:rFonts w:cstheme="majorHAnsi"/>
+        </w:rPr>
+        <w:t xml:space="preserve"> </w:t>
+      </w:r>
+    </w:p>
+    <w:p>
+      <w:pPr>
+        <w:spacing w:after="160" w:line="259" w:lineRule="auto"/>
+        <w:rPr>
+          <w:rFonts w:asciiTheme="majorHAnsi" w:hAnsiTheme="majorHAnsi" w:cstheme="majorHAnsi"/>
+        </w:rPr>
+      </w:pPr>
+      <w:r>
+        <w:rPr>
+          <w:rFonts w:asciiTheme="majorHAnsi" w:hAnsiTheme="majorHAnsi" w:cstheme="majorHAnsi"/>
+        </w:rPr>
+        <w:t xml:space="preserve">Créer ou modifier le fichier </w:t>
+      </w:r>
+      <w:proofErr w:type="spellStart"/>
+      <w:r>
+        <w:rPr>
+          <w:rFonts w:asciiTheme="majorHAnsi" w:eastAsiaTheme="majorEastAsia" w:hAnsiTheme="majorHAnsi" w:cstheme="majorHAnsi"/>
+        </w:rPr>
+        <w:t>resources</w:t>
+      </w:r>
+      <w:proofErr w:type="spellEnd"/>
+      <w:r>
+        <w:rPr>
+          <w:rFonts w:asciiTheme="majorHAnsi" w:eastAsiaTheme="majorEastAsia" w:hAnsiTheme="majorHAnsi" w:cstheme="majorHAnsi"/>
+        </w:rPr>
+        <w:t>/</w:t>
+      </w:r>
+      <w:proofErr w:type="spellStart"/>
+      <w:r>
+        <w:rPr>
+          <w:rFonts w:asciiTheme="majorHAnsi" w:eastAsiaTheme="majorEastAsia" w:hAnsiTheme="majorHAnsi" w:cstheme="majorHAnsi"/>
+        </w:rPr>
+        <w:t>views</w:t>
+      </w:r>
+      <w:proofErr w:type="spellEnd"/>
+      <w:r>
+        <w:rPr>
+          <w:rFonts w:asciiTheme="majorHAnsi" w:eastAsiaTheme="majorEastAsia" w:hAnsiTheme="majorHAnsi" w:cstheme="majorHAnsi"/>
+        </w:rPr>
+        <w:t>/</w:t>
+      </w:r>
+      <w:proofErr w:type="spellStart"/>
+      <w:r>
+        <w:rPr>
+          <w:rFonts w:asciiTheme="majorHAnsi" w:eastAsiaTheme="majorEastAsia" w:hAnsiTheme="majorHAnsi" w:cstheme="majorHAnsi"/>
+        </w:rPr>
+        <w:t>contact.blade.php</w:t>
+      </w:r>
+      <w:proofErr w:type="spellEnd"/>
+      <w:r>
+        <w:rPr>
+          <w:rFonts w:asciiTheme="majorHAnsi" w:hAnsiTheme="majorHAnsi" w:cstheme="majorHAnsi"/>
+        </w:rPr>
+        <w:t xml:space="preserve"> pour ajouter le formulaire :</w:t>
+      </w:r>
+    </w:p>
+    <w:p>
+      <w:pPr>
+        <w:spacing w:after="160" w:line="259" w:lineRule="auto"/>
+        <w:rPr>
+          <w:rFonts w:asciiTheme="majorHAnsi" w:eastAsiaTheme="majorEastAsia" w:hAnsiTheme="majorHAnsi" w:cstheme="majorHAnsi"/>
+          <w:lang w:val="en-CA"/>
+        </w:rPr>
+      </w:pPr>
+      <w:r>
+        <w:rPr>
+          <w:rFonts w:asciiTheme="majorHAnsi" w:hAnsiTheme="majorHAnsi" w:cstheme="majorHAnsi"/>
+          <w:lang w:val="en-CA"/>
+        </w:rPr>
+        <w:t>touch</w:t>
+      </w:r>
+      <w:r>
+        <w:rPr>
+          <w:rFonts w:asciiTheme="majorHAnsi" w:eastAsiaTheme="majorEastAsia" w:hAnsiTheme="majorHAnsi" w:cstheme="majorHAnsi"/>
+          <w:lang w:val="en-CA"/>
+        </w:rPr>
+        <w:t xml:space="preserve"> resources/views/</w:t>
+      </w:r>
+      <w:proofErr w:type="spellStart"/>
+      <w:r>
+        <w:rPr>
+          <w:rFonts w:asciiTheme="majorHAnsi" w:eastAsiaTheme="majorEastAsia" w:hAnsiTheme="majorHAnsi" w:cstheme="majorHAnsi"/>
+          <w:lang w:val="en-CA"/>
+        </w:rPr>
+        <w:t>contact.blade.php</w:t>
+      </w:r>
+      <w:proofErr w:type="spellEnd"/>
+    </w:p>
+    <w:p>
+      <w:pPr>
+        <w:spacing w:after="160" w:line="259" w:lineRule="auto"/>
+        <w:rPr>
+          <w:rFonts w:asciiTheme="majorHAnsi" w:hAnsiTheme="majorHAnsi" w:cstheme="majorHAnsi"/>
+          <w:lang w:val="en-CA"/>
+        </w:rPr>
+      </w:pPr>
+      <w:proofErr w:type="spellStart"/>
+      <w:r>
+        <w:rPr>
+          <w:rFonts w:asciiTheme="majorHAnsi" w:hAnsiTheme="majorHAnsi" w:cstheme="majorHAnsi"/>
+          <w:lang w:val="en-CA"/>
+        </w:rPr>
+        <w:t>Formulaire</w:t>
+      </w:r>
+      <w:proofErr w:type="spellEnd"/>
+      <w:r>
+        <w:rPr>
+          <w:rFonts w:asciiTheme="majorHAnsi" w:hAnsiTheme="majorHAnsi" w:cstheme="majorHAnsi"/>
+          <w:lang w:val="en-CA"/>
+        </w:rPr>
+        <w:t xml:space="preserve"> HTML avec </w:t>
+      </w:r>
+      <w:proofErr w:type="gramStart"/>
+      <w:r>
+        <w:rPr>
+          <w:rFonts w:asciiTheme="majorHAnsi" w:hAnsiTheme="majorHAnsi" w:cstheme="majorHAnsi"/>
+          <w:lang w:val="en-CA"/>
+        </w:rPr>
+        <w:t>POST :</w:t>
+      </w:r>
+      <w:proofErr w:type="gramEnd"/>
+    </w:p>
+    <w:p>
+      <w:pPr>
+        <w:spacing w:after="160" w:line="259" w:lineRule="auto"/>
+        <w:rPr>
+          <w:rFonts w:asciiTheme="majorHAnsi" w:eastAsiaTheme="majorEastAsia" w:hAnsiTheme="majorHAnsi" w:cstheme="majorHAnsi"/>
+          <w:lang w:val="en-CA"/>
+        </w:rPr>
+      </w:pPr>
+      <w:r>
+        <w:rPr>
+          <w:rFonts w:asciiTheme="majorHAnsi" w:eastAsiaTheme="majorEastAsia" w:hAnsiTheme="majorHAnsi" w:cstheme="majorHAnsi"/>
+          <w:lang w:val="en-CA"/>
+        </w:rPr>
+        <w:t>&lt;</w:t>
+      </w:r>
+      <w:r>
+        <w:rPr>
+          <w:rFonts w:asciiTheme="majorHAnsi" w:hAnsiTheme="majorHAnsi" w:cstheme="majorHAnsi"/>
+          <w:lang w:val="en-CA"/>
+        </w:rPr>
+        <w:t>form</w:t>
+      </w:r>
+      <w:r>
+        <w:rPr>
+          <w:rFonts w:asciiTheme="majorHAnsi" w:eastAsiaTheme="majorEastAsia" w:hAnsiTheme="majorHAnsi" w:cstheme="majorHAnsi"/>
+          <w:lang w:val="en-CA"/>
+        </w:rPr>
+        <w:t xml:space="preserve"> </w:t>
+      </w:r>
+      <w:r>
+        <w:rPr>
+          <w:rFonts w:asciiTheme="majorHAnsi" w:hAnsiTheme="majorHAnsi" w:cstheme="majorHAnsi"/>
+          <w:lang w:val="en-CA"/>
+        </w:rPr>
+        <w:t>action</w:t>
+      </w:r>
+      <w:r>
+        <w:rPr>
+          <w:rFonts w:asciiTheme="majorHAnsi" w:eastAsiaTheme="majorEastAsia" w:hAnsiTheme="majorHAnsi" w:cstheme="majorHAnsi"/>
+          <w:lang w:val="en-CA"/>
+        </w:rPr>
+        <w:t>=</w:t>
+      </w:r>
+      <w:r>
+        <w:rPr>
+          <w:rFonts w:asciiTheme="majorHAnsi" w:hAnsiTheme="majorHAnsi" w:cstheme="majorHAnsi"/>
+          <w:lang w:val="en-CA"/>
+        </w:rPr>
+        <w:t>"</w:t>
+      </w:r>
+      <w:proofErr w:type="gramStart"/>
+      <w:r>
+        <w:rPr>
+          <w:rFonts w:asciiTheme="majorHAnsi" w:hAnsiTheme="majorHAnsi" w:cstheme="majorHAnsi"/>
+          <w:lang w:val="en-CA"/>
+        </w:rPr>
+        <w:t xml:space="preserve">{{ </w:t>
+      </w:r>
+      <w:proofErr w:type="spellStart"/>
+      <w:r>
+        <w:rPr>
+          <w:rFonts w:asciiTheme="majorHAnsi" w:hAnsiTheme="majorHAnsi" w:cstheme="majorHAnsi"/>
+          <w:lang w:val="en-CA"/>
+        </w:rPr>
+        <w:t>url</w:t>
+      </w:r>
+      <w:proofErr w:type="spellEnd"/>
+      <w:proofErr w:type="gramEnd"/>
+      <w:r>
+        <w:rPr>
+          <w:rFonts w:asciiTheme="majorHAnsi" w:hAnsiTheme="majorHAnsi" w:cstheme="majorHAnsi"/>
+          <w:lang w:val="en-CA"/>
+        </w:rPr>
+        <w:t>('/submit'</w:t>
+      </w:r>
+      <w:proofErr w:type="gramStart"/>
+      <w:r>
+        <w:rPr>
+          <w:rFonts w:asciiTheme="majorHAnsi" w:hAnsiTheme="majorHAnsi" w:cstheme="majorHAnsi"/>
+          <w:lang w:val="en-CA"/>
+        </w:rPr>
+        <w:t>) }}"</w:t>
+      </w:r>
+      <w:proofErr w:type="gramEnd"/>
+      <w:r>
+        <w:rPr>
+          <w:rFonts w:asciiTheme="majorHAnsi" w:eastAsiaTheme="majorEastAsia" w:hAnsiTheme="majorHAnsi" w:cstheme="majorHAnsi"/>
+          <w:lang w:val="en-CA"/>
+        </w:rPr>
+        <w:t xml:space="preserve"> </w:t>
+      </w:r>
+      <w:r>
+        <w:rPr>
+          <w:rFonts w:asciiTheme="majorHAnsi" w:hAnsiTheme="majorHAnsi" w:cstheme="majorHAnsi"/>
+          <w:lang w:val="en-CA"/>
+        </w:rPr>
+        <w:t>method</w:t>
+      </w:r>
+      <w:r>
+        <w:rPr>
+          <w:rFonts w:asciiTheme="majorHAnsi" w:eastAsiaTheme="majorEastAsia" w:hAnsiTheme="majorHAnsi" w:cstheme="majorHAnsi"/>
+          <w:lang w:val="en-CA"/>
+        </w:rPr>
+        <w:t>=</w:t>
+      </w:r>
+      <w:r>
+        <w:rPr>
+          <w:rFonts w:asciiTheme="majorHAnsi" w:hAnsiTheme="majorHAnsi" w:cstheme="majorHAnsi"/>
+          <w:lang w:val="en-CA"/>
+        </w:rPr>
+        <w:t>"POST"</w:t>
+      </w:r>
+      <w:r>
+        <w:rPr>
+          <w:rFonts w:asciiTheme="majorHAnsi" w:eastAsiaTheme="majorEastAsia" w:hAnsiTheme="majorHAnsi" w:cstheme="majorHAnsi"/>
+          <w:lang w:val="en-CA"/>
+        </w:rPr>
+        <w:t>&gt;</w:t>
+      </w:r>
+    </w:p>
+    <w:p>
+      <w:pPr>
+        <w:spacing w:after="160" w:line="259" w:lineRule="auto"/>
+        <w:rPr>
+          <w:rFonts w:asciiTheme="majorHAnsi" w:eastAsiaTheme="majorEastAsia" w:hAnsiTheme="majorHAnsi" w:cstheme="majorHAnsi"/>
+          <w:lang w:val="en-CA"/>
+        </w:rPr>
+      </w:pPr>
+      <w:r>
+        <w:rPr>
+          <w:rFonts w:asciiTheme="majorHAnsi" w:eastAsiaTheme="majorEastAsia" w:hAnsiTheme="majorHAnsi" w:cstheme="majorHAnsi"/>
+          <w:lang w:val="en-CA"/>
+        </w:rPr>
+        <w:t xml:space="preserve">    @csrf</w:t>
+      </w:r>
+    </w:p>
+    <w:p>
+      <w:pPr>
+        <w:spacing w:after="160" w:line="259" w:lineRule="auto"/>
+        <w:rPr>
+          <w:rFonts w:asciiTheme="majorHAnsi" w:eastAsiaTheme="majorEastAsia" w:hAnsiTheme="majorHAnsi" w:cstheme="majorHAnsi"/>
+          <w:lang w:val="en-CA"/>
+        </w:rPr>
+      </w:pPr>
+      <w:r>
+        <w:rPr>
+          <w:rFonts w:asciiTheme="majorHAnsi" w:eastAsiaTheme="majorEastAsia" w:hAnsiTheme="majorHAnsi" w:cstheme="majorHAnsi"/>
+          <w:lang w:val="en-CA"/>
+        </w:rPr>
+        <w:t xml:space="preserve">    &lt;</w:t>
+      </w:r>
+      <w:r>
+        <w:rPr>
+          <w:rFonts w:asciiTheme="majorHAnsi" w:hAnsiTheme="majorHAnsi" w:cstheme="majorHAnsi"/>
+          <w:lang w:val="en-CA"/>
+        </w:rPr>
+        <w:t>input</w:t>
+      </w:r>
+      <w:r>
+        <w:rPr>
+          <w:rFonts w:asciiTheme="majorHAnsi" w:eastAsiaTheme="majorEastAsia" w:hAnsiTheme="majorHAnsi" w:cstheme="majorHAnsi"/>
+          <w:lang w:val="en-CA"/>
+        </w:rPr>
+        <w:t xml:space="preserve"> </w:t>
+      </w:r>
+      <w:r>
+        <w:rPr>
+          <w:rFonts w:asciiTheme="majorHAnsi" w:hAnsiTheme="majorHAnsi" w:cstheme="majorHAnsi"/>
+          <w:lang w:val="en-CA"/>
+        </w:rPr>
+        <w:t>type</w:t>
+      </w:r>
+      <w:r>
+        <w:rPr>
+          <w:rFonts w:asciiTheme="majorHAnsi" w:eastAsiaTheme="majorEastAsia" w:hAnsiTheme="majorHAnsi" w:cstheme="majorHAnsi"/>
+          <w:lang w:val="en-CA"/>
+        </w:rPr>
+        <w:t>=</w:t>
+      </w:r>
+      <w:r>
+        <w:rPr>
+          <w:rFonts w:asciiTheme="majorHAnsi" w:hAnsiTheme="majorHAnsi" w:cstheme="majorHAnsi"/>
+          <w:lang w:val="en-CA"/>
+        </w:rPr>
+        <w:t>"text"</w:t>
+      </w:r>
+      <w:r>
+        <w:rPr>
+          <w:rFonts w:asciiTheme="majorHAnsi" w:eastAsiaTheme="majorEastAsia" w:hAnsiTheme="majorHAnsi" w:cstheme="majorHAnsi"/>
+          <w:lang w:val="en-CA"/>
+        </w:rPr>
+        <w:t xml:space="preserve"> </w:t>
+      </w:r>
+      <w:r>
+        <w:rPr>
+          <w:rFonts w:asciiTheme="majorHAnsi" w:hAnsiTheme="majorHAnsi" w:cstheme="majorHAnsi"/>
+          <w:lang w:val="en-CA"/>
+        </w:rPr>
+        <w:t>name</w:t>
+      </w:r>
+      <w:r>
+        <w:rPr>
+          <w:rFonts w:asciiTheme="majorHAnsi" w:eastAsiaTheme="majorEastAsia" w:hAnsiTheme="majorHAnsi" w:cstheme="majorHAnsi"/>
+          <w:lang w:val="en-CA"/>
+        </w:rPr>
+        <w:t>=</w:t>
+      </w:r>
+      <w:r>
+        <w:rPr>
+          <w:rFonts w:asciiTheme="majorHAnsi" w:hAnsiTheme="majorHAnsi" w:cstheme="majorHAnsi"/>
+          <w:lang w:val="en-CA"/>
+        </w:rPr>
+        <w:t>"nom"</w:t>
+      </w:r>
+      <w:r>
+        <w:rPr>
+          <w:rFonts w:asciiTheme="majorHAnsi" w:eastAsiaTheme="majorEastAsia" w:hAnsiTheme="majorHAnsi" w:cstheme="majorHAnsi"/>
+          <w:lang w:val="en-CA"/>
+        </w:rPr>
+        <w:t xml:space="preserve"> </w:t>
+      </w:r>
+      <w:r>
+        <w:rPr>
+          <w:rFonts w:asciiTheme="majorHAnsi" w:hAnsiTheme="majorHAnsi" w:cstheme="majorHAnsi"/>
+          <w:lang w:val="en-CA"/>
+        </w:rPr>
+        <w:t>placeholder</w:t>
+      </w:r>
+      <w:r>
+        <w:rPr>
+          <w:rFonts w:asciiTheme="majorHAnsi" w:eastAsiaTheme="majorEastAsia" w:hAnsiTheme="majorHAnsi" w:cstheme="majorHAnsi"/>
+          <w:lang w:val="en-CA"/>
+        </w:rPr>
+        <w:t>=</w:t>
+      </w:r>
+      <w:r>
+        <w:rPr>
+          <w:rFonts w:asciiTheme="majorHAnsi" w:hAnsiTheme="majorHAnsi" w:cstheme="majorHAnsi"/>
+          <w:lang w:val="en-CA"/>
+        </w:rPr>
+        <w:t>"Nom"</w:t>
+      </w:r>
+      <w:r>
+        <w:rPr>
+          <w:rFonts w:asciiTheme="majorHAnsi" w:eastAsiaTheme="majorEastAsia" w:hAnsiTheme="majorHAnsi" w:cstheme="majorHAnsi"/>
+          <w:lang w:val="en-CA"/>
+        </w:rPr>
+        <w:t>&gt;</w:t>
+      </w:r>
+    </w:p>
+    <w:p>
+      <w:pPr>
+        <w:spacing w:after="160" w:line="259" w:lineRule="auto"/>
+        <w:rPr>
+          <w:rFonts w:asciiTheme="majorHAnsi" w:eastAsiaTheme="majorEastAsia" w:hAnsiTheme="majorHAnsi" w:cstheme="majorHAnsi"/>
+          <w:lang w:val="en-CA"/>
+        </w:rPr>
+      </w:pPr>
+      <w:r>
+        <w:rPr>
+          <w:rFonts w:asciiTheme="majorHAnsi" w:eastAsiaTheme="majorEastAsia" w:hAnsiTheme="majorHAnsi" w:cstheme="majorHAnsi"/>
+          <w:lang w:val="en-CA"/>
+        </w:rPr>
+        <w:t xml:space="preserve">    &lt;</w:t>
+      </w:r>
+      <w:r>
+        <w:rPr>
+          <w:rFonts w:asciiTheme="majorHAnsi" w:hAnsiTheme="majorHAnsi" w:cstheme="majorHAnsi"/>
+          <w:lang w:val="en-CA"/>
+        </w:rPr>
+        <w:t>input</w:t>
+      </w:r>
+      <w:r>
+        <w:rPr>
+          <w:rFonts w:asciiTheme="majorHAnsi" w:eastAsiaTheme="majorEastAsia" w:hAnsiTheme="majorHAnsi" w:cstheme="majorHAnsi"/>
+          <w:lang w:val="en-CA"/>
+        </w:rPr>
+        <w:t xml:space="preserve"> </w:t>
+      </w:r>
+      <w:r>
+        <w:rPr>
+          <w:rFonts w:asciiTheme="majorHAnsi" w:hAnsiTheme="majorHAnsi" w:cstheme="majorHAnsi"/>
+          <w:lang w:val="en-CA"/>
+        </w:rPr>
+        <w:t>type</w:t>
+      </w:r>
+      <w:r>
+        <w:rPr>
+          <w:rFonts w:asciiTheme="majorHAnsi" w:eastAsiaTheme="majorEastAsia" w:hAnsiTheme="majorHAnsi" w:cstheme="majorHAnsi"/>
+          <w:lang w:val="en-CA"/>
+        </w:rPr>
+        <w:t>=</w:t>
+      </w:r>
+      <w:r>
+        <w:rPr>
+          <w:rFonts w:asciiTheme="majorHAnsi" w:hAnsiTheme="majorHAnsi" w:cstheme="majorHAnsi"/>
+          <w:lang w:val="en-CA"/>
+        </w:rPr>
+        <w:t>"email"</w:t>
+      </w:r>
+      <w:r>
+        <w:rPr>
+          <w:rFonts w:asciiTheme="majorHAnsi" w:eastAsiaTheme="majorEastAsia" w:hAnsiTheme="majorHAnsi" w:cstheme="majorHAnsi"/>
+          <w:lang w:val="en-CA"/>
+        </w:rPr>
+        <w:t xml:space="preserve"> </w:t>
+      </w:r>
+      <w:r>
+        <w:rPr>
+          <w:rFonts w:asciiTheme="majorHAnsi" w:hAnsiTheme="majorHAnsi" w:cstheme="majorHAnsi"/>
+          <w:lang w:val="en-CA"/>
+        </w:rPr>
+        <w:t>name</w:t>
+      </w:r>
+      <w:r>
+        <w:rPr>
+          <w:rFonts w:asciiTheme="majorHAnsi" w:eastAsiaTheme="majorEastAsia" w:hAnsiTheme="majorHAnsi" w:cstheme="majorHAnsi"/>
+          <w:lang w:val="en-CA"/>
+        </w:rPr>
+        <w:t>=</w:t>
+      </w:r>
+      <w:r>
+        <w:rPr>
+          <w:rFonts w:asciiTheme="majorHAnsi" w:hAnsiTheme="majorHAnsi" w:cstheme="majorHAnsi"/>
+          <w:lang w:val="en-CA"/>
+        </w:rPr>
+        <w:t>"email"</w:t>
+      </w:r>
+      <w:r>
+        <w:rPr>
+          <w:rFonts w:asciiTheme="majorHAnsi" w:eastAsiaTheme="majorEastAsia" w:hAnsiTheme="majorHAnsi" w:cstheme="majorHAnsi"/>
+          <w:lang w:val="en-CA"/>
+        </w:rPr>
+        <w:t xml:space="preserve"> </w:t>
+      </w:r>
+      <w:r>
+        <w:rPr>
+          <w:rFonts w:asciiTheme="majorHAnsi" w:hAnsiTheme="majorHAnsi" w:cstheme="majorHAnsi"/>
+          <w:lang w:val="en-CA"/>
+        </w:rPr>
+        <w:t>placeholder</w:t>
+      </w:r>
+      <w:r>
+        <w:rPr>
+          <w:rFonts w:asciiTheme="majorHAnsi" w:eastAsiaTheme="majorEastAsia" w:hAnsiTheme="majorHAnsi" w:cstheme="majorHAnsi"/>
+          <w:lang w:val="en-CA"/>
+        </w:rPr>
+        <w:t>=</w:t>
+      </w:r>
+      <w:r>
+        <w:rPr>
+          <w:rFonts w:asciiTheme="majorHAnsi" w:hAnsiTheme="majorHAnsi" w:cstheme="majorHAnsi"/>
+          <w:lang w:val="en-CA"/>
+        </w:rPr>
+        <w:t>"Email"</w:t>
+      </w:r>
+      <w:r>
+        <w:rPr>
+          <w:rFonts w:asciiTheme="majorHAnsi" w:eastAsiaTheme="majorEastAsia" w:hAnsiTheme="majorHAnsi" w:cstheme="majorHAnsi"/>
+          <w:lang w:val="en-CA"/>
+        </w:rPr>
+        <w:t>&gt;</w:t>
+      </w:r>
+    </w:p>
+    <w:p>
+      <w:pPr>
+        <w:spacing w:after="160" w:line="259" w:lineRule="auto"/>
+        <w:rPr>
+          <w:rFonts w:asciiTheme="majorHAnsi" w:eastAsiaTheme="majorEastAsia" w:hAnsiTheme="majorHAnsi" w:cstheme="majorHAnsi"/>
+          <w:lang w:val="en-CA"/>
+        </w:rPr>
+      </w:pPr>
+      <w:r>
+        <w:rPr>
+          <w:rFonts w:asciiTheme="majorHAnsi" w:eastAsiaTheme="majorEastAsia" w:hAnsiTheme="majorHAnsi" w:cstheme="majorHAnsi"/>
+          <w:lang w:val="en-CA"/>
+        </w:rPr>
+        <w:t xml:space="preserve">    &lt;</w:t>
+      </w:r>
+      <w:proofErr w:type="spellStart"/>
+      <w:r>
+        <w:rPr>
+          <w:rFonts w:asciiTheme="majorHAnsi" w:hAnsiTheme="majorHAnsi" w:cstheme="majorHAnsi"/>
+          <w:lang w:val="en-CA"/>
+        </w:rPr>
+        <w:t>textarea</w:t>
+      </w:r>
+      <w:proofErr w:type="spellEnd"/>
+      <w:r>
+        <w:rPr>
+          <w:rFonts w:asciiTheme="majorHAnsi" w:eastAsiaTheme="majorEastAsia" w:hAnsiTheme="majorHAnsi" w:cstheme="majorHAnsi"/>
+          <w:lang w:val="en-CA"/>
+        </w:rPr>
+        <w:t xml:space="preserve"> </w:t>
+      </w:r>
+      <w:r>
+        <w:rPr>
+          <w:rFonts w:asciiTheme="majorHAnsi" w:hAnsiTheme="majorHAnsi" w:cstheme="majorHAnsi"/>
+          <w:lang w:val="en-CA"/>
+        </w:rPr>
+        <w:t>name</w:t>
+      </w:r>
+      <w:r>
+        <w:rPr>
+          <w:rFonts w:asciiTheme="majorHAnsi" w:eastAsiaTheme="majorEastAsia" w:hAnsiTheme="majorHAnsi" w:cstheme="majorHAnsi"/>
+          <w:lang w:val="en-CA"/>
+        </w:rPr>
+        <w:t>=</w:t>
+      </w:r>
+      <w:r>
+        <w:rPr>
+          <w:rFonts w:asciiTheme="majorHAnsi" w:hAnsiTheme="majorHAnsi" w:cstheme="majorHAnsi"/>
+          <w:lang w:val="en-CA"/>
+        </w:rPr>
+        <w:t>"message"</w:t>
+      </w:r>
+      <w:r>
+        <w:rPr>
+          <w:rFonts w:asciiTheme="majorHAnsi" w:eastAsiaTheme="majorEastAsia" w:hAnsiTheme="majorHAnsi" w:cstheme="majorHAnsi"/>
+          <w:lang w:val="en-CA"/>
+        </w:rPr>
+        <w:t xml:space="preserve"> </w:t>
+      </w:r>
+      <w:r>
+        <w:rPr>
+          <w:rFonts w:asciiTheme="majorHAnsi" w:hAnsiTheme="majorHAnsi" w:cstheme="majorHAnsi"/>
+          <w:lang w:val="en-CA"/>
+        </w:rPr>
+        <w:t>placeholder</w:t>
+      </w:r>
+      <w:r>
+        <w:rPr>
+          <w:rFonts w:asciiTheme="majorHAnsi" w:eastAsiaTheme="majorEastAsia" w:hAnsiTheme="majorHAnsi" w:cstheme="majorHAnsi"/>
+          <w:lang w:val="en-CA"/>
+        </w:rPr>
+        <w:t>=</w:t>
+      </w:r>
+      <w:r>
+        <w:rPr>
+          <w:rFonts w:asciiTheme="majorHAnsi" w:hAnsiTheme="majorHAnsi" w:cstheme="majorHAnsi"/>
+          <w:lang w:val="en-CA"/>
+        </w:rPr>
+        <w:t>"Message"</w:t>
+      </w:r>
+      <w:r>
+        <w:rPr>
+          <w:rFonts w:asciiTheme="majorHAnsi" w:eastAsiaTheme="majorEastAsia" w:hAnsiTheme="majorHAnsi" w:cstheme="majorHAnsi"/>
+          <w:lang w:val="en-CA"/>
+        </w:rPr>
+        <w:t>&gt;&lt;/</w:t>
+      </w:r>
+      <w:proofErr w:type="spellStart"/>
+      <w:r>
+        <w:rPr>
+          <w:rFonts w:asciiTheme="majorHAnsi" w:hAnsiTheme="majorHAnsi" w:cstheme="majorHAnsi"/>
+          <w:lang w:val="en-CA"/>
+        </w:rPr>
+        <w:t>textarea</w:t>
+      </w:r>
+      <w:proofErr w:type="spellEnd"/>
+      <w:r>
+        <w:rPr>
+          <w:rFonts w:asciiTheme="majorHAnsi" w:eastAsiaTheme="majorEastAsia" w:hAnsiTheme="majorHAnsi" w:cstheme="majorHAnsi"/>
+          <w:lang w:val="en-CA"/>
+        </w:rPr>
+        <w:t>&gt;</w:t>
+      </w:r>
+    </w:p>
+    <w:p>
+      <w:pPr>
+        <w:spacing w:after="160" w:line="259" w:lineRule="auto"/>
+        <w:rPr>
+          <w:rFonts w:asciiTheme="majorHAnsi" w:eastAsiaTheme="majorEastAsia" w:hAnsiTheme="majorHAnsi" w:cstheme="majorHAnsi"/>
+          <w:lang w:val="en-CA"/>
+        </w:rPr>
+      </w:pPr>
+      <w:r>
+        <w:rPr>
+          <w:rFonts w:asciiTheme="majorHAnsi" w:eastAsiaTheme="majorEastAsia" w:hAnsiTheme="majorHAnsi" w:cstheme="majorHAnsi"/>
+          <w:lang w:val="en-CA"/>
+        </w:rPr>
+        <w:t xml:space="preserve">    &lt;</w:t>
+      </w:r>
+      <w:r>
+        <w:rPr>
+          <w:rFonts w:asciiTheme="majorHAnsi" w:hAnsiTheme="majorHAnsi" w:cstheme="majorHAnsi"/>
+          <w:lang w:val="en-CA"/>
+        </w:rPr>
+        <w:t>button</w:t>
+      </w:r>
+      <w:r>
+        <w:rPr>
+          <w:rFonts w:asciiTheme="majorHAnsi" w:eastAsiaTheme="majorEastAsia" w:hAnsiTheme="majorHAnsi" w:cstheme="majorHAnsi"/>
+          <w:lang w:val="en-CA"/>
+        </w:rPr>
+        <w:t xml:space="preserve"> </w:t>
+      </w:r>
+      <w:r>
+        <w:rPr>
+          <w:rFonts w:asciiTheme="majorHAnsi" w:hAnsiTheme="majorHAnsi" w:cstheme="majorHAnsi"/>
+          <w:lang w:val="en-CA"/>
+        </w:rPr>
+        <w:t>type</w:t>
+      </w:r>
+      <w:r>
+        <w:rPr>
+          <w:rFonts w:asciiTheme="majorHAnsi" w:eastAsiaTheme="majorEastAsia" w:hAnsiTheme="majorHAnsi" w:cstheme="majorHAnsi"/>
+          <w:lang w:val="en-CA"/>
+        </w:rPr>
+        <w:t>=</w:t>
+      </w:r>
+      <w:r>
+        <w:rPr>
+          <w:rFonts w:asciiTheme="majorHAnsi" w:hAnsiTheme="majorHAnsi" w:cstheme="majorHAnsi"/>
+          <w:lang w:val="en-CA"/>
+        </w:rPr>
+        <w:t>"submit"</w:t>
+      </w:r>
+      <w:r>
+        <w:rPr>
+          <w:rFonts w:asciiTheme="majorHAnsi" w:eastAsiaTheme="majorEastAsia" w:hAnsiTheme="majorHAnsi" w:cstheme="majorHAnsi"/>
+          <w:lang w:val="en-CA"/>
+        </w:rPr>
+        <w:t>&gt;</w:t>
+      </w:r>
+      <w:proofErr w:type="spellStart"/>
+      <w:r>
+        <w:rPr>
+          <w:rFonts w:asciiTheme="majorHAnsi" w:eastAsiaTheme="majorEastAsia" w:hAnsiTheme="majorHAnsi" w:cstheme="majorHAnsi"/>
+          <w:lang w:val="en-CA"/>
+        </w:rPr>
+        <w:t>Envoyer</w:t>
+      </w:r>
+      <w:proofErr w:type="spellEnd"/>
+      <w:r>
+        <w:rPr>
+          <w:rFonts w:asciiTheme="majorHAnsi" w:eastAsiaTheme="majorEastAsia" w:hAnsiTheme="majorHAnsi" w:cstheme="majorHAnsi"/>
+          <w:lang w:val="en-CA"/>
+        </w:rPr>
+        <w:t>&lt;/</w:t>
+      </w:r>
+      <w:r>
+        <w:rPr>
+          <w:rFonts w:asciiTheme="majorHAnsi" w:hAnsiTheme="majorHAnsi" w:cstheme="majorHAnsi"/>
+          <w:lang w:val="en-CA"/>
+        </w:rPr>
+        <w:t>button</w:t>
+      </w:r>
+      <w:r>
+        <w:rPr>
+          <w:rFonts w:asciiTheme="majorHAnsi" w:eastAsiaTheme="majorEastAsia" w:hAnsiTheme="majorHAnsi" w:cstheme="majorHAnsi"/>
+          <w:lang w:val="en-CA"/>
+        </w:rPr>
+        <w:t>&gt;</w:t>
+      </w:r>
+    </w:p>
+    <w:p>
+      <w:pPr>
+        <w:spacing w:after="160" w:line="259" w:lineRule="auto"/>
+        <w:rPr>
+          <w:rFonts w:asciiTheme="majorHAnsi" w:eastAsiaTheme="majorEastAsia" w:hAnsiTheme="majorHAnsi" w:cstheme="majorHAnsi"/>
+          <w:lang w:val="en-CA"/>
+        </w:rPr>
+      </w:pPr>
+      <w:r>
+        <w:rPr>
+          <w:rFonts w:asciiTheme="majorHAnsi" w:eastAsiaTheme="majorEastAsia" w:hAnsiTheme="majorHAnsi" w:cstheme="majorHAnsi"/>
+          <w:lang w:val="en-CA"/>
+        </w:rPr>
+        <w:t>&lt;/</w:t>
+      </w:r>
+      <w:r>
+        <w:rPr>
+          <w:rFonts w:asciiTheme="majorHAnsi" w:hAnsiTheme="majorHAnsi" w:cstheme="majorHAnsi"/>
+          <w:lang w:val="en-CA"/>
+        </w:rPr>
+        <w:t>form</w:t>
+      </w:r>
+      <w:r>
+        <w:rPr>
+          <w:rFonts w:asciiTheme="majorHAnsi" w:eastAsiaTheme="majorEastAsia" w:hAnsiTheme="majorHAnsi" w:cstheme="majorHAnsi"/>
+          <w:lang w:val="en-CA"/>
+        </w:rPr>
+        <w:t>&gt;</w:t>
+      </w:r>
+    </w:p>
+    <w:p>
+      <w:pPr>
+        <w:spacing w:after="160" w:line="259" w:lineRule="auto"/>
+        <w:rPr>
+          <w:rFonts w:asciiTheme="majorHAnsi" w:hAnsiTheme="majorHAnsi" w:cstheme="majorHAnsi"/>
+        </w:rPr>
+      </w:pPr>
+      <w:r>
+        <w:rPr>
+          <w:rFonts w:asciiTheme="majorHAnsi" w:hAnsiTheme="majorHAnsi" w:cstheme="majorHAnsi"/>
+          <w:noProof/>
         </w:rPr>
         <w:drawing>
-          <wp:inline distT="0" distB="0" distL="0" distR="0" wp14:anchorId="08ED8BFF" wp14:editId="1C206C69">
+          <wp:inline distT="0" distB="0" distL="0" distR="0" wp14:anchorId="51D3FAE9" wp14:editId="4C4DA2FF">
             <wp:extent cx="4968671" cy="3825572"/>
             <wp:effectExtent l="0" t="0" r="3810" b="3810"/>
             <wp:docPr id="1195971624" name="Image 1"/>
@@ -1189,7 +3629,7 @@
                     <pic:cNvPicPr/>
                   </pic:nvPicPr>
                   <pic:blipFill>
-                    <a:blip r:embed="rId12"/>
+                    <a:blip r:embed="rId15"/>
                     <a:stretch>
                       <a:fillRect/>
                     </a:stretch>
@@ -1212,56 +3652,352 @@
     </w:p>
     <w:p>
       <w:pPr>
-        <w:pStyle w:val="Paragraphedeliste"/>
-        <w:rPr>
-          <w:rFonts w:cstheme="minorHAnsi"/>
-        </w:rPr>
-      </w:pPr>
-    </w:p>
-    <w:p>
-      <w:pPr>
-        <w:rPr>
-          <w:rFonts w:asciiTheme="minorHAnsi" w:hAnsiTheme="minorHAnsi" w:cstheme="minorHAnsi"/>
-        </w:rPr>
-      </w:pPr>
-      <w:r>
-        <w:rPr>
-          <w:rFonts w:asciiTheme="minorHAnsi" w:hAnsiTheme="minorHAnsi" w:cstheme="minorHAnsi"/>
-        </w:rPr>
-        <w:t>7. Traitement des données reçues : (2pts)</w:t>
-      </w:r>
-    </w:p>
-    <w:p>
-      <w:pPr>
-        <w:pStyle w:val="Paragraphedeliste"/>
-        <w:numPr>
-          <w:ilvl w:val="0"/>
-          <w:numId w:val="2"/>
-        </w:numPr>
-        <w:rPr>
-          <w:rFonts w:cstheme="minorHAnsi"/>
-        </w:rPr>
-      </w:pPr>
-      <w:r>
-        <w:rPr>
-          <w:rFonts w:cstheme="minorHAnsi"/>
-        </w:rPr>
-        <w:t>Dans le contrôleur, traitez les données reçues par le formulaire en utilisant la méthode POST, puis affichez-les sur une page.</w:t>
-      </w:r>
-    </w:p>
-    <w:p>
-      <w:pPr>
-        <w:pStyle w:val="Paragraphedeliste"/>
-        <w:rPr>
-          <w:rFonts w:cstheme="minorHAnsi"/>
-        </w:rPr>
-      </w:pPr>
-      <w:r>
-        <w:rPr>
-          <w:rFonts w:cstheme="minorHAnsi"/>
+        <w:rPr>
+          <w:rFonts w:asciiTheme="majorHAnsi" w:eastAsiaTheme="majorEastAsia" w:hAnsiTheme="majorHAnsi" w:cstheme="majorHAnsi"/>
+          <w:color w:val="2F5496" w:themeColor="accent1" w:themeShade="BF"/>
+          <w:sz w:val="40"/>
+          <w:szCs w:val="40"/>
+        </w:rPr>
+      </w:pPr>
+      <w:r>
+        <w:rPr>
+          <w:rFonts w:asciiTheme="majorHAnsi" w:hAnsiTheme="majorHAnsi" w:cstheme="majorHAnsi"/>
+        </w:rPr>
+        <w:br w:type="page"/>
+      </w:r>
+    </w:p>
+    <w:p>
+      <w:pPr>
+        <w:pStyle w:val="Titre1"/>
+        <w:rPr>
+          <w:rFonts w:cstheme="majorHAnsi"/>
+        </w:rPr>
+      </w:pPr>
+      <w:bookmarkStart w:id="6" w:name="_Toc220444416"/>
+      <w:r>
+        <w:rPr>
+          <w:rFonts w:cstheme="majorHAnsi"/>
+        </w:rPr>
+        <w:lastRenderedPageBreak/>
+        <w:t>Traitement des données reçues</w:t>
+      </w:r>
+      <w:bookmarkEnd w:id="6"/>
+      <w:r>
+        <w:rPr>
+          <w:rFonts w:cstheme="majorHAnsi"/>
+        </w:rPr>
+        <w:t xml:space="preserve"> </w:t>
+      </w:r>
+    </w:p>
+    <w:p>
+      <w:pPr>
+        <w:spacing w:after="160" w:line="259" w:lineRule="auto"/>
+        <w:rPr>
+          <w:rFonts w:asciiTheme="majorHAnsi" w:hAnsiTheme="majorHAnsi" w:cstheme="majorHAnsi"/>
+        </w:rPr>
+      </w:pPr>
+      <w:r>
+        <w:rPr>
+          <w:rFonts w:asciiTheme="majorHAnsi" w:hAnsiTheme="majorHAnsi" w:cstheme="majorHAnsi"/>
+        </w:rPr>
+        <w:t>Le traitement se fait dans le contrôleur (</w:t>
+      </w:r>
+      <w:proofErr w:type="spellStart"/>
+      <w:r>
+        <w:rPr>
+          <w:rFonts w:asciiTheme="majorHAnsi" w:hAnsiTheme="majorHAnsi" w:cstheme="majorHAnsi"/>
+        </w:rPr>
+        <w:t>Home</w:t>
+      </w:r>
+      <w:r>
+        <w:rPr>
+          <w:rFonts w:asciiTheme="majorHAnsi" w:eastAsiaTheme="majorEastAsia" w:hAnsiTheme="majorHAnsi" w:cstheme="majorHAnsi"/>
+        </w:rPr>
+        <w:t>Controller</w:t>
+      </w:r>
+      <w:proofErr w:type="spellEnd"/>
+      <w:r>
+        <w:rPr>
+          <w:rFonts w:asciiTheme="majorHAnsi" w:hAnsiTheme="majorHAnsi" w:cstheme="majorHAnsi"/>
+        </w:rPr>
+        <w:t>) :</w:t>
+      </w:r>
+    </w:p>
+    <w:p>
+      <w:pPr>
+        <w:rPr>
+          <w:rFonts w:asciiTheme="majorHAnsi" w:hAnsiTheme="majorHAnsi" w:cstheme="majorHAnsi"/>
+          <w:lang w:val="en-CA"/>
+        </w:rPr>
+      </w:pPr>
+      <w:r>
+        <w:rPr>
+          <w:rFonts w:asciiTheme="majorHAnsi" w:eastAsiaTheme="majorEastAsia" w:hAnsiTheme="majorHAnsi" w:cstheme="majorHAnsi"/>
+          <w:lang w:val="en-CA"/>
+        </w:rPr>
+        <w:t>nano app/Http/Controllers/</w:t>
+      </w:r>
+      <w:proofErr w:type="spellStart"/>
+      <w:r>
+        <w:rPr>
+          <w:rFonts w:asciiTheme="majorHAnsi" w:hAnsiTheme="majorHAnsi" w:cstheme="majorHAnsi"/>
+          <w:lang w:val="en-CA"/>
+        </w:rPr>
+        <w:t>Home</w:t>
+      </w:r>
+      <w:r>
+        <w:rPr>
+          <w:rFonts w:asciiTheme="majorHAnsi" w:eastAsiaTheme="majorEastAsia" w:hAnsiTheme="majorHAnsi" w:cstheme="majorHAnsi"/>
+          <w:lang w:val="en-CA"/>
+        </w:rPr>
+        <w:t>Controller.php</w:t>
+      </w:r>
+      <w:proofErr w:type="spellEnd"/>
+    </w:p>
+    <w:p>
+      <w:pPr>
+        <w:spacing w:after="160" w:line="259" w:lineRule="auto"/>
+        <w:rPr>
+          <w:rFonts w:asciiTheme="majorHAnsi" w:eastAsiaTheme="majorEastAsia" w:hAnsiTheme="majorHAnsi" w:cstheme="majorHAnsi"/>
+          <w:lang w:val="en-CA"/>
+        </w:rPr>
+      </w:pPr>
+    </w:p>
+    <w:p>
+      <w:pPr>
+        <w:spacing w:after="160" w:line="259" w:lineRule="auto"/>
+        <w:rPr>
+          <w:rFonts w:asciiTheme="majorHAnsi" w:hAnsiTheme="majorHAnsi" w:cstheme="majorHAnsi"/>
+        </w:rPr>
+      </w:pPr>
+      <w:r>
+        <w:rPr>
+          <w:rFonts w:asciiTheme="majorHAnsi" w:hAnsiTheme="majorHAnsi" w:cstheme="majorHAnsi"/>
+        </w:rPr>
+        <w:t>Exemple de méthode pour recevoir les données POST :</w:t>
+      </w:r>
+    </w:p>
+    <w:p>
+      <w:pPr>
+        <w:spacing w:after="160" w:line="259" w:lineRule="auto"/>
+        <w:rPr>
+          <w:rFonts w:asciiTheme="majorHAnsi" w:eastAsiaTheme="majorEastAsia" w:hAnsiTheme="majorHAnsi" w:cstheme="majorHAnsi"/>
+        </w:rPr>
+      </w:pPr>
+      <w:proofErr w:type="gramStart"/>
+      <w:r>
+        <w:rPr>
+          <w:rFonts w:asciiTheme="majorHAnsi" w:eastAsiaTheme="majorEastAsia" w:hAnsiTheme="majorHAnsi" w:cstheme="majorHAnsi"/>
+        </w:rPr>
+        <w:t>public</w:t>
+      </w:r>
+      <w:proofErr w:type="gramEnd"/>
+      <w:r>
+        <w:rPr>
+          <w:rFonts w:asciiTheme="majorHAnsi" w:eastAsiaTheme="majorEastAsia" w:hAnsiTheme="majorHAnsi" w:cstheme="majorHAnsi"/>
+        </w:rPr>
+        <w:t xml:space="preserve"> </w:t>
+      </w:r>
+      <w:proofErr w:type="spellStart"/>
+      <w:r>
+        <w:rPr>
+          <w:rFonts w:asciiTheme="majorHAnsi" w:eastAsiaTheme="majorEastAsia" w:hAnsiTheme="majorHAnsi" w:cstheme="majorHAnsi"/>
+        </w:rPr>
+        <w:t>function</w:t>
+      </w:r>
+      <w:proofErr w:type="spellEnd"/>
+      <w:r>
+        <w:rPr>
+          <w:rFonts w:asciiTheme="majorHAnsi" w:eastAsiaTheme="majorEastAsia" w:hAnsiTheme="majorHAnsi" w:cstheme="majorHAnsi"/>
+        </w:rPr>
+        <w:t xml:space="preserve"> </w:t>
+      </w:r>
+      <w:proofErr w:type="spellStart"/>
+      <w:proofErr w:type="gramStart"/>
+      <w:r>
+        <w:rPr>
+          <w:rFonts w:asciiTheme="majorHAnsi" w:eastAsiaTheme="majorEastAsia" w:hAnsiTheme="majorHAnsi" w:cstheme="majorHAnsi"/>
+        </w:rPr>
+        <w:t>traitementFormulaire</w:t>
+      </w:r>
+      <w:proofErr w:type="spellEnd"/>
+      <w:r>
+        <w:rPr>
+          <w:rFonts w:asciiTheme="majorHAnsi" w:eastAsiaTheme="majorEastAsia" w:hAnsiTheme="majorHAnsi" w:cstheme="majorHAnsi"/>
+        </w:rPr>
+        <w:t>(</w:t>
+      </w:r>
+      <w:proofErr w:type="spellStart"/>
+      <w:proofErr w:type="gramEnd"/>
+      <w:r>
+        <w:rPr>
+          <w:rFonts w:asciiTheme="majorHAnsi" w:hAnsiTheme="majorHAnsi" w:cstheme="majorHAnsi"/>
+        </w:rPr>
+        <w:t>Request</w:t>
+      </w:r>
+      <w:proofErr w:type="spellEnd"/>
+      <w:r>
+        <w:rPr>
+          <w:rFonts w:asciiTheme="majorHAnsi" w:hAnsiTheme="majorHAnsi" w:cstheme="majorHAnsi"/>
+        </w:rPr>
+        <w:t xml:space="preserve"> </w:t>
+      </w:r>
+      <w:r>
+        <w:rPr>
+          <w:rFonts w:asciiTheme="majorHAnsi" w:eastAsiaTheme="majorEastAsia" w:hAnsiTheme="majorHAnsi" w:cstheme="majorHAnsi"/>
+        </w:rPr>
+        <w:t>$</w:t>
+      </w:r>
+      <w:proofErr w:type="spellStart"/>
+      <w:r>
+        <w:rPr>
+          <w:rFonts w:asciiTheme="majorHAnsi" w:eastAsiaTheme="majorEastAsia" w:hAnsiTheme="majorHAnsi" w:cstheme="majorHAnsi"/>
+        </w:rPr>
+        <w:t>request</w:t>
+      </w:r>
+      <w:proofErr w:type="spellEnd"/>
+      <w:r>
+        <w:rPr>
+          <w:rFonts w:asciiTheme="majorHAnsi" w:eastAsiaTheme="majorEastAsia" w:hAnsiTheme="majorHAnsi" w:cstheme="majorHAnsi"/>
+        </w:rPr>
+        <w:t>) {</w:t>
+      </w:r>
+    </w:p>
+    <w:p>
+      <w:pPr>
+        <w:spacing w:after="160" w:line="259" w:lineRule="auto"/>
+        <w:rPr>
+          <w:rFonts w:asciiTheme="majorHAnsi" w:eastAsiaTheme="majorEastAsia" w:hAnsiTheme="majorHAnsi" w:cstheme="majorHAnsi"/>
+          <w:lang w:val="en-CA"/>
+        </w:rPr>
+      </w:pPr>
+      <w:r>
+        <w:rPr>
+          <w:rFonts w:asciiTheme="majorHAnsi" w:eastAsiaTheme="majorEastAsia" w:hAnsiTheme="majorHAnsi" w:cstheme="majorHAnsi"/>
+        </w:rPr>
+        <w:t xml:space="preserve">    </w:t>
+      </w:r>
+      <w:r>
+        <w:rPr>
+          <w:rFonts w:asciiTheme="majorHAnsi" w:eastAsiaTheme="majorEastAsia" w:hAnsiTheme="majorHAnsi" w:cstheme="majorHAnsi"/>
+          <w:lang w:val="en-CA"/>
+        </w:rPr>
+        <w:t>$data = $request-&gt;</w:t>
+      </w:r>
+      <w:proofErr w:type="gramStart"/>
+      <w:r>
+        <w:rPr>
+          <w:rFonts w:asciiTheme="majorHAnsi" w:eastAsiaTheme="majorEastAsia" w:hAnsiTheme="majorHAnsi" w:cstheme="majorHAnsi"/>
+          <w:lang w:val="en-CA"/>
+        </w:rPr>
+        <w:t>all(</w:t>
+      </w:r>
+      <w:proofErr w:type="gramEnd"/>
+      <w:r>
+        <w:rPr>
+          <w:rFonts w:asciiTheme="majorHAnsi" w:eastAsiaTheme="majorEastAsia" w:hAnsiTheme="majorHAnsi" w:cstheme="majorHAnsi"/>
+          <w:lang w:val="en-CA"/>
+        </w:rPr>
+        <w:t>);</w:t>
+      </w:r>
+    </w:p>
+    <w:p>
+      <w:pPr>
+        <w:spacing w:after="160" w:line="259" w:lineRule="auto"/>
+        <w:rPr>
+          <w:rFonts w:asciiTheme="majorHAnsi" w:eastAsiaTheme="majorEastAsia" w:hAnsiTheme="majorHAnsi" w:cstheme="majorHAnsi"/>
+          <w:lang w:val="en-CA"/>
+        </w:rPr>
+      </w:pPr>
+      <w:r>
+        <w:rPr>
+          <w:rFonts w:asciiTheme="majorHAnsi" w:eastAsiaTheme="majorEastAsia" w:hAnsiTheme="majorHAnsi" w:cstheme="majorHAnsi"/>
+          <w:lang w:val="en-CA"/>
+        </w:rPr>
+        <w:t xml:space="preserve">    return </w:t>
+      </w:r>
+      <w:proofErr w:type="gramStart"/>
+      <w:r>
+        <w:rPr>
+          <w:rFonts w:asciiTheme="majorHAnsi" w:eastAsiaTheme="majorEastAsia" w:hAnsiTheme="majorHAnsi" w:cstheme="majorHAnsi"/>
+          <w:lang w:val="en-CA"/>
+        </w:rPr>
+        <w:t>view(</w:t>
+      </w:r>
+      <w:proofErr w:type="gramEnd"/>
+      <w:r>
+        <w:rPr>
+          <w:rFonts w:asciiTheme="majorHAnsi" w:hAnsiTheme="majorHAnsi" w:cstheme="majorHAnsi"/>
+          <w:lang w:val="en-CA"/>
+        </w:rPr>
+        <w:t>'</w:t>
+      </w:r>
+      <w:proofErr w:type="spellStart"/>
+      <w:r>
+        <w:rPr>
+          <w:rFonts w:asciiTheme="majorHAnsi" w:hAnsiTheme="majorHAnsi" w:cstheme="majorHAnsi"/>
+          <w:lang w:val="en-CA"/>
+        </w:rPr>
+        <w:t>resultat</w:t>
+      </w:r>
+      <w:proofErr w:type="spellEnd"/>
+      <w:r>
+        <w:rPr>
+          <w:rFonts w:asciiTheme="majorHAnsi" w:hAnsiTheme="majorHAnsi" w:cstheme="majorHAnsi"/>
+          <w:lang w:val="en-CA"/>
+        </w:rPr>
+        <w:t>'</w:t>
+      </w:r>
+      <w:r>
+        <w:rPr>
+          <w:rFonts w:asciiTheme="majorHAnsi" w:eastAsiaTheme="majorEastAsia" w:hAnsiTheme="majorHAnsi" w:cstheme="majorHAnsi"/>
+          <w:lang w:val="en-CA"/>
+        </w:rPr>
+        <w:t>, compact(</w:t>
+      </w:r>
+      <w:r>
+        <w:rPr>
+          <w:rFonts w:asciiTheme="majorHAnsi" w:hAnsiTheme="majorHAnsi" w:cstheme="majorHAnsi"/>
+          <w:lang w:val="en-CA"/>
+        </w:rPr>
+        <w:t>'data'</w:t>
+      </w:r>
+      <w:r>
+        <w:rPr>
+          <w:rFonts w:asciiTheme="majorHAnsi" w:eastAsiaTheme="majorEastAsia" w:hAnsiTheme="majorHAnsi" w:cstheme="majorHAnsi"/>
+          <w:lang w:val="en-CA"/>
+        </w:rPr>
+        <w:t>));</w:t>
+      </w:r>
+    </w:p>
+    <w:p>
+      <w:pPr>
+        <w:spacing w:after="160" w:line="259" w:lineRule="auto"/>
+        <w:rPr>
+          <w:rFonts w:asciiTheme="majorHAnsi" w:eastAsiaTheme="majorEastAsia" w:hAnsiTheme="majorHAnsi" w:cstheme="majorHAnsi"/>
+        </w:rPr>
+      </w:pPr>
+      <w:r>
+        <w:rPr>
+          <w:rFonts w:asciiTheme="majorHAnsi" w:eastAsiaTheme="majorEastAsia" w:hAnsiTheme="majorHAnsi" w:cstheme="majorHAnsi"/>
+        </w:rPr>
+        <w:t>}</w:t>
+      </w:r>
+    </w:p>
+    <w:p>
+      <w:pPr>
+        <w:spacing w:after="160" w:line="259" w:lineRule="auto"/>
+        <w:rPr>
+          <w:rFonts w:asciiTheme="majorHAnsi" w:hAnsiTheme="majorHAnsi" w:cstheme="majorHAnsi"/>
+        </w:rPr>
+      </w:pPr>
+      <w:r>
+        <w:rPr>
+          <w:rFonts w:asciiTheme="majorHAnsi" w:hAnsiTheme="majorHAnsi" w:cstheme="majorHAnsi"/>
+          <w:noProof/>
         </w:rPr>
         <w:drawing>
-          <wp:inline distT="0" distB="0" distL="0" distR="0" wp14:anchorId="1C1704CA" wp14:editId="3A1F679D">
+          <wp:inline distT="0" distB="0" distL="0" distR="0" wp14:anchorId="5972EF1F" wp14:editId="294C53FA">
             <wp:extent cx="5204911" cy="2972058"/>
             <wp:effectExtent l="0" t="0" r="0" b="0"/>
             <wp:docPr id="1359798889" name="Image 1"/>
@@ -1276,7 +4012,7 @@
                     <pic:cNvPicPr/>
                   </pic:nvPicPr>
                   <pic:blipFill>
-                    <a:blip r:embed="rId13"/>
+                    <a:blip r:embed="rId16"/>
                     <a:stretch>
                       <a:fillRect/>
                     </a:stretch>
@@ -1299,56 +4035,392 @@
     </w:p>
     <w:p>
       <w:pPr>
-        <w:pStyle w:val="Paragraphedeliste"/>
-        <w:rPr>
-          <w:rFonts w:cstheme="minorHAnsi"/>
-        </w:rPr>
-      </w:pPr>
-    </w:p>
-    <w:p>
-      <w:pPr>
-        <w:rPr>
-          <w:rFonts w:asciiTheme="minorHAnsi" w:hAnsiTheme="minorHAnsi" w:cstheme="minorHAnsi"/>
-        </w:rPr>
-      </w:pPr>
-      <w:r>
-        <w:rPr>
-          <w:rFonts w:asciiTheme="minorHAnsi" w:hAnsiTheme="minorHAnsi" w:cstheme="minorHAnsi"/>
-        </w:rPr>
-        <w:t>8. Utilisation de fichiers Blade : (2pts)</w:t>
-      </w:r>
-    </w:p>
-    <w:p>
-      <w:pPr>
-        <w:pStyle w:val="Paragraphedeliste"/>
-        <w:numPr>
-          <w:ilvl w:val="0"/>
-          <w:numId w:val="2"/>
-        </w:numPr>
-        <w:rPr>
-          <w:rFonts w:cstheme="minorHAnsi"/>
-        </w:rPr>
-      </w:pPr>
-      <w:r>
-        <w:rPr>
-          <w:rFonts w:cstheme="minorHAnsi"/>
-        </w:rPr>
-        <w:t>Utilisez un fichier "Master" avec des fichiers Blade pour éviter la répétition de code.</w:t>
-      </w:r>
-    </w:p>
-    <w:p>
-      <w:pPr>
-        <w:pStyle w:val="Paragraphedeliste"/>
-        <w:rPr>
-          <w:rFonts w:cstheme="minorHAnsi"/>
-        </w:rPr>
-      </w:pPr>
-      <w:r>
-        <w:rPr>
-          <w:rFonts w:cstheme="minorHAnsi"/>
+        <w:rPr>
+          <w:rFonts w:asciiTheme="majorHAnsi" w:eastAsiaTheme="majorEastAsia" w:hAnsiTheme="majorHAnsi" w:cstheme="majorHAnsi"/>
+          <w:color w:val="2F5496" w:themeColor="accent1" w:themeShade="BF"/>
+          <w:sz w:val="40"/>
+          <w:szCs w:val="40"/>
+        </w:rPr>
+      </w:pPr>
+      <w:r>
+        <w:rPr>
+          <w:rFonts w:asciiTheme="majorHAnsi" w:hAnsiTheme="majorHAnsi" w:cstheme="majorHAnsi"/>
+        </w:rPr>
+        <w:br w:type="page"/>
+      </w:r>
+    </w:p>
+    <w:p>
+      <w:pPr>
+        <w:pStyle w:val="Titre1"/>
+        <w:rPr>
+          <w:rFonts w:cstheme="majorHAnsi"/>
+        </w:rPr>
+      </w:pPr>
+      <w:bookmarkStart w:id="7" w:name="_Toc220444417"/>
+      <w:r>
+        <w:rPr>
+          <w:rFonts w:cstheme="majorHAnsi"/>
+        </w:rPr>
+        <w:lastRenderedPageBreak/>
+        <w:t>Utilisation de fichiers Blade</w:t>
+      </w:r>
+      <w:bookmarkEnd w:id="7"/>
+      <w:r>
+        <w:rPr>
+          <w:rFonts w:cstheme="majorHAnsi"/>
+        </w:rPr>
+        <w:t xml:space="preserve"> </w:t>
+      </w:r>
+    </w:p>
+    <w:p>
+      <w:pPr>
+        <w:spacing w:after="160" w:line="259" w:lineRule="auto"/>
+        <w:rPr>
+          <w:rFonts w:asciiTheme="majorHAnsi" w:hAnsiTheme="majorHAnsi" w:cstheme="majorHAnsi"/>
+        </w:rPr>
+      </w:pPr>
+      <w:r>
+        <w:rPr>
+          <w:rFonts w:asciiTheme="majorHAnsi" w:hAnsiTheme="majorHAnsi" w:cstheme="majorHAnsi"/>
+        </w:rPr>
+        <w:t xml:space="preserve">Pour créer le </w:t>
+      </w:r>
+      <w:proofErr w:type="spellStart"/>
+      <w:r>
+        <w:rPr>
+          <w:rFonts w:asciiTheme="majorHAnsi" w:hAnsiTheme="majorHAnsi" w:cstheme="majorHAnsi"/>
+        </w:rPr>
+        <w:t>layout</w:t>
+      </w:r>
+      <w:proofErr w:type="spellEnd"/>
+      <w:r>
+        <w:rPr>
+          <w:rFonts w:asciiTheme="majorHAnsi" w:hAnsiTheme="majorHAnsi" w:cstheme="majorHAnsi"/>
+        </w:rPr>
+        <w:t xml:space="preserve"> master :</w:t>
+      </w:r>
+    </w:p>
+    <w:p>
+      <w:pPr>
+        <w:spacing w:after="160" w:line="259" w:lineRule="auto"/>
+        <w:rPr>
+          <w:rFonts w:asciiTheme="majorHAnsi" w:eastAsiaTheme="majorEastAsia" w:hAnsiTheme="majorHAnsi" w:cstheme="majorHAnsi"/>
+          <w:lang w:val="en-CA"/>
+        </w:rPr>
+      </w:pPr>
+      <w:proofErr w:type="spellStart"/>
+      <w:r>
+        <w:rPr>
+          <w:rFonts w:asciiTheme="majorHAnsi" w:hAnsiTheme="majorHAnsi" w:cstheme="majorHAnsi"/>
+          <w:lang w:val="en-CA"/>
+        </w:rPr>
+        <w:t>mkdir</w:t>
+      </w:r>
+      <w:proofErr w:type="spellEnd"/>
+      <w:r>
+        <w:rPr>
+          <w:rFonts w:asciiTheme="majorHAnsi" w:eastAsiaTheme="majorEastAsia" w:hAnsiTheme="majorHAnsi" w:cstheme="majorHAnsi"/>
+          <w:lang w:val="en-CA"/>
+        </w:rPr>
+        <w:t xml:space="preserve"> -p resources/views/layouts</w:t>
+      </w:r>
+    </w:p>
+    <w:p>
+      <w:pPr>
+        <w:spacing w:after="160" w:line="259" w:lineRule="auto"/>
+        <w:rPr>
+          <w:rFonts w:asciiTheme="majorHAnsi" w:eastAsiaTheme="majorEastAsia" w:hAnsiTheme="majorHAnsi" w:cstheme="majorHAnsi"/>
+          <w:lang w:val="en-CA"/>
+        </w:rPr>
+      </w:pPr>
+      <w:r>
+        <w:rPr>
+          <w:rFonts w:asciiTheme="majorHAnsi" w:hAnsiTheme="majorHAnsi" w:cstheme="majorHAnsi"/>
+          <w:lang w:val="en-CA"/>
+        </w:rPr>
+        <w:t>touch</w:t>
+      </w:r>
+      <w:r>
+        <w:rPr>
+          <w:rFonts w:asciiTheme="majorHAnsi" w:eastAsiaTheme="majorEastAsia" w:hAnsiTheme="majorHAnsi" w:cstheme="majorHAnsi"/>
+          <w:lang w:val="en-CA"/>
+        </w:rPr>
+        <w:t xml:space="preserve"> resources/views/layouts/</w:t>
+      </w:r>
+      <w:proofErr w:type="spellStart"/>
+      <w:r>
+        <w:rPr>
+          <w:rFonts w:asciiTheme="majorHAnsi" w:eastAsiaTheme="majorEastAsia" w:hAnsiTheme="majorHAnsi" w:cstheme="majorHAnsi"/>
+          <w:lang w:val="en-CA"/>
+        </w:rPr>
+        <w:t>master.blade.php</w:t>
+      </w:r>
+      <w:proofErr w:type="spellEnd"/>
+    </w:p>
+    <w:p>
+      <w:pPr>
+        <w:rPr>
+          <w:rFonts w:asciiTheme="majorHAnsi" w:hAnsiTheme="majorHAnsi" w:cstheme="majorHAnsi"/>
+          <w:lang w:val="en-CA"/>
+        </w:rPr>
+      </w:pPr>
+    </w:p>
+    <w:p>
+      <w:pPr>
+        <w:spacing w:after="160" w:line="259" w:lineRule="auto"/>
+        <w:rPr>
+          <w:rFonts w:asciiTheme="majorHAnsi" w:hAnsiTheme="majorHAnsi" w:cstheme="majorHAnsi"/>
+        </w:rPr>
+      </w:pPr>
+      <w:r>
+        <w:rPr>
+          <w:rFonts w:asciiTheme="majorHAnsi" w:hAnsiTheme="majorHAnsi" w:cstheme="majorHAnsi"/>
+        </w:rPr>
+        <w:t xml:space="preserve">Exemple de page Blade qui étend le </w:t>
+      </w:r>
+      <w:proofErr w:type="spellStart"/>
+      <w:r>
+        <w:rPr>
+          <w:rFonts w:asciiTheme="majorHAnsi" w:hAnsiTheme="majorHAnsi" w:cstheme="majorHAnsi"/>
+        </w:rPr>
+        <w:t>layout</w:t>
+      </w:r>
+      <w:proofErr w:type="spellEnd"/>
+      <w:r>
+        <w:rPr>
+          <w:rFonts w:asciiTheme="majorHAnsi" w:hAnsiTheme="majorHAnsi" w:cstheme="majorHAnsi"/>
+        </w:rPr>
+        <w:t xml:space="preserve"> :</w:t>
+      </w:r>
+    </w:p>
+    <w:p>
+      <w:pPr>
+        <w:spacing w:after="160" w:line="259" w:lineRule="auto"/>
+        <w:rPr>
+          <w:rFonts w:asciiTheme="majorHAnsi" w:eastAsiaTheme="majorEastAsia" w:hAnsiTheme="majorHAnsi" w:cstheme="majorHAnsi"/>
+          <w:lang w:val="en-CA"/>
+        </w:rPr>
+      </w:pPr>
+      <w:r>
+        <w:rPr>
+          <w:rFonts w:asciiTheme="majorHAnsi" w:hAnsiTheme="majorHAnsi" w:cstheme="majorHAnsi"/>
+          <w:lang w:val="en-CA"/>
+        </w:rPr>
+        <w:t>touch</w:t>
+      </w:r>
+      <w:r>
+        <w:rPr>
+          <w:rFonts w:asciiTheme="majorHAnsi" w:eastAsiaTheme="majorEastAsia" w:hAnsiTheme="majorHAnsi" w:cstheme="majorHAnsi"/>
+          <w:lang w:val="en-CA"/>
+        </w:rPr>
+        <w:t xml:space="preserve"> resources/views/</w:t>
+      </w:r>
+      <w:proofErr w:type="spellStart"/>
+      <w:r>
+        <w:rPr>
+          <w:rFonts w:asciiTheme="majorHAnsi" w:hAnsiTheme="majorHAnsi" w:cstheme="majorHAnsi"/>
+          <w:lang w:val="en-CA"/>
+        </w:rPr>
+        <w:t>home.</w:t>
+      </w:r>
+      <w:r>
+        <w:rPr>
+          <w:rFonts w:asciiTheme="majorHAnsi" w:eastAsiaTheme="majorEastAsia" w:hAnsiTheme="majorHAnsi" w:cstheme="majorHAnsi"/>
+          <w:lang w:val="en-CA"/>
+        </w:rPr>
+        <w:t>blade.php</w:t>
+      </w:r>
+      <w:proofErr w:type="spellEnd"/>
+    </w:p>
+    <w:p>
+      <w:pPr>
+        <w:spacing w:after="160" w:line="259" w:lineRule="auto"/>
+        <w:rPr>
+          <w:rFonts w:asciiTheme="majorHAnsi" w:eastAsiaTheme="majorEastAsia" w:hAnsiTheme="majorHAnsi" w:cstheme="majorHAnsi"/>
+        </w:rPr>
+      </w:pPr>
+      <w:r>
+        <w:rPr>
+          <w:rFonts w:asciiTheme="majorHAnsi" w:eastAsiaTheme="majorEastAsia" w:hAnsiTheme="majorHAnsi" w:cstheme="majorHAnsi"/>
+        </w:rPr>
+        <w:t>@extends('</w:t>
+      </w:r>
+      <w:proofErr w:type="gramStart"/>
+      <w:r>
+        <w:rPr>
+          <w:rFonts w:asciiTheme="majorHAnsi" w:eastAsiaTheme="majorEastAsia" w:hAnsiTheme="majorHAnsi" w:cstheme="majorHAnsi"/>
+        </w:rPr>
+        <w:t>layouts.master</w:t>
+      </w:r>
+      <w:proofErr w:type="gramEnd"/>
+      <w:r>
+        <w:rPr>
+          <w:rFonts w:asciiTheme="majorHAnsi" w:eastAsiaTheme="majorEastAsia" w:hAnsiTheme="majorHAnsi" w:cstheme="majorHAnsi"/>
+        </w:rPr>
+        <w:t>')</w:t>
+      </w:r>
+    </w:p>
+    <w:p>
+      <w:pPr>
+        <w:spacing w:after="160" w:line="259" w:lineRule="auto"/>
+        <w:rPr>
+          <w:rFonts w:asciiTheme="majorHAnsi" w:eastAsiaTheme="majorEastAsia" w:hAnsiTheme="majorHAnsi" w:cstheme="majorHAnsi"/>
+        </w:rPr>
+      </w:pPr>
+    </w:p>
+    <w:p>
+      <w:pPr>
+        <w:spacing w:after="160" w:line="259" w:lineRule="auto"/>
+        <w:rPr>
+          <w:rFonts w:asciiTheme="majorHAnsi" w:eastAsiaTheme="majorEastAsia" w:hAnsiTheme="majorHAnsi" w:cstheme="majorHAnsi"/>
+        </w:rPr>
+      </w:pPr>
+      <w:r>
+        <w:rPr>
+          <w:rFonts w:asciiTheme="majorHAnsi" w:eastAsiaTheme="majorEastAsia" w:hAnsiTheme="majorHAnsi" w:cstheme="majorHAnsi"/>
+        </w:rPr>
+        <w:t>@</w:t>
+      </w:r>
+      <w:proofErr w:type="gramStart"/>
+      <w:r>
+        <w:rPr>
+          <w:rFonts w:asciiTheme="majorHAnsi" w:eastAsiaTheme="majorEastAsia" w:hAnsiTheme="majorHAnsi" w:cstheme="majorHAnsi"/>
+        </w:rPr>
+        <w:t>section(</w:t>
+      </w:r>
+      <w:proofErr w:type="gramEnd"/>
+      <w:r>
+        <w:rPr>
+          <w:rFonts w:asciiTheme="majorHAnsi" w:eastAsiaTheme="majorEastAsia" w:hAnsiTheme="majorHAnsi" w:cstheme="majorHAnsi"/>
+        </w:rPr>
+        <w:t>'title', 'Accueil')</w:t>
+      </w:r>
+    </w:p>
+    <w:p>
+      <w:pPr>
+        <w:spacing w:after="160" w:line="259" w:lineRule="auto"/>
+        <w:rPr>
+          <w:rFonts w:asciiTheme="majorHAnsi" w:eastAsiaTheme="majorEastAsia" w:hAnsiTheme="majorHAnsi" w:cstheme="majorHAnsi"/>
+        </w:rPr>
+      </w:pPr>
+      <w:r>
+        <w:rPr>
+          <w:rFonts w:asciiTheme="majorHAnsi" w:eastAsiaTheme="majorEastAsia" w:hAnsiTheme="majorHAnsi" w:cstheme="majorHAnsi"/>
+        </w:rPr>
+        <w:t>@section('content')</w:t>
+      </w:r>
+    </w:p>
+    <w:p>
+      <w:pPr>
+        <w:spacing w:after="160" w:line="259" w:lineRule="auto"/>
+        <w:rPr>
+          <w:rFonts w:asciiTheme="majorHAnsi" w:eastAsiaTheme="majorEastAsia" w:hAnsiTheme="majorHAnsi" w:cstheme="majorHAnsi"/>
+        </w:rPr>
+      </w:pPr>
+      <w:r>
+        <w:rPr>
+          <w:rFonts w:asciiTheme="majorHAnsi" w:eastAsiaTheme="majorEastAsia" w:hAnsiTheme="majorHAnsi" w:cstheme="majorHAnsi"/>
+        </w:rPr>
+        <w:t>&lt;</w:t>
+      </w:r>
+      <w:proofErr w:type="gramStart"/>
+      <w:r>
+        <w:rPr>
+          <w:rFonts w:asciiTheme="majorHAnsi" w:eastAsiaTheme="majorEastAsia" w:hAnsiTheme="majorHAnsi" w:cstheme="majorHAnsi"/>
+        </w:rPr>
+        <w:t>h</w:t>
+      </w:r>
+      <w:proofErr w:type="gramEnd"/>
+      <w:r>
+        <w:rPr>
+          <w:rFonts w:asciiTheme="majorHAnsi" w:eastAsiaTheme="majorEastAsia" w:hAnsiTheme="majorHAnsi" w:cstheme="majorHAnsi"/>
+        </w:rPr>
+        <w:t xml:space="preserve">2&gt;Bienvenue sur mon site </w:t>
+      </w:r>
+      <w:proofErr w:type="spellStart"/>
+      <w:r>
+        <w:rPr>
+          <w:rFonts w:asciiTheme="majorHAnsi" w:eastAsiaTheme="majorEastAsia" w:hAnsiTheme="majorHAnsi" w:cstheme="majorHAnsi"/>
+        </w:rPr>
+        <w:t>Laravel</w:t>
+      </w:r>
+      <w:proofErr w:type="spellEnd"/>
+      <w:r>
+        <w:rPr>
+          <w:rFonts w:asciiTheme="majorHAnsi" w:eastAsiaTheme="majorEastAsia" w:hAnsiTheme="majorHAnsi" w:cstheme="majorHAnsi"/>
+        </w:rPr>
+        <w:t>&lt;/h2&gt;</w:t>
+      </w:r>
+    </w:p>
+    <w:p>
+      <w:pPr>
+        <w:spacing w:after="160" w:line="259" w:lineRule="auto"/>
+        <w:rPr>
+          <w:rFonts w:asciiTheme="majorHAnsi" w:eastAsiaTheme="majorEastAsia" w:hAnsiTheme="majorHAnsi" w:cstheme="majorHAnsi"/>
+        </w:rPr>
+      </w:pPr>
+      <w:r>
+        <w:rPr>
+          <w:rFonts w:asciiTheme="majorHAnsi" w:eastAsiaTheme="majorEastAsia" w:hAnsiTheme="majorHAnsi" w:cstheme="majorHAnsi"/>
+        </w:rPr>
+        <w:t>&lt;</w:t>
+      </w:r>
+      <w:proofErr w:type="gramStart"/>
+      <w:r>
+        <w:rPr>
+          <w:rFonts w:asciiTheme="majorHAnsi" w:eastAsiaTheme="majorEastAsia" w:hAnsiTheme="majorHAnsi" w:cstheme="majorHAnsi"/>
+        </w:rPr>
+        <w:t>p</w:t>
+      </w:r>
+      <w:proofErr w:type="gramEnd"/>
+      <w:r>
+        <w:rPr>
+          <w:rFonts w:asciiTheme="majorHAnsi" w:eastAsiaTheme="majorEastAsia" w:hAnsiTheme="majorHAnsi" w:cstheme="majorHAnsi"/>
+        </w:rPr>
+        <w:t xml:space="preserve">&gt;Découvrez nos produits et </w:t>
+      </w:r>
+      <w:proofErr w:type="gramStart"/>
+      <w:r>
+        <w:rPr>
+          <w:rFonts w:asciiTheme="majorHAnsi" w:eastAsiaTheme="majorEastAsia" w:hAnsiTheme="majorHAnsi" w:cstheme="majorHAnsi"/>
+        </w:rPr>
+        <w:t>services.&lt;</w:t>
+      </w:r>
+      <w:proofErr w:type="gramEnd"/>
+      <w:r>
+        <w:rPr>
+          <w:rFonts w:asciiTheme="majorHAnsi" w:eastAsiaTheme="majorEastAsia" w:hAnsiTheme="majorHAnsi" w:cstheme="majorHAnsi"/>
+        </w:rPr>
+        <w:t>/p&gt;</w:t>
+      </w:r>
+    </w:p>
+    <w:p>
+      <w:pPr>
+        <w:spacing w:after="160" w:line="259" w:lineRule="auto"/>
+        <w:rPr>
+          <w:rFonts w:asciiTheme="majorHAnsi" w:hAnsiTheme="majorHAnsi" w:cstheme="majorHAnsi"/>
+        </w:rPr>
+      </w:pPr>
+      <w:r>
+        <w:rPr>
+          <w:rFonts w:asciiTheme="majorHAnsi" w:eastAsiaTheme="majorEastAsia" w:hAnsiTheme="majorHAnsi" w:cstheme="majorHAnsi"/>
+        </w:rPr>
+        <w:t>@endsection</w:t>
+      </w:r>
+    </w:p>
+    <w:p>
+      <w:pPr>
+        <w:rPr>
+          <w:rFonts w:asciiTheme="majorHAnsi" w:hAnsiTheme="majorHAnsi" w:cstheme="majorHAnsi"/>
+        </w:rPr>
+      </w:pPr>
+      <w:r>
+        <w:rPr>
+          <w:rFonts w:asciiTheme="majorHAnsi" w:hAnsiTheme="majorHAnsi" w:cstheme="majorHAnsi"/>
+          <w:noProof/>
         </w:rPr>
         <w:drawing>
-          <wp:inline distT="0" distB="0" distL="0" distR="0" wp14:anchorId="26F4D0D5" wp14:editId="3B608897">
+          <wp:inline distT="0" distB="0" distL="0" distR="0" wp14:anchorId="703E5DE2" wp14:editId="23A48C8E">
             <wp:extent cx="5972810" cy="2355215"/>
             <wp:effectExtent l="0" t="0" r="8890" b="6985"/>
             <wp:docPr id="1278536796" name="Image 1"/>
@@ -1363,7 +4435,7 @@
                     <pic:cNvPicPr/>
                   </pic:nvPicPr>
                   <pic:blipFill>
-                    <a:blip r:embed="rId14"/>
+                    <a:blip r:embed="rId17"/>
                     <a:stretch>
                       <a:fillRect/>
                     </a:stretch>
@@ -1387,275 +4459,455 @@
     <w:p>
       <w:pPr>
         <w:rPr>
-          <w:rFonts w:asciiTheme="minorHAnsi" w:hAnsiTheme="minorHAnsi" w:cstheme="minorHAnsi"/>
-        </w:rPr>
-      </w:pPr>
-      <w:r>
-        <w:rPr>
-          <w:rFonts w:asciiTheme="minorHAnsi" w:hAnsiTheme="minorHAnsi" w:cstheme="minorHAnsi"/>
-        </w:rPr>
-        <w:t>9. Publication sur WebDev : (2pts)</w:t>
+          <w:rFonts w:asciiTheme="majorHAnsi" w:hAnsiTheme="majorHAnsi" w:cstheme="majorHAnsi"/>
+        </w:rPr>
+      </w:pPr>
+    </w:p>
+    <w:p>
+      <w:pPr>
+        <w:pStyle w:val="Titre1"/>
+        <w:rPr>
+          <w:rFonts w:cstheme="majorHAnsi"/>
+        </w:rPr>
+      </w:pPr>
+      <w:bookmarkStart w:id="8" w:name="_Toc220444418"/>
+      <w:r>
+        <w:rPr>
+          <w:rFonts w:cstheme="majorHAnsi"/>
+        </w:rPr>
+        <w:t>Publication sur GitHub</w:t>
+      </w:r>
+      <w:bookmarkEnd w:id="8"/>
+    </w:p>
+    <w:p>
+      <w:pPr>
+        <w:rPr>
+          <w:rFonts w:asciiTheme="majorHAnsi" w:hAnsiTheme="majorHAnsi" w:cstheme="majorHAnsi"/>
+        </w:rPr>
+      </w:pPr>
+      <w:r>
+        <w:rPr>
+          <w:rFonts w:asciiTheme="majorHAnsi" w:hAnsiTheme="majorHAnsi" w:cstheme="majorHAnsi"/>
+        </w:rPr>
+        <w:t>https://github.com/marieAndreeHealeyCote/laravel_exercice1</w:t>
       </w:r>
     </w:p>
     <w:p>
       <w:pPr>
         <w:pStyle w:val="Paragraphedeliste"/>
-        <w:numPr>
-          <w:ilvl w:val="0"/>
-          <w:numId w:val="2"/>
-        </w:numPr>
-        <w:rPr>
-          <w:rFonts w:cstheme="minorHAnsi"/>
-        </w:rPr>
-      </w:pPr>
-      <w:r>
-        <w:rPr>
-          <w:rFonts w:cstheme="minorHAnsi"/>
-        </w:rPr>
-        <w:t>Utilisez le fichier .htaccess fourni pour publier votre projet sur WebDev. Ajoutez ce fichier à la racine de votre projet.</w:t>
-      </w:r>
-      <w:r>
-        <w:rPr>
-          <w:rFonts w:cstheme="minorHAnsi"/>
-        </w:rPr>
-        <w:t xml:space="preserve"> </w:t>
-      </w:r>
-      <w:r>
-        <w:rPr>
-          <w:rFonts w:cstheme="minorHAnsi"/>
-          <w:b/>
-          <w:bCs/>
-        </w:rPr>
-        <w:t>(</w:t>
-      </w:r>
-      <w:r>
-        <w:rPr>
-          <w:rFonts w:cstheme="minorHAnsi"/>
-          <w:b/>
-          <w:bCs/>
-        </w:rPr>
-        <w:t>Ne</w:t>
-      </w:r>
-      <w:r>
-        <w:rPr>
-          <w:rFonts w:cstheme="minorHAnsi"/>
-          <w:b/>
-          <w:bCs/>
-        </w:rPr>
-        <w:t xml:space="preserve"> pas utiliser webDev)</w:t>
-      </w:r>
-    </w:p>
-    <w:p>
-      <w:pPr>
-        <w:rPr>
-          <w:rFonts w:asciiTheme="minorHAnsi" w:hAnsiTheme="minorHAnsi" w:cstheme="minorHAnsi"/>
-        </w:rPr>
-      </w:pPr>
-      <w:r>
-        <w:rPr>
-          <w:rFonts w:asciiTheme="minorHAnsi" w:hAnsiTheme="minorHAnsi" w:cstheme="minorHAnsi"/>
-        </w:rPr>
-        <w:t>10. Publication sur GitHub : (2pts)</w:t>
-      </w:r>
-    </w:p>
-    <w:p>
-      <w:pPr>
-        <w:pStyle w:val="Paragraphedeliste"/>
-        <w:numPr>
-          <w:ilvl w:val="0"/>
-          <w:numId w:val="2"/>
-        </w:numPr>
-        <w:rPr>
-          <w:rFonts w:cstheme="minorHAnsi"/>
-          <w:b/>
-          <w:bCs/>
-        </w:rPr>
-      </w:pPr>
-      <w:r>
-        <w:rPr>
-          <w:rFonts w:cstheme="minorHAnsi"/>
-        </w:rPr>
-        <w:t xml:space="preserve">Publiez votre projet sur GitHub en mode public et incluez le lien dans la </w:t>
-      </w:r>
-      <w:r>
-        <w:rPr>
-          <w:rFonts w:cstheme="minorHAnsi"/>
-        </w:rPr>
-        <w:t>documentation</w:t>
-      </w:r>
-      <w:r>
-        <w:rPr>
-          <w:rFonts w:cstheme="minorHAnsi"/>
-          <w:b/>
-          <w:bCs/>
-        </w:rPr>
-        <w:t xml:space="preserve">. </w:t>
-      </w:r>
-    </w:p>
-    <w:p>
-      <w:pPr>
-        <w:pStyle w:val="Paragraphedeliste"/>
-        <w:rPr>
-          <w:rFonts w:cstheme="minorHAnsi"/>
-          <w:b/>
-          <w:bCs/>
-        </w:rPr>
-      </w:pPr>
-      <w:r>
-        <w:rPr>
-          <w:rFonts w:cstheme="minorHAnsi"/>
-          <w:b/>
-          <w:bCs/>
-        </w:rPr>
-        <w:t>(Lien GitHub ici)</w:t>
-      </w:r>
-      <w:r>
-        <w:rPr>
-          <w:rFonts w:cstheme="minorHAnsi"/>
-          <w:b/>
-          <w:bCs/>
-        </w:rPr>
-        <w:t xml:space="preserve"> </w:t>
-      </w:r>
-      <w:r>
-        <w:rPr>
-          <w:rFonts w:cstheme="minorHAnsi"/>
-          <w:b/>
-          <w:bCs/>
-        </w:rPr>
-        <w:t>https://github.com/marieAndreeHealeyCote/laravel_exercice1</w:t>
-      </w:r>
-    </w:p>
-    <w:p>
-      <w:pPr>
-        <w:rPr>
-          <w:rFonts w:asciiTheme="minorHAnsi" w:hAnsiTheme="minorHAnsi" w:cstheme="minorHAnsi"/>
-        </w:rPr>
-      </w:pPr>
-      <w:r>
-        <w:rPr>
-          <w:rFonts w:asciiTheme="minorHAnsi" w:hAnsiTheme="minorHAnsi" w:cstheme="minorHAnsi"/>
-        </w:rPr>
-        <w:t>11. Qualité du projet : (2pts)</w:t>
-      </w:r>
-    </w:p>
-    <w:p>
-      <w:pPr>
-        <w:pStyle w:val="Paragraphedeliste"/>
-        <w:numPr>
-          <w:ilvl w:val="0"/>
-          <w:numId w:val="2"/>
-        </w:numPr>
-        <w:rPr>
-          <w:rFonts w:cstheme="minorHAnsi"/>
-        </w:rPr>
-      </w:pPr>
-      <w:r>
-        <w:rPr>
-          <w:rFonts w:cstheme="minorHAnsi"/>
-        </w:rPr>
-        <w:t>Créativité, organisation, documentation, code propre, commentaire, etc.</w:t>
-      </w:r>
-    </w:p>
-    <w:p>
-      <w:pPr>
-        <w:rPr>
-          <w:rFonts w:asciiTheme="minorHAnsi" w:hAnsiTheme="minorHAnsi" w:cstheme="minorHAnsi"/>
-        </w:rPr>
-      </w:pPr>
-      <w:r>
-        <w:rPr>
-          <w:rFonts w:asciiTheme="minorHAnsi" w:hAnsiTheme="minorHAnsi" w:cstheme="minorHAnsi"/>
-        </w:rPr>
-        <w:t>12. Fourniture de la documentation :</w:t>
-      </w:r>
-    </w:p>
-    <w:p>
-      <w:pPr>
-        <w:pStyle w:val="Paragraphedeliste"/>
-        <w:numPr>
-          <w:ilvl w:val="0"/>
-          <w:numId w:val="2"/>
-        </w:numPr>
-        <w:rPr>
-          <w:rFonts w:cstheme="minorHAnsi"/>
-        </w:rPr>
-      </w:pPr>
-      <w:r>
-        <w:rPr>
-          <w:rFonts w:cstheme="minorHAnsi"/>
-        </w:rPr>
-        <w:t>Enregistrez le projet avec une extension ZIP et ajoutez la documentation dans la racine.</w:t>
-      </w:r>
-    </w:p>
-    <w:p>
-      <w:pPr>
-        <w:pStyle w:val="Paragraphedeliste"/>
-        <w:numPr>
-          <w:ilvl w:val="0"/>
-          <w:numId w:val="2"/>
-        </w:numPr>
-        <w:rPr>
-          <w:rFonts w:cstheme="minorHAnsi"/>
-        </w:rPr>
-      </w:pPr>
-      <w:r>
-        <w:rPr>
-          <w:rFonts w:cstheme="minorHAnsi"/>
-        </w:rPr>
-        <w:t>Fournissez un fichier au format Word/PDF contenant toutes les lignes de commandes utilisées pour les exercices 1, 2 et 3, ainsi que les références, les liens vers WebDev et GitHub, l'absence de ces fichiers entraînera l'attribution d'une note zéro.</w:t>
-      </w:r>
-    </w:p>
-    <w:p>
-      <w:pPr>
-        <w:rPr>
-          <w:rFonts w:asciiTheme="minorHAnsi" w:hAnsiTheme="minorHAnsi" w:cstheme="minorHAnsi"/>
-        </w:rPr>
-      </w:pPr>
-      <w:r>
-        <w:rPr>
-          <w:rFonts w:asciiTheme="minorHAnsi" w:hAnsiTheme="minorHAnsi" w:cstheme="minorHAnsi"/>
-        </w:rPr>
-        <w:t>13. Soumission du projet :</w:t>
-      </w:r>
-    </w:p>
-    <w:p>
-      <w:pPr>
-        <w:pStyle w:val="Paragraphedeliste"/>
-        <w:numPr>
-          <w:ilvl w:val="0"/>
-          <w:numId w:val="3"/>
-        </w:numPr>
-        <w:rPr>
-          <w:rFonts w:cstheme="minorHAnsi"/>
-        </w:rPr>
-      </w:pPr>
-      <w:r>
-        <w:rPr>
-          <w:rFonts w:cstheme="minorHAnsi"/>
-        </w:rPr>
-        <w:t xml:space="preserve">Déposez le fichier ZIP sur </w:t>
-      </w:r>
-      <w:r>
-        <w:rPr>
-          <w:rFonts w:cstheme="minorHAnsi"/>
-        </w:rPr>
-        <w:t>Moodle</w:t>
-      </w:r>
+        <w:rPr>
+          <w:rFonts w:asciiTheme="majorHAnsi" w:hAnsiTheme="majorHAnsi" w:cstheme="majorHAnsi"/>
+        </w:rPr>
+      </w:pPr>
     </w:p>
     <w:sectPr>
       <w:pgSz w:w="12240" w:h="15840"/>
       <w:pgMar w:top="1417" w:right="1417" w:bottom="1417" w:left="1417" w:header="708" w:footer="708" w:gutter="0"/>
       <w:cols w:space="708"/>
+      <w:titlePg/>
       <w:docGrid w:linePitch="360"/>
     </w:sectPr>
   </w:body>
 </w:document>
 </file>
 
+<file path=word/endnotes.xml><?xml version="1.0" encoding="utf-8"?>
+<w:endnotes xmlns:wpc="http://schemas.microsoft.com/office/word/2010/wordprocessingCanvas" xmlns:cx="http://schemas.microsoft.com/office/drawing/2014/chartex" xmlns:cx1="http://schemas.microsoft.com/office/drawing/2015/9/8/chartex" xmlns:cx2="http://schemas.microsoft.com/office/drawing/2015/10/21/chartex" xmlns:cx3="http://schemas.microsoft.com/office/drawing/2016/5/9/chartex" xmlns:cx4="http://schemas.microsoft.com/office/drawing/2016/5/10/chartex" xmlns:cx5="http://schemas.microsoft.com/office/drawing/2016/5/11/chartex" xmlns:cx6="http://schemas.microsoft.com/office/drawing/2016/5/12/chartex" xmlns:cx7="http://schemas.microsoft.com/office/drawing/2016/5/13/chartex" xmlns:cx8="http://schemas.microsoft.com/office/drawing/2016/5/14/chartex" xmlns:mc="http://schemas.openxmlformats.org/markup-compatibility/2006" xmlns:aink="http://schemas.microsoft.com/office/drawing/2016/ink" xmlns:am3d="http://schemas.microsoft.com/office/drawing/2017/model3d" xmlns:o="urn:schemas-microsoft-com:office:office" xmlns:oel="http://schemas.microsoft.com/office/2019/extlst" xmlns:r="http://schemas.openxmlformats.org/officeDocument/2006/relationships" xmlns:m="http://schemas.openxmlformats.org/officeDocument/2006/math" xmlns:v="urn:schemas-microsoft-com:vml" xmlns:wp14="http://schemas.microsoft.com/office/word/2010/wordprocessingDrawing" xmlns:wp="http://schemas.openxmlformats.org/drawingml/2006/wordprocessingDrawing" xmlns:w10="urn:schemas-microsoft-com:office:word" xmlns:w="http://schemas.openxmlformats.org/wordprocessingml/2006/main" xmlns:w14="http://schemas.microsoft.com/office/word/2010/wordml" xmlns:w15="http://schemas.microsoft.com/office/word/2012/wordml" xmlns:w16cex="http://schemas.microsoft.com/office/word/2018/wordml/cex" xmlns:w16cid="http://schemas.microsoft.com/office/word/2016/wordml/cid" xmlns:w16="http://schemas.microsoft.com/office/word/2018/wordml" xmlns:w16du="http://schemas.microsoft.com/office/word/2023/wordml/word16du" xmlns:w16sdtdh="http://schemas.microsoft.com/office/word/2020/wordml/sdtdatahash" xmlns:w16sdtfl="http://schemas.microsoft.com/office/word/2024/wordml/sdtformatlock" xmlns:w16se="http://schemas.microsoft.com/office/word/2015/wordml/symex" xmlns:wpg="http://schemas.microsoft.com/office/word/2010/wordprocessingGroup" xmlns:wpi="http://schemas.microsoft.com/office/word/2010/wordprocessingInk" xmlns:wne="http://schemas.microsoft.com/office/word/2006/wordml" xmlns:wps="http://schemas.microsoft.com/office/word/2010/wordprocessingShape" mc:Ignorable="w14 w15 w16se w16cid w16 w16cex w16sdtdh w16sdtfl w16du wp14">
+  <w:endnote w:type="separator" w:id="-1">
+    <w:p>
+      <w:pPr>
+        <w:spacing w:line="240" w:lineRule="auto"/>
+      </w:pPr>
+      <w:r>
+        <w:separator/>
+      </w:r>
+    </w:p>
+  </w:endnote>
+  <w:endnote w:type="continuationSeparator" w:id="0">
+    <w:p>
+      <w:pPr>
+        <w:spacing w:line="240" w:lineRule="auto"/>
+      </w:pPr>
+      <w:r>
+        <w:continuationSeparator/>
+      </w:r>
+    </w:p>
+  </w:endnote>
+</w:endnotes>
+</file>
+
+<file path=word/footer1.xml><?xml version="1.0" encoding="utf-8"?>
+<w:ftr xmlns:wpc="http://schemas.microsoft.com/office/word/2010/wordprocessingCanvas" xmlns:cx="http://schemas.microsoft.com/office/drawing/2014/chartex" xmlns:cx1="http://schemas.microsoft.com/office/drawing/2015/9/8/chartex" xmlns:cx2="http://schemas.microsoft.com/office/drawing/2015/10/21/chartex" xmlns:cx3="http://schemas.microsoft.com/office/drawing/2016/5/9/chartex" xmlns:cx4="http://schemas.microsoft.com/office/drawing/2016/5/10/chartex" xmlns:cx5="http://schemas.microsoft.com/office/drawing/2016/5/11/chartex" xmlns:cx6="http://schemas.microsoft.com/office/drawing/2016/5/12/chartex" xmlns:cx7="http://schemas.microsoft.com/office/drawing/2016/5/13/chartex" xmlns:cx8="http://schemas.microsoft.com/office/drawing/2016/5/14/chartex" xmlns:mc="http://schemas.openxmlformats.org/markup-compatibility/2006" xmlns:aink="http://schemas.microsoft.com/office/drawing/2016/ink" xmlns:am3d="http://schemas.microsoft.com/office/drawing/2017/model3d" xmlns:o="urn:schemas-microsoft-com:office:office" xmlns:oel="http://schemas.microsoft.com/office/2019/extlst" xmlns:r="http://schemas.openxmlformats.org/officeDocument/2006/relationships" xmlns:m="http://schemas.openxmlformats.org/officeDocument/2006/math" xmlns:v="urn:schemas-microsoft-com:vml" xmlns:wp14="http://schemas.microsoft.com/office/word/2010/wordprocessingDrawing" xmlns:wp="http://schemas.openxmlformats.org/drawingml/2006/wordprocessingDrawing" xmlns:w10="urn:schemas-microsoft-com:office:word" xmlns:w="http://schemas.openxmlformats.org/wordprocessingml/2006/main" xmlns:w14="http://schemas.microsoft.com/office/word/2010/wordml" xmlns:w15="http://schemas.microsoft.com/office/word/2012/wordml" xmlns:w16cex="http://schemas.microsoft.com/office/word/2018/wordml/cex" xmlns:w16cid="http://schemas.microsoft.com/office/word/2016/wordml/cid" xmlns:w16="http://schemas.microsoft.com/office/word/2018/wordml" xmlns:w16du="http://schemas.microsoft.com/office/word/2023/wordml/word16du" xmlns:w16sdtdh="http://schemas.microsoft.com/office/word/2020/wordml/sdtdatahash" xmlns:w16sdtfl="http://schemas.microsoft.com/office/word/2024/wordml/sdtformatlock" xmlns:w16se="http://schemas.microsoft.com/office/word/2015/wordml/symex" xmlns:wpg="http://schemas.microsoft.com/office/word/2010/wordprocessingGroup" xmlns:wpi="http://schemas.microsoft.com/office/word/2010/wordprocessingInk" xmlns:wne="http://schemas.microsoft.com/office/word/2006/wordml" xmlns:wps="http://schemas.microsoft.com/office/word/2010/wordprocessingShape" mc:Ignorable="w14 w15 w16se w16cid w16 w16cex w16sdtdh w16sdtfl w16du wp14">
+  <w:sdt>
+    <w:sdtPr>
+      <w:id w:val="-1675182466"/>
+      <w:docPartObj>
+        <w:docPartGallery w:val="Page Numbers (Bottom of Page)"/>
+        <w:docPartUnique/>
+      </w:docPartObj>
+    </w:sdtPr>
+    <w:sdtContent>
+      <w:p>
+        <w:pPr>
+          <w:pStyle w:val="Pieddepage"/>
+          <w:jc w:val="right"/>
+        </w:pPr>
+        <w:r>
+          <w:fldChar w:fldCharType="begin"/>
+        </w:r>
+        <w:r>
+          <w:instrText>PAGE   \* MERGEFORMAT</w:instrText>
+        </w:r>
+        <w:r>
+          <w:fldChar w:fldCharType="separate"/>
+        </w:r>
+        <w:r>
+          <w:rPr>
+            <w:lang w:val="fr-FR"/>
+          </w:rPr>
+          <w:t>2</w:t>
+        </w:r>
+        <w:r>
+          <w:fldChar w:fldCharType="end"/>
+        </w:r>
+      </w:p>
+    </w:sdtContent>
+  </w:sdt>
+  <w:p>
+    <w:pPr>
+      <w:pStyle w:val="Pieddepage"/>
+      <w:jc w:val="right"/>
+    </w:pPr>
+  </w:p>
+</w:ftr>
+</file>
+
+<file path=word/footnotes.xml><?xml version="1.0" encoding="utf-8"?>
+<w:footnotes xmlns:wpc="http://schemas.microsoft.com/office/word/2010/wordprocessingCanvas" xmlns:cx="http://schemas.microsoft.com/office/drawing/2014/chartex" xmlns:cx1="http://schemas.microsoft.com/office/drawing/2015/9/8/chartex" xmlns:cx2="http://schemas.microsoft.com/office/drawing/2015/10/21/chartex" xmlns:cx3="http://schemas.microsoft.com/office/drawing/2016/5/9/chartex" xmlns:cx4="http://schemas.microsoft.com/office/drawing/2016/5/10/chartex" xmlns:cx5="http://schemas.microsoft.com/office/drawing/2016/5/11/chartex" xmlns:cx6="http://schemas.microsoft.com/office/drawing/2016/5/12/chartex" xmlns:cx7="http://schemas.microsoft.com/office/drawing/2016/5/13/chartex" xmlns:cx8="http://schemas.microsoft.com/office/drawing/2016/5/14/chartex" xmlns:mc="http://schemas.openxmlformats.org/markup-compatibility/2006" xmlns:aink="http://schemas.microsoft.com/office/drawing/2016/ink" xmlns:am3d="http://schemas.microsoft.com/office/drawing/2017/model3d" xmlns:o="urn:schemas-microsoft-com:office:office" xmlns:oel="http://schemas.microsoft.com/office/2019/extlst" xmlns:r="http://schemas.openxmlformats.org/officeDocument/2006/relationships" xmlns:m="http://schemas.openxmlformats.org/officeDocument/2006/math" xmlns:v="urn:schemas-microsoft-com:vml" xmlns:wp14="http://schemas.microsoft.com/office/word/2010/wordprocessingDrawing" xmlns:wp="http://schemas.openxmlformats.org/drawingml/2006/wordprocessingDrawing" xmlns:w10="urn:schemas-microsoft-com:office:word" xmlns:w="http://schemas.openxmlformats.org/wordprocessingml/2006/main" xmlns:w14="http://schemas.microsoft.com/office/word/2010/wordml" xmlns:w15="http://schemas.microsoft.com/office/word/2012/wordml" xmlns:w16cex="http://schemas.microsoft.com/office/word/2018/wordml/cex" xmlns:w16cid="http://schemas.microsoft.com/office/word/2016/wordml/cid" xmlns:w16="http://schemas.microsoft.com/office/word/2018/wordml" xmlns:w16du="http://schemas.microsoft.com/office/word/2023/wordml/word16du" xmlns:w16sdtdh="http://schemas.microsoft.com/office/word/2020/wordml/sdtdatahash" xmlns:w16sdtfl="http://schemas.microsoft.com/office/word/2024/wordml/sdtformatlock" xmlns:w16se="http://schemas.microsoft.com/office/word/2015/wordml/symex" xmlns:wpg="http://schemas.microsoft.com/office/word/2010/wordprocessingGroup" xmlns:wpi="http://schemas.microsoft.com/office/word/2010/wordprocessingInk" xmlns:wne="http://schemas.microsoft.com/office/word/2006/wordml" xmlns:wps="http://schemas.microsoft.com/office/word/2010/wordprocessingShape" mc:Ignorable="w14 w15 w16se w16cid w16 w16cex w16sdtdh w16sdtfl w16du wp14">
+  <w:footnote w:type="separator" w:id="-1">
+    <w:p>
+      <w:pPr>
+        <w:spacing w:line="240" w:lineRule="auto"/>
+      </w:pPr>
+      <w:r>
+        <w:separator/>
+      </w:r>
+    </w:p>
+  </w:footnote>
+  <w:footnote w:type="continuationSeparator" w:id="0">
+    <w:p>
+      <w:pPr>
+        <w:spacing w:line="240" w:lineRule="auto"/>
+      </w:pPr>
+      <w:r>
+        <w:continuationSeparator/>
+      </w:r>
+    </w:p>
+  </w:footnote>
+</w:footnotes>
+</file>
+
 <file path=word/numbering.xml><?xml version="1.0" encoding="utf-8"?>
 <w:numbering xmlns:wpc="http://schemas.microsoft.com/office/word/2010/wordprocessingCanvas" xmlns:cx="http://schemas.microsoft.com/office/drawing/2014/chartex" xmlns:cx1="http://schemas.microsoft.com/office/drawing/2015/9/8/chartex" xmlns:cx2="http://schemas.microsoft.com/office/drawing/2015/10/21/chartex" xmlns:cx3="http://schemas.microsoft.com/office/drawing/2016/5/9/chartex" xmlns:cx4="http://schemas.microsoft.com/office/drawing/2016/5/10/chartex" xmlns:cx5="http://schemas.microsoft.com/office/drawing/2016/5/11/chartex" xmlns:cx6="http://schemas.microsoft.com/office/drawing/2016/5/12/chartex" xmlns:cx7="http://schemas.microsoft.com/office/drawing/2016/5/13/chartex" xmlns:cx8="http://schemas.microsoft.com/office/drawing/2016/5/14/chartex" xmlns:mc="http://schemas.openxmlformats.org/markup-compatibility/2006" xmlns:aink="http://schemas.microsoft.com/office/drawing/2016/ink" xmlns:am3d="http://schemas.microsoft.com/office/drawing/2017/model3d" xmlns:o="urn:schemas-microsoft-com:office:office" xmlns:oel="http://schemas.microsoft.com/office/2019/extlst" xmlns:r="http://schemas.openxmlformats.org/officeDocument/2006/relationships" xmlns:m="http://schemas.openxmlformats.org/officeDocument/2006/math" xmlns:v="urn:schemas-microsoft-com:vml" xmlns:wp14="http://schemas.microsoft.com/office/word/2010/wordprocessingDrawing" xmlns:wp="http://schemas.openxmlformats.org/drawingml/2006/wordprocessingDrawing" xmlns:w10="urn:schemas-microsoft-com:office:word" xmlns:w="http://schemas.openxmlformats.org/wordprocessingml/2006/main" xmlns:w14="http://schemas.microsoft.com/office/word/2010/wordml" xmlns:w15="http://schemas.microsoft.com/office/word/2012/wordml" xmlns:w16cex="http://schemas.microsoft.com/office/word/2018/wordml/cex" xmlns:w16cid="http://schemas.microsoft.com/office/word/2016/wordml/cid" xmlns:w16="http://schemas.microsoft.com/office/word/2018/wordml" xmlns:w16du="http://schemas.microsoft.com/office/word/2023/wordml/word16du" xmlns:w16sdtdh="http://schemas.microsoft.com/office/word/2020/wordml/sdtdatahash" xmlns:w16sdtfl="http://schemas.microsoft.com/office/word/2024/wordml/sdtformatlock" xmlns:w16se="http://schemas.microsoft.com/office/word/2015/wordml/symex" xmlns:wpg="http://schemas.microsoft.com/office/word/2010/wordprocessingGroup" xmlns:wpi="http://schemas.microsoft.com/office/word/2010/wordprocessingInk" xmlns:wne="http://schemas.microsoft.com/office/word/2006/wordml" xmlns:wps="http://schemas.microsoft.com/office/word/2010/wordprocessingShape" mc:Ignorable="w14 w15 w16se w16cid w16 w16cex w16sdtdh w16sdtfl w16du wp14">
   <w:abstractNum w:abstractNumId="0" w15:restartNumberingAfterBreak="0">
+    <w:nsid w:val="015C48AC"/>
+    <w:multiLevelType w:val="multilevel"/>
+    <w:tmpl w:val="78885B50"/>
+    <w:lvl w:ilvl="0">
+      <w:start w:val="1"/>
+      <w:numFmt w:val="bullet"/>
+      <w:lvlText w:val=""/>
+      <w:lvlJc w:val="left"/>
+      <w:pPr>
+        <w:tabs>
+          <w:tab w:val="num" w:pos="720"/>
+        </w:tabs>
+        <w:ind w:left="720" w:hanging="360"/>
+      </w:pPr>
+      <w:rPr>
+        <w:rFonts w:ascii="Symbol" w:hAnsi="Symbol" w:hint="default"/>
+        <w:sz w:val="20"/>
+      </w:rPr>
+    </w:lvl>
+    <w:lvl w:ilvl="1">
+      <w:start w:val="1"/>
+      <w:numFmt w:val="bullet"/>
+      <w:lvlText w:val="o"/>
+      <w:lvlJc w:val="left"/>
+      <w:pPr>
+        <w:tabs>
+          <w:tab w:val="num" w:pos="1440"/>
+        </w:tabs>
+        <w:ind w:left="1440" w:hanging="360"/>
+      </w:pPr>
+      <w:rPr>
+        <w:rFonts w:ascii="Courier New" w:hAnsi="Courier New" w:hint="default"/>
+        <w:sz w:val="20"/>
+      </w:rPr>
+    </w:lvl>
+    <w:lvl w:ilvl="2" w:tentative="1">
+      <w:start w:val="1"/>
+      <w:numFmt w:val="bullet"/>
+      <w:lvlText w:val=""/>
+      <w:lvlJc w:val="left"/>
+      <w:pPr>
+        <w:tabs>
+          <w:tab w:val="num" w:pos="2160"/>
+        </w:tabs>
+        <w:ind w:left="2160" w:hanging="360"/>
+      </w:pPr>
+      <w:rPr>
+        <w:rFonts w:ascii="Wingdings" w:hAnsi="Wingdings" w:hint="default"/>
+        <w:sz w:val="20"/>
+      </w:rPr>
+    </w:lvl>
+    <w:lvl w:ilvl="3" w:tentative="1">
+      <w:start w:val="1"/>
+      <w:numFmt w:val="bullet"/>
+      <w:lvlText w:val=""/>
+      <w:lvlJc w:val="left"/>
+      <w:pPr>
+        <w:tabs>
+          <w:tab w:val="num" w:pos="2880"/>
+        </w:tabs>
+        <w:ind w:left="2880" w:hanging="360"/>
+      </w:pPr>
+      <w:rPr>
+        <w:rFonts w:ascii="Wingdings" w:hAnsi="Wingdings" w:hint="default"/>
+        <w:sz w:val="20"/>
+      </w:rPr>
+    </w:lvl>
+    <w:lvl w:ilvl="4" w:tentative="1">
+      <w:start w:val="1"/>
+      <w:numFmt w:val="bullet"/>
+      <w:lvlText w:val=""/>
+      <w:lvlJc w:val="left"/>
+      <w:pPr>
+        <w:tabs>
+          <w:tab w:val="num" w:pos="3600"/>
+        </w:tabs>
+        <w:ind w:left="3600" w:hanging="360"/>
+      </w:pPr>
+      <w:rPr>
+        <w:rFonts w:ascii="Wingdings" w:hAnsi="Wingdings" w:hint="default"/>
+        <w:sz w:val="20"/>
+      </w:rPr>
+    </w:lvl>
+    <w:lvl w:ilvl="5" w:tentative="1">
+      <w:start w:val="1"/>
+      <w:numFmt w:val="bullet"/>
+      <w:lvlText w:val=""/>
+      <w:lvlJc w:val="left"/>
+      <w:pPr>
+        <w:tabs>
+          <w:tab w:val="num" w:pos="4320"/>
+        </w:tabs>
+        <w:ind w:left="4320" w:hanging="360"/>
+      </w:pPr>
+      <w:rPr>
+        <w:rFonts w:ascii="Wingdings" w:hAnsi="Wingdings" w:hint="default"/>
+        <w:sz w:val="20"/>
+      </w:rPr>
+    </w:lvl>
+    <w:lvl w:ilvl="6" w:tentative="1">
+      <w:start w:val="1"/>
+      <w:numFmt w:val="bullet"/>
+      <w:lvlText w:val=""/>
+      <w:lvlJc w:val="left"/>
+      <w:pPr>
+        <w:tabs>
+          <w:tab w:val="num" w:pos="5040"/>
+        </w:tabs>
+        <w:ind w:left="5040" w:hanging="360"/>
+      </w:pPr>
+      <w:rPr>
+        <w:rFonts w:ascii="Wingdings" w:hAnsi="Wingdings" w:hint="default"/>
+        <w:sz w:val="20"/>
+      </w:rPr>
+    </w:lvl>
+    <w:lvl w:ilvl="7" w:tentative="1">
+      <w:start w:val="1"/>
+      <w:numFmt w:val="bullet"/>
+      <w:lvlText w:val=""/>
+      <w:lvlJc w:val="left"/>
+      <w:pPr>
+        <w:tabs>
+          <w:tab w:val="num" w:pos="5760"/>
+        </w:tabs>
+        <w:ind w:left="5760" w:hanging="360"/>
+      </w:pPr>
+      <w:rPr>
+        <w:rFonts w:ascii="Wingdings" w:hAnsi="Wingdings" w:hint="default"/>
+        <w:sz w:val="20"/>
+      </w:rPr>
+    </w:lvl>
+    <w:lvl w:ilvl="8" w:tentative="1">
+      <w:start w:val="1"/>
+      <w:numFmt w:val="bullet"/>
+      <w:lvlText w:val=""/>
+      <w:lvlJc w:val="left"/>
+      <w:pPr>
+        <w:tabs>
+          <w:tab w:val="num" w:pos="6480"/>
+        </w:tabs>
+        <w:ind w:left="6480" w:hanging="360"/>
+      </w:pPr>
+      <w:rPr>
+        <w:rFonts w:ascii="Wingdings" w:hAnsi="Wingdings" w:hint="default"/>
+        <w:sz w:val="20"/>
+      </w:rPr>
+    </w:lvl>
+  </w:abstractNum>
+  <w:abstractNum w:abstractNumId="1" w15:restartNumberingAfterBreak="0">
+    <w:nsid w:val="08A41BE1"/>
+    <w:multiLevelType w:val="multilevel"/>
+    <w:tmpl w:val="9F02AAF6"/>
+    <w:lvl w:ilvl="0">
+      <w:start w:val="1"/>
+      <w:numFmt w:val="bullet"/>
+      <w:lvlText w:val=""/>
+      <w:lvlJc w:val="left"/>
+      <w:pPr>
+        <w:tabs>
+          <w:tab w:val="num" w:pos="720"/>
+        </w:tabs>
+        <w:ind w:left="720" w:hanging="360"/>
+      </w:pPr>
+      <w:rPr>
+        <w:rFonts w:ascii="Symbol" w:hAnsi="Symbol" w:hint="default"/>
+        <w:sz w:val="20"/>
+      </w:rPr>
+    </w:lvl>
+    <w:lvl w:ilvl="1" w:tentative="1">
+      <w:start w:val="1"/>
+      <w:numFmt w:val="bullet"/>
+      <w:lvlText w:val="o"/>
+      <w:lvlJc w:val="left"/>
+      <w:pPr>
+        <w:tabs>
+          <w:tab w:val="num" w:pos="1440"/>
+        </w:tabs>
+        <w:ind w:left="1440" w:hanging="360"/>
+      </w:pPr>
+      <w:rPr>
+        <w:rFonts w:ascii="Courier New" w:hAnsi="Courier New" w:hint="default"/>
+        <w:sz w:val="20"/>
+      </w:rPr>
+    </w:lvl>
+    <w:lvl w:ilvl="2" w:tentative="1">
+      <w:start w:val="1"/>
+      <w:numFmt w:val="bullet"/>
+      <w:lvlText w:val=""/>
+      <w:lvlJc w:val="left"/>
+      <w:pPr>
+        <w:tabs>
+          <w:tab w:val="num" w:pos="2160"/>
+        </w:tabs>
+        <w:ind w:left="2160" w:hanging="360"/>
+      </w:pPr>
+      <w:rPr>
+        <w:rFonts w:ascii="Wingdings" w:hAnsi="Wingdings" w:hint="default"/>
+        <w:sz w:val="20"/>
+      </w:rPr>
+    </w:lvl>
+    <w:lvl w:ilvl="3" w:tentative="1">
+      <w:start w:val="1"/>
+      <w:numFmt w:val="bullet"/>
+      <w:lvlText w:val=""/>
+      <w:lvlJc w:val="left"/>
+      <w:pPr>
+        <w:tabs>
+          <w:tab w:val="num" w:pos="2880"/>
+        </w:tabs>
+        <w:ind w:left="2880" w:hanging="360"/>
+      </w:pPr>
+      <w:rPr>
+        <w:rFonts w:ascii="Wingdings" w:hAnsi="Wingdings" w:hint="default"/>
+        <w:sz w:val="20"/>
+      </w:rPr>
+    </w:lvl>
+    <w:lvl w:ilvl="4" w:tentative="1">
+      <w:start w:val="1"/>
+      <w:numFmt w:val="bullet"/>
+      <w:lvlText w:val=""/>
+      <w:lvlJc w:val="left"/>
+      <w:pPr>
+        <w:tabs>
+          <w:tab w:val="num" w:pos="3600"/>
+        </w:tabs>
+        <w:ind w:left="3600" w:hanging="360"/>
+      </w:pPr>
+      <w:rPr>
+        <w:rFonts w:ascii="Wingdings" w:hAnsi="Wingdings" w:hint="default"/>
+        <w:sz w:val="20"/>
+      </w:rPr>
+    </w:lvl>
+    <w:lvl w:ilvl="5" w:tentative="1">
+      <w:start w:val="1"/>
+      <w:numFmt w:val="bullet"/>
+      <w:lvlText w:val=""/>
+      <w:lvlJc w:val="left"/>
+      <w:pPr>
+        <w:tabs>
+          <w:tab w:val="num" w:pos="4320"/>
+        </w:tabs>
+        <w:ind w:left="4320" w:hanging="360"/>
+      </w:pPr>
+      <w:rPr>
+        <w:rFonts w:ascii="Wingdings" w:hAnsi="Wingdings" w:hint="default"/>
+        <w:sz w:val="20"/>
+      </w:rPr>
+    </w:lvl>
+    <w:lvl w:ilvl="6" w:tentative="1">
+      <w:start w:val="1"/>
+      <w:numFmt w:val="bullet"/>
+      <w:lvlText w:val=""/>
+      <w:lvlJc w:val="left"/>
+      <w:pPr>
+        <w:tabs>
+          <w:tab w:val="num" w:pos="5040"/>
+        </w:tabs>
+        <w:ind w:left="5040" w:hanging="360"/>
+      </w:pPr>
+      <w:rPr>
+        <w:rFonts w:ascii="Wingdings" w:hAnsi="Wingdings" w:hint="default"/>
+        <w:sz w:val="20"/>
+      </w:rPr>
+    </w:lvl>
+    <w:lvl w:ilvl="7" w:tentative="1">
+      <w:start w:val="1"/>
+      <w:numFmt w:val="bullet"/>
+      <w:lvlText w:val=""/>
+      <w:lvlJc w:val="left"/>
+      <w:pPr>
+        <w:tabs>
+          <w:tab w:val="num" w:pos="5760"/>
+        </w:tabs>
+        <w:ind w:left="5760" w:hanging="360"/>
+      </w:pPr>
+      <w:rPr>
+        <w:rFonts w:ascii="Wingdings" w:hAnsi="Wingdings" w:hint="default"/>
+        <w:sz w:val="20"/>
+      </w:rPr>
+    </w:lvl>
+    <w:lvl w:ilvl="8" w:tentative="1">
+      <w:start w:val="1"/>
+      <w:numFmt w:val="bullet"/>
+      <w:lvlText w:val=""/>
+      <w:lvlJc w:val="left"/>
+      <w:pPr>
+        <w:tabs>
+          <w:tab w:val="num" w:pos="6480"/>
+        </w:tabs>
+        <w:ind w:left="6480" w:hanging="360"/>
+      </w:pPr>
+      <w:rPr>
+        <w:rFonts w:ascii="Wingdings" w:hAnsi="Wingdings" w:hint="default"/>
+        <w:sz w:val="20"/>
+      </w:rPr>
+    </w:lvl>
+  </w:abstractNum>
+  <w:abstractNum w:abstractNumId="2" w15:restartNumberingAfterBreak="0">
     <w:nsid w:val="0C512B47"/>
     <w:multiLevelType w:val="hybridMultilevel"/>
     <w:tmpl w:val="E4B0CD00"/>
@@ -1768,7 +5020,269 @@
       </w:rPr>
     </w:lvl>
   </w:abstractNum>
-  <w:abstractNum w:abstractNumId="1" w15:restartNumberingAfterBreak="0">
+  <w:abstractNum w:abstractNumId="3" w15:restartNumberingAfterBreak="0">
+    <w:nsid w:val="17F723BC"/>
+    <w:multiLevelType w:val="multilevel"/>
+    <w:tmpl w:val="331AD82E"/>
+    <w:lvl w:ilvl="0">
+      <w:start w:val="3"/>
+      <w:numFmt w:val="decimal"/>
+      <w:lvlText w:val="%1."/>
+      <w:lvlJc w:val="left"/>
+      <w:pPr>
+        <w:tabs>
+          <w:tab w:val="num" w:pos="720"/>
+        </w:tabs>
+        <w:ind w:left="720" w:hanging="360"/>
+      </w:pPr>
+    </w:lvl>
+    <w:lvl w:ilvl="1" w:tentative="1">
+      <w:start w:val="1"/>
+      <w:numFmt w:val="decimal"/>
+      <w:lvlText w:val="%2."/>
+      <w:lvlJc w:val="left"/>
+      <w:pPr>
+        <w:tabs>
+          <w:tab w:val="num" w:pos="1440"/>
+        </w:tabs>
+        <w:ind w:left="1440" w:hanging="360"/>
+      </w:pPr>
+    </w:lvl>
+    <w:lvl w:ilvl="2" w:tentative="1">
+      <w:start w:val="1"/>
+      <w:numFmt w:val="decimal"/>
+      <w:lvlText w:val="%3."/>
+      <w:lvlJc w:val="left"/>
+      <w:pPr>
+        <w:tabs>
+          <w:tab w:val="num" w:pos="2160"/>
+        </w:tabs>
+        <w:ind w:left="2160" w:hanging="360"/>
+      </w:pPr>
+    </w:lvl>
+    <w:lvl w:ilvl="3" w:tentative="1">
+      <w:start w:val="1"/>
+      <w:numFmt w:val="decimal"/>
+      <w:lvlText w:val="%4."/>
+      <w:lvlJc w:val="left"/>
+      <w:pPr>
+        <w:tabs>
+          <w:tab w:val="num" w:pos="2880"/>
+        </w:tabs>
+        <w:ind w:left="2880" w:hanging="360"/>
+      </w:pPr>
+    </w:lvl>
+    <w:lvl w:ilvl="4" w:tentative="1">
+      <w:start w:val="1"/>
+      <w:numFmt w:val="decimal"/>
+      <w:lvlText w:val="%5."/>
+      <w:lvlJc w:val="left"/>
+      <w:pPr>
+        <w:tabs>
+          <w:tab w:val="num" w:pos="3600"/>
+        </w:tabs>
+        <w:ind w:left="3600" w:hanging="360"/>
+      </w:pPr>
+    </w:lvl>
+    <w:lvl w:ilvl="5" w:tentative="1">
+      <w:start w:val="1"/>
+      <w:numFmt w:val="decimal"/>
+      <w:lvlText w:val="%6."/>
+      <w:lvlJc w:val="left"/>
+      <w:pPr>
+        <w:tabs>
+          <w:tab w:val="num" w:pos="4320"/>
+        </w:tabs>
+        <w:ind w:left="4320" w:hanging="360"/>
+      </w:pPr>
+    </w:lvl>
+    <w:lvl w:ilvl="6" w:tentative="1">
+      <w:start w:val="1"/>
+      <w:numFmt w:val="decimal"/>
+      <w:lvlText w:val="%7."/>
+      <w:lvlJc w:val="left"/>
+      <w:pPr>
+        <w:tabs>
+          <w:tab w:val="num" w:pos="5040"/>
+        </w:tabs>
+        <w:ind w:left="5040" w:hanging="360"/>
+      </w:pPr>
+    </w:lvl>
+    <w:lvl w:ilvl="7" w:tentative="1">
+      <w:start w:val="1"/>
+      <w:numFmt w:val="decimal"/>
+      <w:lvlText w:val="%8."/>
+      <w:lvlJc w:val="left"/>
+      <w:pPr>
+        <w:tabs>
+          <w:tab w:val="num" w:pos="5760"/>
+        </w:tabs>
+        <w:ind w:left="5760" w:hanging="360"/>
+      </w:pPr>
+    </w:lvl>
+    <w:lvl w:ilvl="8" w:tentative="1">
+      <w:start w:val="1"/>
+      <w:numFmt w:val="decimal"/>
+      <w:lvlText w:val="%9."/>
+      <w:lvlJc w:val="left"/>
+      <w:pPr>
+        <w:tabs>
+          <w:tab w:val="num" w:pos="6480"/>
+        </w:tabs>
+        <w:ind w:left="6480" w:hanging="360"/>
+      </w:pPr>
+    </w:lvl>
+  </w:abstractNum>
+  <w:abstractNum w:abstractNumId="4" w15:restartNumberingAfterBreak="0">
+    <w:nsid w:val="1B3D2501"/>
+    <w:multiLevelType w:val="multilevel"/>
+    <w:tmpl w:val="A03C94A0"/>
+    <w:lvl w:ilvl="0">
+      <w:start w:val="1"/>
+      <w:numFmt w:val="bullet"/>
+      <w:lvlText w:val=""/>
+      <w:lvlJc w:val="left"/>
+      <w:pPr>
+        <w:tabs>
+          <w:tab w:val="num" w:pos="720"/>
+        </w:tabs>
+        <w:ind w:left="720" w:hanging="360"/>
+      </w:pPr>
+      <w:rPr>
+        <w:rFonts w:ascii="Symbol" w:hAnsi="Symbol" w:hint="default"/>
+        <w:sz w:val="20"/>
+      </w:rPr>
+    </w:lvl>
+    <w:lvl w:ilvl="1" w:tentative="1">
+      <w:start w:val="1"/>
+      <w:numFmt w:val="bullet"/>
+      <w:lvlText w:val="o"/>
+      <w:lvlJc w:val="left"/>
+      <w:pPr>
+        <w:tabs>
+          <w:tab w:val="num" w:pos="1440"/>
+        </w:tabs>
+        <w:ind w:left="1440" w:hanging="360"/>
+      </w:pPr>
+      <w:rPr>
+        <w:rFonts w:ascii="Courier New" w:hAnsi="Courier New" w:hint="default"/>
+        <w:sz w:val="20"/>
+      </w:rPr>
+    </w:lvl>
+    <w:lvl w:ilvl="2" w:tentative="1">
+      <w:start w:val="1"/>
+      <w:numFmt w:val="bullet"/>
+      <w:lvlText w:val=""/>
+      <w:lvlJc w:val="left"/>
+      <w:pPr>
+        <w:tabs>
+          <w:tab w:val="num" w:pos="2160"/>
+        </w:tabs>
+        <w:ind w:left="2160" w:hanging="360"/>
+      </w:pPr>
+      <w:rPr>
+        <w:rFonts w:ascii="Wingdings" w:hAnsi="Wingdings" w:hint="default"/>
+        <w:sz w:val="20"/>
+      </w:rPr>
+    </w:lvl>
+    <w:lvl w:ilvl="3" w:tentative="1">
+      <w:start w:val="1"/>
+      <w:numFmt w:val="bullet"/>
+      <w:lvlText w:val=""/>
+      <w:lvlJc w:val="left"/>
+      <w:pPr>
+        <w:tabs>
+          <w:tab w:val="num" w:pos="2880"/>
+        </w:tabs>
+        <w:ind w:left="2880" w:hanging="360"/>
+      </w:pPr>
+      <w:rPr>
+        <w:rFonts w:ascii="Wingdings" w:hAnsi="Wingdings" w:hint="default"/>
+        <w:sz w:val="20"/>
+      </w:rPr>
+    </w:lvl>
+    <w:lvl w:ilvl="4" w:tentative="1">
+      <w:start w:val="1"/>
+      <w:numFmt w:val="bullet"/>
+      <w:lvlText w:val=""/>
+      <w:lvlJc w:val="left"/>
+      <w:pPr>
+        <w:tabs>
+          <w:tab w:val="num" w:pos="3600"/>
+        </w:tabs>
+        <w:ind w:left="3600" w:hanging="360"/>
+      </w:pPr>
+      <w:rPr>
+        <w:rFonts w:ascii="Wingdings" w:hAnsi="Wingdings" w:hint="default"/>
+        <w:sz w:val="20"/>
+      </w:rPr>
+    </w:lvl>
+    <w:lvl w:ilvl="5" w:tentative="1">
+      <w:start w:val="1"/>
+      <w:numFmt w:val="bullet"/>
+      <w:lvlText w:val=""/>
+      <w:lvlJc w:val="left"/>
+      <w:pPr>
+        <w:tabs>
+          <w:tab w:val="num" w:pos="4320"/>
+        </w:tabs>
+        <w:ind w:left="4320" w:hanging="360"/>
+      </w:pPr>
+      <w:rPr>
+        <w:rFonts w:ascii="Wingdings" w:hAnsi="Wingdings" w:hint="default"/>
+        <w:sz w:val="20"/>
+      </w:rPr>
+    </w:lvl>
+    <w:lvl w:ilvl="6" w:tentative="1">
+      <w:start w:val="1"/>
+      <w:numFmt w:val="bullet"/>
+      <w:lvlText w:val=""/>
+      <w:lvlJc w:val="left"/>
+      <w:pPr>
+        <w:tabs>
+          <w:tab w:val="num" w:pos="5040"/>
+        </w:tabs>
+        <w:ind w:left="5040" w:hanging="360"/>
+      </w:pPr>
+      <w:rPr>
+        <w:rFonts w:ascii="Wingdings" w:hAnsi="Wingdings" w:hint="default"/>
+        <w:sz w:val="20"/>
+      </w:rPr>
+    </w:lvl>
+    <w:lvl w:ilvl="7" w:tentative="1">
+      <w:start w:val="1"/>
+      <w:numFmt w:val="bullet"/>
+      <w:lvlText w:val=""/>
+      <w:lvlJc w:val="left"/>
+      <w:pPr>
+        <w:tabs>
+          <w:tab w:val="num" w:pos="5760"/>
+        </w:tabs>
+        <w:ind w:left="5760" w:hanging="360"/>
+      </w:pPr>
+      <w:rPr>
+        <w:rFonts w:ascii="Wingdings" w:hAnsi="Wingdings" w:hint="default"/>
+        <w:sz w:val="20"/>
+      </w:rPr>
+    </w:lvl>
+    <w:lvl w:ilvl="8" w:tentative="1">
+      <w:start w:val="1"/>
+      <w:numFmt w:val="bullet"/>
+      <w:lvlText w:val=""/>
+      <w:lvlJc w:val="left"/>
+      <w:pPr>
+        <w:tabs>
+          <w:tab w:val="num" w:pos="6480"/>
+        </w:tabs>
+        <w:ind w:left="6480" w:hanging="360"/>
+      </w:pPr>
+      <w:rPr>
+        <w:rFonts w:ascii="Wingdings" w:hAnsi="Wingdings" w:hint="default"/>
+        <w:sz w:val="20"/>
+      </w:rPr>
+    </w:lvl>
+  </w:abstractNum>
+  <w:abstractNum w:abstractNumId="5" w15:restartNumberingAfterBreak="0">
     <w:nsid w:val="2EBA3F96"/>
     <w:multiLevelType w:val="hybridMultilevel"/>
     <w:tmpl w:val="399A4110"/>
@@ -1881,7 +5395,156 @@
       </w:rPr>
     </w:lvl>
   </w:abstractNum>
-  <w:abstractNum w:abstractNumId="2" w15:restartNumberingAfterBreak="0">
+  <w:abstractNum w:abstractNumId="6" w15:restartNumberingAfterBreak="0">
+    <w:nsid w:val="42C53947"/>
+    <w:multiLevelType w:val="multilevel"/>
+    <w:tmpl w:val="49B2A6BC"/>
+    <w:lvl w:ilvl="0">
+      <w:start w:val="1"/>
+      <w:numFmt w:val="bullet"/>
+      <w:lvlText w:val=""/>
+      <w:lvlJc w:val="left"/>
+      <w:pPr>
+        <w:tabs>
+          <w:tab w:val="num" w:pos="720"/>
+        </w:tabs>
+        <w:ind w:left="720" w:hanging="360"/>
+      </w:pPr>
+      <w:rPr>
+        <w:rFonts w:ascii="Symbol" w:hAnsi="Symbol" w:hint="default"/>
+        <w:sz w:val="20"/>
+      </w:rPr>
+    </w:lvl>
+    <w:lvl w:ilvl="1" w:tentative="1">
+      <w:start w:val="1"/>
+      <w:numFmt w:val="bullet"/>
+      <w:lvlText w:val="o"/>
+      <w:lvlJc w:val="left"/>
+      <w:pPr>
+        <w:tabs>
+          <w:tab w:val="num" w:pos="1440"/>
+        </w:tabs>
+        <w:ind w:left="1440" w:hanging="360"/>
+      </w:pPr>
+      <w:rPr>
+        <w:rFonts w:ascii="Courier New" w:hAnsi="Courier New" w:hint="default"/>
+        <w:sz w:val="20"/>
+      </w:rPr>
+    </w:lvl>
+    <w:lvl w:ilvl="2" w:tentative="1">
+      <w:start w:val="1"/>
+      <w:numFmt w:val="bullet"/>
+      <w:lvlText w:val=""/>
+      <w:lvlJc w:val="left"/>
+      <w:pPr>
+        <w:tabs>
+          <w:tab w:val="num" w:pos="2160"/>
+        </w:tabs>
+        <w:ind w:left="2160" w:hanging="360"/>
+      </w:pPr>
+      <w:rPr>
+        <w:rFonts w:ascii="Wingdings" w:hAnsi="Wingdings" w:hint="default"/>
+        <w:sz w:val="20"/>
+      </w:rPr>
+    </w:lvl>
+    <w:lvl w:ilvl="3" w:tentative="1">
+      <w:start w:val="1"/>
+      <w:numFmt w:val="bullet"/>
+      <w:lvlText w:val=""/>
+      <w:lvlJc w:val="left"/>
+      <w:pPr>
+        <w:tabs>
+          <w:tab w:val="num" w:pos="2880"/>
+        </w:tabs>
+        <w:ind w:left="2880" w:hanging="360"/>
+      </w:pPr>
+      <w:rPr>
+        <w:rFonts w:ascii="Wingdings" w:hAnsi="Wingdings" w:hint="default"/>
+        <w:sz w:val="20"/>
+      </w:rPr>
+    </w:lvl>
+    <w:lvl w:ilvl="4" w:tentative="1">
+      <w:start w:val="1"/>
+      <w:numFmt w:val="bullet"/>
+      <w:lvlText w:val=""/>
+      <w:lvlJc w:val="left"/>
+      <w:pPr>
+        <w:tabs>
+          <w:tab w:val="num" w:pos="3600"/>
+        </w:tabs>
+        <w:ind w:left="3600" w:hanging="360"/>
+      </w:pPr>
+      <w:rPr>
+        <w:rFonts w:ascii="Wingdings" w:hAnsi="Wingdings" w:hint="default"/>
+        <w:sz w:val="20"/>
+      </w:rPr>
+    </w:lvl>
+    <w:lvl w:ilvl="5" w:tentative="1">
+      <w:start w:val="1"/>
+      <w:numFmt w:val="bullet"/>
+      <w:lvlText w:val=""/>
+      <w:lvlJc w:val="left"/>
+      <w:pPr>
+        <w:tabs>
+          <w:tab w:val="num" w:pos="4320"/>
+        </w:tabs>
+        <w:ind w:left="4320" w:hanging="360"/>
+      </w:pPr>
+      <w:rPr>
+        <w:rFonts w:ascii="Wingdings" w:hAnsi="Wingdings" w:hint="default"/>
+        <w:sz w:val="20"/>
+      </w:rPr>
+    </w:lvl>
+    <w:lvl w:ilvl="6" w:tentative="1">
+      <w:start w:val="1"/>
+      <w:numFmt w:val="bullet"/>
+      <w:lvlText w:val=""/>
+      <w:lvlJc w:val="left"/>
+      <w:pPr>
+        <w:tabs>
+          <w:tab w:val="num" w:pos="5040"/>
+        </w:tabs>
+        <w:ind w:left="5040" w:hanging="360"/>
+      </w:pPr>
+      <w:rPr>
+        <w:rFonts w:ascii="Wingdings" w:hAnsi="Wingdings" w:hint="default"/>
+        <w:sz w:val="20"/>
+      </w:rPr>
+    </w:lvl>
+    <w:lvl w:ilvl="7" w:tentative="1">
+      <w:start w:val="1"/>
+      <w:numFmt w:val="bullet"/>
+      <w:lvlText w:val=""/>
+      <w:lvlJc w:val="left"/>
+      <w:pPr>
+        <w:tabs>
+          <w:tab w:val="num" w:pos="5760"/>
+        </w:tabs>
+        <w:ind w:left="5760" w:hanging="360"/>
+      </w:pPr>
+      <w:rPr>
+        <w:rFonts w:ascii="Wingdings" w:hAnsi="Wingdings" w:hint="default"/>
+        <w:sz w:val="20"/>
+      </w:rPr>
+    </w:lvl>
+    <w:lvl w:ilvl="8" w:tentative="1">
+      <w:start w:val="1"/>
+      <w:numFmt w:val="bullet"/>
+      <w:lvlText w:val=""/>
+      <w:lvlJc w:val="left"/>
+      <w:pPr>
+        <w:tabs>
+          <w:tab w:val="num" w:pos="6480"/>
+        </w:tabs>
+        <w:ind w:left="6480" w:hanging="360"/>
+      </w:pPr>
+      <w:rPr>
+        <w:rFonts w:ascii="Wingdings" w:hAnsi="Wingdings" w:hint="default"/>
+        <w:sz w:val="20"/>
+      </w:rPr>
+    </w:lvl>
+  </w:abstractNum>
+  <w:abstractNum w:abstractNumId="7" w15:restartNumberingAfterBreak="0">
     <w:nsid w:val="69010F1B"/>
     <w:multiLevelType w:val="hybridMultilevel"/>
     <w:tmpl w:val="772654FA"/>
@@ -1994,14 +5657,377 @@
       </w:rPr>
     </w:lvl>
   </w:abstractNum>
+  <w:abstractNum w:abstractNumId="8" w15:restartNumberingAfterBreak="0">
+    <w:nsid w:val="6BAE4638"/>
+    <w:multiLevelType w:val="multilevel"/>
+    <w:tmpl w:val="35F09A66"/>
+    <w:lvl w:ilvl="0">
+      <w:start w:val="4"/>
+      <w:numFmt w:val="decimal"/>
+      <w:lvlText w:val="%1."/>
+      <w:lvlJc w:val="left"/>
+      <w:pPr>
+        <w:tabs>
+          <w:tab w:val="num" w:pos="720"/>
+        </w:tabs>
+        <w:ind w:left="720" w:hanging="360"/>
+      </w:pPr>
+    </w:lvl>
+    <w:lvl w:ilvl="1" w:tentative="1">
+      <w:start w:val="1"/>
+      <w:numFmt w:val="decimal"/>
+      <w:lvlText w:val="%2."/>
+      <w:lvlJc w:val="left"/>
+      <w:pPr>
+        <w:tabs>
+          <w:tab w:val="num" w:pos="1440"/>
+        </w:tabs>
+        <w:ind w:left="1440" w:hanging="360"/>
+      </w:pPr>
+    </w:lvl>
+    <w:lvl w:ilvl="2" w:tentative="1">
+      <w:start w:val="1"/>
+      <w:numFmt w:val="decimal"/>
+      <w:lvlText w:val="%3."/>
+      <w:lvlJc w:val="left"/>
+      <w:pPr>
+        <w:tabs>
+          <w:tab w:val="num" w:pos="2160"/>
+        </w:tabs>
+        <w:ind w:left="2160" w:hanging="360"/>
+      </w:pPr>
+    </w:lvl>
+    <w:lvl w:ilvl="3" w:tentative="1">
+      <w:start w:val="1"/>
+      <w:numFmt w:val="decimal"/>
+      <w:lvlText w:val="%4."/>
+      <w:lvlJc w:val="left"/>
+      <w:pPr>
+        <w:tabs>
+          <w:tab w:val="num" w:pos="2880"/>
+        </w:tabs>
+        <w:ind w:left="2880" w:hanging="360"/>
+      </w:pPr>
+    </w:lvl>
+    <w:lvl w:ilvl="4" w:tentative="1">
+      <w:start w:val="1"/>
+      <w:numFmt w:val="decimal"/>
+      <w:lvlText w:val="%5."/>
+      <w:lvlJc w:val="left"/>
+      <w:pPr>
+        <w:tabs>
+          <w:tab w:val="num" w:pos="3600"/>
+        </w:tabs>
+        <w:ind w:left="3600" w:hanging="360"/>
+      </w:pPr>
+    </w:lvl>
+    <w:lvl w:ilvl="5" w:tentative="1">
+      <w:start w:val="1"/>
+      <w:numFmt w:val="decimal"/>
+      <w:lvlText w:val="%6."/>
+      <w:lvlJc w:val="left"/>
+      <w:pPr>
+        <w:tabs>
+          <w:tab w:val="num" w:pos="4320"/>
+        </w:tabs>
+        <w:ind w:left="4320" w:hanging="360"/>
+      </w:pPr>
+    </w:lvl>
+    <w:lvl w:ilvl="6" w:tentative="1">
+      <w:start w:val="1"/>
+      <w:numFmt w:val="decimal"/>
+      <w:lvlText w:val="%7."/>
+      <w:lvlJc w:val="left"/>
+      <w:pPr>
+        <w:tabs>
+          <w:tab w:val="num" w:pos="5040"/>
+        </w:tabs>
+        <w:ind w:left="5040" w:hanging="360"/>
+      </w:pPr>
+    </w:lvl>
+    <w:lvl w:ilvl="7" w:tentative="1">
+      <w:start w:val="1"/>
+      <w:numFmt w:val="decimal"/>
+      <w:lvlText w:val="%8."/>
+      <w:lvlJc w:val="left"/>
+      <w:pPr>
+        <w:tabs>
+          <w:tab w:val="num" w:pos="5760"/>
+        </w:tabs>
+        <w:ind w:left="5760" w:hanging="360"/>
+      </w:pPr>
+    </w:lvl>
+    <w:lvl w:ilvl="8" w:tentative="1">
+      <w:start w:val="1"/>
+      <w:numFmt w:val="decimal"/>
+      <w:lvlText w:val="%9."/>
+      <w:lvlJc w:val="left"/>
+      <w:pPr>
+        <w:tabs>
+          <w:tab w:val="num" w:pos="6480"/>
+        </w:tabs>
+        <w:ind w:left="6480" w:hanging="360"/>
+      </w:pPr>
+    </w:lvl>
+  </w:abstractNum>
+  <w:abstractNum w:abstractNumId="9" w15:restartNumberingAfterBreak="0">
+    <w:nsid w:val="7AEF7FAF"/>
+    <w:multiLevelType w:val="multilevel"/>
+    <w:tmpl w:val="6DFCBC68"/>
+    <w:lvl w:ilvl="0">
+      <w:start w:val="2"/>
+      <w:numFmt w:val="decimal"/>
+      <w:lvlText w:val="%1."/>
+      <w:lvlJc w:val="left"/>
+      <w:pPr>
+        <w:tabs>
+          <w:tab w:val="num" w:pos="720"/>
+        </w:tabs>
+        <w:ind w:left="720" w:hanging="360"/>
+      </w:pPr>
+    </w:lvl>
+    <w:lvl w:ilvl="1" w:tentative="1">
+      <w:start w:val="1"/>
+      <w:numFmt w:val="decimal"/>
+      <w:lvlText w:val="%2."/>
+      <w:lvlJc w:val="left"/>
+      <w:pPr>
+        <w:tabs>
+          <w:tab w:val="num" w:pos="1440"/>
+        </w:tabs>
+        <w:ind w:left="1440" w:hanging="360"/>
+      </w:pPr>
+    </w:lvl>
+    <w:lvl w:ilvl="2" w:tentative="1">
+      <w:start w:val="1"/>
+      <w:numFmt w:val="decimal"/>
+      <w:lvlText w:val="%3."/>
+      <w:lvlJc w:val="left"/>
+      <w:pPr>
+        <w:tabs>
+          <w:tab w:val="num" w:pos="2160"/>
+        </w:tabs>
+        <w:ind w:left="2160" w:hanging="360"/>
+      </w:pPr>
+    </w:lvl>
+    <w:lvl w:ilvl="3" w:tentative="1">
+      <w:start w:val="1"/>
+      <w:numFmt w:val="decimal"/>
+      <w:lvlText w:val="%4."/>
+      <w:lvlJc w:val="left"/>
+      <w:pPr>
+        <w:tabs>
+          <w:tab w:val="num" w:pos="2880"/>
+        </w:tabs>
+        <w:ind w:left="2880" w:hanging="360"/>
+      </w:pPr>
+    </w:lvl>
+    <w:lvl w:ilvl="4" w:tentative="1">
+      <w:start w:val="1"/>
+      <w:numFmt w:val="decimal"/>
+      <w:lvlText w:val="%5."/>
+      <w:lvlJc w:val="left"/>
+      <w:pPr>
+        <w:tabs>
+          <w:tab w:val="num" w:pos="3600"/>
+        </w:tabs>
+        <w:ind w:left="3600" w:hanging="360"/>
+      </w:pPr>
+    </w:lvl>
+    <w:lvl w:ilvl="5" w:tentative="1">
+      <w:start w:val="1"/>
+      <w:numFmt w:val="decimal"/>
+      <w:lvlText w:val="%6."/>
+      <w:lvlJc w:val="left"/>
+      <w:pPr>
+        <w:tabs>
+          <w:tab w:val="num" w:pos="4320"/>
+        </w:tabs>
+        <w:ind w:left="4320" w:hanging="360"/>
+      </w:pPr>
+    </w:lvl>
+    <w:lvl w:ilvl="6" w:tentative="1">
+      <w:start w:val="1"/>
+      <w:numFmt w:val="decimal"/>
+      <w:lvlText w:val="%7."/>
+      <w:lvlJc w:val="left"/>
+      <w:pPr>
+        <w:tabs>
+          <w:tab w:val="num" w:pos="5040"/>
+        </w:tabs>
+        <w:ind w:left="5040" w:hanging="360"/>
+      </w:pPr>
+    </w:lvl>
+    <w:lvl w:ilvl="7" w:tentative="1">
+      <w:start w:val="1"/>
+      <w:numFmt w:val="decimal"/>
+      <w:lvlText w:val="%8."/>
+      <w:lvlJc w:val="left"/>
+      <w:pPr>
+        <w:tabs>
+          <w:tab w:val="num" w:pos="5760"/>
+        </w:tabs>
+        <w:ind w:left="5760" w:hanging="360"/>
+      </w:pPr>
+    </w:lvl>
+    <w:lvl w:ilvl="8" w:tentative="1">
+      <w:start w:val="1"/>
+      <w:numFmt w:val="decimal"/>
+      <w:lvlText w:val="%9."/>
+      <w:lvlJc w:val="left"/>
+      <w:pPr>
+        <w:tabs>
+          <w:tab w:val="num" w:pos="6480"/>
+        </w:tabs>
+        <w:ind w:left="6480" w:hanging="360"/>
+      </w:pPr>
+    </w:lvl>
+  </w:abstractNum>
+  <w:abstractNum w:abstractNumId="10" w15:restartNumberingAfterBreak="0">
+    <w:nsid w:val="7D2C4BB6"/>
+    <w:multiLevelType w:val="multilevel"/>
+    <w:tmpl w:val="A55EB580"/>
+    <w:lvl w:ilvl="0">
+      <w:start w:val="1"/>
+      <w:numFmt w:val="decimal"/>
+      <w:lvlText w:val="%1."/>
+      <w:lvlJc w:val="left"/>
+      <w:pPr>
+        <w:tabs>
+          <w:tab w:val="num" w:pos="720"/>
+        </w:tabs>
+        <w:ind w:left="720" w:hanging="360"/>
+      </w:pPr>
+    </w:lvl>
+    <w:lvl w:ilvl="1" w:tentative="1">
+      <w:start w:val="1"/>
+      <w:numFmt w:val="decimal"/>
+      <w:lvlText w:val="%2."/>
+      <w:lvlJc w:val="left"/>
+      <w:pPr>
+        <w:tabs>
+          <w:tab w:val="num" w:pos="1440"/>
+        </w:tabs>
+        <w:ind w:left="1440" w:hanging="360"/>
+      </w:pPr>
+    </w:lvl>
+    <w:lvl w:ilvl="2" w:tentative="1">
+      <w:start w:val="1"/>
+      <w:numFmt w:val="decimal"/>
+      <w:lvlText w:val="%3."/>
+      <w:lvlJc w:val="left"/>
+      <w:pPr>
+        <w:tabs>
+          <w:tab w:val="num" w:pos="2160"/>
+        </w:tabs>
+        <w:ind w:left="2160" w:hanging="360"/>
+      </w:pPr>
+    </w:lvl>
+    <w:lvl w:ilvl="3" w:tentative="1">
+      <w:start w:val="1"/>
+      <w:numFmt w:val="decimal"/>
+      <w:lvlText w:val="%4."/>
+      <w:lvlJc w:val="left"/>
+      <w:pPr>
+        <w:tabs>
+          <w:tab w:val="num" w:pos="2880"/>
+        </w:tabs>
+        <w:ind w:left="2880" w:hanging="360"/>
+      </w:pPr>
+    </w:lvl>
+    <w:lvl w:ilvl="4" w:tentative="1">
+      <w:start w:val="1"/>
+      <w:numFmt w:val="decimal"/>
+      <w:lvlText w:val="%5."/>
+      <w:lvlJc w:val="left"/>
+      <w:pPr>
+        <w:tabs>
+          <w:tab w:val="num" w:pos="3600"/>
+        </w:tabs>
+        <w:ind w:left="3600" w:hanging="360"/>
+      </w:pPr>
+    </w:lvl>
+    <w:lvl w:ilvl="5" w:tentative="1">
+      <w:start w:val="1"/>
+      <w:numFmt w:val="decimal"/>
+      <w:lvlText w:val="%6."/>
+      <w:lvlJc w:val="left"/>
+      <w:pPr>
+        <w:tabs>
+          <w:tab w:val="num" w:pos="4320"/>
+        </w:tabs>
+        <w:ind w:left="4320" w:hanging="360"/>
+      </w:pPr>
+    </w:lvl>
+    <w:lvl w:ilvl="6" w:tentative="1">
+      <w:start w:val="1"/>
+      <w:numFmt w:val="decimal"/>
+      <w:lvlText w:val="%7."/>
+      <w:lvlJc w:val="left"/>
+      <w:pPr>
+        <w:tabs>
+          <w:tab w:val="num" w:pos="5040"/>
+        </w:tabs>
+        <w:ind w:left="5040" w:hanging="360"/>
+      </w:pPr>
+    </w:lvl>
+    <w:lvl w:ilvl="7" w:tentative="1">
+      <w:start w:val="1"/>
+      <w:numFmt w:val="decimal"/>
+      <w:lvlText w:val="%8."/>
+      <w:lvlJc w:val="left"/>
+      <w:pPr>
+        <w:tabs>
+          <w:tab w:val="num" w:pos="5760"/>
+        </w:tabs>
+        <w:ind w:left="5760" w:hanging="360"/>
+      </w:pPr>
+    </w:lvl>
+    <w:lvl w:ilvl="8" w:tentative="1">
+      <w:start w:val="1"/>
+      <w:numFmt w:val="decimal"/>
+      <w:lvlText w:val="%9."/>
+      <w:lvlJc w:val="left"/>
+      <w:pPr>
+        <w:tabs>
+          <w:tab w:val="num" w:pos="6480"/>
+        </w:tabs>
+        <w:ind w:left="6480" w:hanging="360"/>
+      </w:pPr>
+    </w:lvl>
+  </w:abstractNum>
   <w:num w:numId="1" w16cid:durableId="1107848720">
+    <w:abstractNumId w:val="5"/>
+  </w:num>
+  <w:num w:numId="2" w16cid:durableId="94252468">
+    <w:abstractNumId w:val="2"/>
+  </w:num>
+  <w:num w:numId="3" w16cid:durableId="777793581">
+    <w:abstractNumId w:val="7"/>
+  </w:num>
+  <w:num w:numId="4" w16cid:durableId="376590459">
     <w:abstractNumId w:val="1"/>
   </w:num>
-  <w:num w:numId="2" w16cid:durableId="94252468">
+  <w:num w:numId="5" w16cid:durableId="2097483277">
+    <w:abstractNumId w:val="6"/>
+  </w:num>
+  <w:num w:numId="6" w16cid:durableId="853613185">
+    <w:abstractNumId w:val="10"/>
+  </w:num>
+  <w:num w:numId="7" w16cid:durableId="893858309">
+    <w:abstractNumId w:val="9"/>
+  </w:num>
+  <w:num w:numId="8" w16cid:durableId="178012923">
+    <w:abstractNumId w:val="3"/>
+  </w:num>
+  <w:num w:numId="9" w16cid:durableId="1388843285">
+    <w:abstractNumId w:val="8"/>
+  </w:num>
+  <w:num w:numId="10" w16cid:durableId="1228149333">
     <w:abstractNumId w:val="0"/>
   </w:num>
-  <w:num w:numId="3" w16cid:durableId="777793581">
-    <w:abstractNumId w:val="2"/>
+  <w:num w:numId="11" w16cid:durableId="585573007">
+    <w:abstractNumId w:val="4"/>
   </w:num>
 </w:numbering>
 </file>
@@ -3088,6 +7114,109 @@
     <w:basedOn w:val="Policepardfaut"/>
     <w:rsid w:val="00ED7137"/>
   </w:style>
+  <w:style w:type="character" w:styleId="Lienhypertexte">
+    <w:name w:val="Hyperlink"/>
+    <w:basedOn w:val="Policepardfaut"/>
+    <w:uiPriority w:val="99"/>
+    <w:unhideWhenUsed/>
+    <w:rsid w:val="00422EE6"/>
+    <w:rPr>
+      <w:color w:val="0563C1" w:themeColor="hyperlink"/>
+      <w:u w:val="single"/>
+    </w:rPr>
+  </w:style>
+  <w:style w:type="paragraph" w:styleId="En-ttedetabledesmatires">
+    <w:name w:val="TOC Heading"/>
+    <w:basedOn w:val="Titre1"/>
+    <w:next w:val="Normal"/>
+    <w:uiPriority w:val="39"/>
+    <w:unhideWhenUsed/>
+    <w:qFormat/>
+    <w:rsid w:val="00422EE6"/>
+    <w:pPr>
+      <w:spacing w:before="240" w:after="0"/>
+      <w:outlineLvl w:val="9"/>
+    </w:pPr>
+    <w:rPr>
+      <w:kern w:val="0"/>
+      <w:sz w:val="32"/>
+      <w:szCs w:val="32"/>
+      <w:lang w:eastAsia="fr-CA"/>
+      <w14:ligatures w14:val="none"/>
+    </w:rPr>
+  </w:style>
+  <w:style w:type="paragraph" w:styleId="TM1">
+    <w:name w:val="toc 1"/>
+    <w:basedOn w:val="Normal"/>
+    <w:next w:val="Normal"/>
+    <w:autoRedefine/>
+    <w:uiPriority w:val="39"/>
+    <w:unhideWhenUsed/>
+    <w:rsid w:val="00422EE6"/>
+    <w:pPr>
+      <w:spacing w:after="100"/>
+    </w:pPr>
+  </w:style>
+  <w:style w:type="paragraph" w:styleId="En-tte">
+    <w:name w:val="header"/>
+    <w:basedOn w:val="Normal"/>
+    <w:link w:val="En-tteCar"/>
+    <w:uiPriority w:val="99"/>
+    <w:unhideWhenUsed/>
+    <w:rsid w:val="00761D7A"/>
+    <w:pPr>
+      <w:tabs>
+        <w:tab w:val="center" w:pos="4703"/>
+        <w:tab w:val="right" w:pos="9406"/>
+      </w:tabs>
+      <w:spacing w:line="240" w:lineRule="auto"/>
+    </w:pPr>
+  </w:style>
+  <w:style w:type="character" w:customStyle="1" w:styleId="En-tteCar">
+    <w:name w:val="En-tête Car"/>
+    <w:basedOn w:val="Policepardfaut"/>
+    <w:link w:val="En-tte"/>
+    <w:uiPriority w:val="99"/>
+    <w:rsid w:val="00761D7A"/>
+    <w:rPr>
+      <w:rFonts w:ascii="Times New Roman" w:eastAsia="Times New Roman" w:hAnsi="Times New Roman" w:cs="Times New Roman"/>
+      <w:kern w:val="0"/>
+      <w:sz w:val="24"/>
+      <w:szCs w:val="24"/>
+      <w:lang w:eastAsia="fr-CA"/>
+      <w14:ligatures w14:val="none"/>
+    </w:rPr>
+  </w:style>
+  <w:style w:type="paragraph" w:styleId="Pieddepage">
+    <w:name w:val="footer"/>
+    <w:basedOn w:val="Normal"/>
+    <w:link w:val="PieddepageCar"/>
+    <w:uiPriority w:val="99"/>
+    <w:unhideWhenUsed/>
+    <w:rsid w:val="00761D7A"/>
+    <w:pPr>
+      <w:tabs>
+        <w:tab w:val="center" w:pos="4703"/>
+        <w:tab w:val="right" w:pos="9406"/>
+      </w:tabs>
+      <w:spacing w:line="240" w:lineRule="auto"/>
+    </w:pPr>
+  </w:style>
+  <w:style w:type="character" w:customStyle="1" w:styleId="PieddepageCar">
+    <w:name w:val="Pied de page Car"/>
+    <w:basedOn w:val="Policepardfaut"/>
+    <w:link w:val="Pieddepage"/>
+    <w:uiPriority w:val="99"/>
+    <w:rsid w:val="00761D7A"/>
+    <w:rPr>
+      <w:rFonts w:ascii="Times New Roman" w:eastAsia="Times New Roman" w:hAnsi="Times New Roman" w:cs="Times New Roman"/>
+      <w:kern w:val="0"/>
+      <w:sz w:val="24"/>
+      <w:szCs w:val="24"/>
+      <w:lang w:eastAsia="fr-CA"/>
+      <w14:ligatures w14:val="none"/>
+    </w:rPr>
+  </w:style>
 </w:styles>
 </file>
 
@@ -3458,8 +7587,10 @@
   <w:rsids>
     <w:rsidRoot w:val="003962E7"/>
     <w:rsid w:val="001932A1"/>
+    <w:rsid w:val="001F4A60"/>
     <w:rsid w:val="003962E7"/>
     <w:rsid w:val="00500443"/>
+    <w:rsid w:val="005C4BA8"/>
     <w:rsid w:val="006A3C6C"/>
     <w:rsid w:val="00D861C1"/>
     <w:rsid w:val="00E70C50"/>
@@ -4262,4 +8393,16 @@
     </a:ext>
   </a:extLst>
 </a:theme>
+</file>
+
+<file path=customXml/item1.xml><?xml version="1.0" encoding="utf-8"?>
+<b:Sources xmlns:b="http://schemas.openxmlformats.org/officeDocument/2006/bibliography" xmlns="http://schemas.openxmlformats.org/officeDocument/2006/bibliography" SelectedStyle="\APASixthEditionOfficeOnline.xsl" StyleName="APA" Version="6"/>
+</file>
+
+<file path=customXml/itemProps1.xml><?xml version="1.0" encoding="utf-8"?>
+<ds:datastoreItem xmlns:ds="http://schemas.openxmlformats.org/officeDocument/2006/customXml" ds:itemID="{C3A3DFAB-82EA-47BD-BFC2-F60AEC7DA818}">
+  <ds:schemaRefs>
+    <ds:schemaRef ds:uri="http://schemas.openxmlformats.org/officeDocument/2006/bibliography"/>
+  </ds:schemaRefs>
+</ds:datastoreItem>
 </file>